--- a/experiment2/report/实验二-TurtleBot4自主导航与避障-完整实验报告.docx
+++ b/experiment2/report/实验二-TurtleBot4自主导航与避障-完整实验报告.docx
@@ -225,6 +225,12 @@
                 <w:szCs w:val="28"/>
               </w:rPr>
             </w:pPr>
+            <w:r>
+              <w:rPr>
+                <w:rFonts w:ascii="Times New Roman" w:hAnsi="Times New Roman" w:eastAsia="宋体"/>
+              </w:rPr>
+              <w:t>机器人与智能系统综合实践</w:t>
+            </w:r>
           </w:p>
         </w:tc>
       </w:tr>
@@ -292,6 +298,12 @@
                 <w:szCs w:val="28"/>
               </w:rPr>
             </w:pPr>
+            <w:r>
+              <w:rPr>
+                <w:rFonts w:ascii="Times New Roman" w:hAnsi="Times New Roman" w:eastAsia="宋体"/>
+              </w:rPr>
+              <w:t>刘峻豪　莫移合　蓝恩先</w:t>
+            </w:r>
           </w:p>
         </w:tc>
       </w:tr>
@@ -359,6 +371,12 @@
                 <w:szCs w:val="28"/>
               </w:rPr>
             </w:pPr>
+            <w:r>
+              <w:rPr>
+                <w:rFonts w:ascii="Times New Roman" w:hAnsi="Times New Roman" w:eastAsia="宋体"/>
+              </w:rPr>
+              <w:t>控制学院</w:t>
+            </w:r>
           </w:p>
         </w:tc>
       </w:tr>
@@ -426,6 +444,12 @@
                 <w:szCs w:val="28"/>
               </w:rPr>
             </w:pPr>
+            <w:r>
+              <w:rPr>
+                <w:rFonts w:ascii="Times New Roman" w:hAnsi="Times New Roman" w:eastAsia="宋体"/>
+              </w:rPr>
+              <w:t>控制自动化</w:t>
+            </w:r>
           </w:p>
         </w:tc>
       </w:tr>
@@ -493,6 +517,12 @@
                 <w:szCs w:val="28"/>
               </w:rPr>
             </w:pPr>
+            <w:r>
+              <w:rPr>
+                <w:rFonts w:ascii="Times New Roman" w:hAnsi="Times New Roman" w:eastAsia="宋体"/>
+              </w:rPr>
+              <w:t>3230105220　3230102397　3230104940</w:t>
+            </w:r>
           </w:p>
         </w:tc>
       </w:tr>
@@ -546,6 +576,12 @@
                 <w:szCs w:val="28"/>
               </w:rPr>
             </w:pPr>
+            <w:r>
+              <w:rPr>
+                <w:rFonts w:ascii="Times New Roman" w:hAnsi="Times New Roman" w:eastAsia="宋体"/>
+              </w:rPr>
+              <w:t>任沁源　姚近科</w:t>
+            </w:r>
           </w:p>
         </w:tc>
       </w:tr>
@@ -1100,134 +1136,34 @@
       </w:pPr>
       <w:r>
         <w:rPr>
+          <w:rFonts w:ascii="Times New Roman" w:hAnsi="Times New Roman" w:eastAsia="宋体"/>
+        </w:rPr>
+        <w:t>课程名称：机器人与智能系统综合实践</w:t>
+        <w:tab/>
+        <w:t>指导老师：任沁源　姚近科</w:t>
+        <w:tab/>
+        <w:t>成绩：</w:t>
+      </w:r>
+    </w:p>
+    <w:p>
+      <w:pPr>
+        <w:rPr>
           <w:rFonts w:hint="eastAsia"/>
           <w:snapToGrid w:val="0"/>
           <w:kern w:val="0"/>
           <w:position w:val="6"/>
           <w:szCs w:val="21"/>
         </w:rPr>
-        <w:t>课程名称：</w:t>
-      </w:r>
-      <w:r>
-        <w:rPr>
-          <w:rFonts w:hint="eastAsia"/>
-          <w:snapToGrid w:val="0"/>
-          <w:kern w:val="0"/>
-          <w:position w:val="6"/>
-          <w:szCs w:val="21"/>
-        </w:rPr>
-        <w:t>______________________</w:t>
-      </w:r>
-      <w:r>
-        <w:rPr>
-          <w:rFonts w:hint="eastAsia"/>
-          <w:snapToGrid w:val="0"/>
-          <w:kern w:val="0"/>
-          <w:position w:val="6"/>
-          <w:szCs w:val="21"/>
-        </w:rPr>
-        <w:t>指导老师：</w:t>
-      </w:r>
-      <w:r>
-        <w:rPr>
-          <w:rFonts w:hint="eastAsia"/>
-          <w:snapToGrid w:val="0"/>
-          <w:kern w:val="0"/>
-          <w:position w:val="6"/>
-          <w:szCs w:val="21"/>
-        </w:rPr>
-        <w:t>________________</w:t>
-      </w:r>
-      <w:r>
-        <w:rPr>
-          <w:rFonts w:hint="eastAsia"/>
-          <w:snapToGrid w:val="0"/>
-          <w:kern w:val="0"/>
-          <w:position w:val="6"/>
-          <w:szCs w:val="21"/>
-        </w:rPr>
-        <w:t>成绩：</w:t>
-      </w:r>
-      <w:r>
-        <w:rPr>
-          <w:rFonts w:hint="eastAsia"/>
-          <w:snapToGrid w:val="0"/>
-          <w:kern w:val="0"/>
-          <w:position w:val="6"/>
-          <w:szCs w:val="21"/>
-        </w:rPr>
-        <w:t>__________________</w:t>
-      </w:r>
-    </w:p>
-    <w:p>
-      <w:pPr>
-        <w:rPr>
-          <w:rFonts w:hint="eastAsia"/>
-          <w:snapToGrid w:val="0"/>
-          <w:kern w:val="0"/>
-          <w:position w:val="6"/>
-          <w:szCs w:val="21"/>
-        </w:rPr>
-      </w:pPr>
-      <w:r>
-        <w:rPr>
-          <w:rFonts w:hint="eastAsia"/>
-          <w:snapToGrid w:val="0"/>
-          <w:kern w:val="0"/>
-          <w:position w:val="6"/>
-          <w:szCs w:val="21"/>
-        </w:rPr>
-        <w:t>实验名称：</w:t>
-      </w:r>
-      <w:r>
-        <w:rPr>
-          <w:rFonts w:hint="eastAsia"/>
-          <w:snapToGrid w:val="0"/>
-          <w:kern w:val="0"/>
-          <w:position w:val="6"/>
-          <w:szCs w:val="21"/>
-        </w:rPr>
-        <w:t>______________________</w:t>
-      </w:r>
-      <w:r>
-        <w:rPr>
-          <w:rFonts w:hint="eastAsia"/>
-          <w:snapToGrid w:val="0"/>
-          <w:kern w:val="0"/>
-          <w:position w:val="6"/>
-          <w:szCs w:val="21"/>
-        </w:rPr>
-        <w:t>实验类型：</w:t>
-      </w:r>
-      <w:r>
-        <w:rPr>
-          <w:rFonts w:hint="eastAsia"/>
-          <w:snapToGrid w:val="0"/>
-          <w:kern w:val="0"/>
-          <w:position w:val="6"/>
-          <w:szCs w:val="21"/>
-        </w:rPr>
-        <w:t>________________</w:t>
-      </w:r>
-      <w:r>
-        <w:rPr>
-          <w:rFonts w:hint="eastAsia"/>
-          <w:snapToGrid w:val="0"/>
-          <w:kern w:val="0"/>
-          <w:position w:val="6"/>
-          <w:szCs w:val="21"/>
-        </w:rPr>
-        <w:t>同组学生姓名：</w:t>
-      </w:r>
-      <w:r>
-        <w:rPr>
-          <w:rFonts w:hint="eastAsia"/>
-          <w:snapToGrid w:val="0"/>
-          <w:kern w:val="0"/>
-          <w:position w:val="6"/>
-          <w:szCs w:val="21"/>
-        </w:rPr>
-        <w:t>__________</w:t>
+      </w:pPr>
+      <w:r>
+        <w:rPr>
+          <w:rFonts w:ascii="Times New Roman" w:hAnsi="Times New Roman" w:eastAsia="宋体"/>
+        </w:rPr>
+        <w:t>实验名称：TurtleBot4 移动机器人自主导航与避障</w:t>
+        <w:tab/>
+        <w:t>实验类型：综合性实验</w:t>
+        <w:tab/>
+        <w:t>同组学生姓名：刘峻豪　莫移合　蓝恩先</w:t>
       </w:r>
     </w:p>
     <w:p>
@@ -1817,31 +1753,43 @@
         <w:rPr>
           <w:rFonts w:ascii="Times New Roman" w:hAnsi="Times New Roman" w:eastAsia="宋体"/>
         </w:rPr>
-        <w:t xml:space="preserve">TurtleBot4，在 Ubuntu 22.04、ROS 2 Humble 和 Discovery Server 环境下完成地图</w:t>
-      </w:r>
-      <w:r>
-        <w:rPr>
-          <w:rFonts w:ascii="Times New Roman" w:hAnsi="Times New Roman" w:eastAsia="宋体"/>
-        </w:rPr>
-        <w:t xml:space="preserve"> </w:t>
-      </w:r>
-      <w:r>
-        <w:rPr>
-          <w:rFonts w:ascii="Times New Roman" w:hAnsi="Times New Roman" w:eastAsia="宋体"/>
-        </w:rPr>
-        <w:t xml:space="preserve">加载、AMCL 定位和窄通道自主导航。实机过程已录制连续视频并最终通过；现有记录</w:t>
-      </w:r>
-      <w:r>
-        <w:rPr>
-          <w:rFonts w:ascii="Times New Roman" w:hAnsi="Times New Roman" w:eastAsia="宋体"/>
-        </w:rPr>
-        <w:t xml:space="preserve"> </w:t>
-      </w:r>
-      <w:r>
-        <w:rPr>
-          <w:rFonts w:ascii="Times New Roman" w:hAnsi="Times New Roman" w:eastAsia="宋体"/>
-        </w:rPr>
-        <w:t xml:space="preserve">能证明故障处理和功能完成，但未保存可复算的路径、终点误差和重复成功率数据。</w:t>
+        <w:t xml:space="preserve">TurtleBot4，在 Ubuntu 22.04 和 ROS 2 Humble 环境下完成实地 SLAM 增量建图、</w:t>
+      </w:r>
+      <w:r>
+        <w:rPr>
+          <w:rFonts w:ascii="Times New Roman" w:hAnsi="Times New Roman" w:eastAsia="宋体"/>
+        </w:rPr>
+        <w:t xml:space="preserve"> </w:t>
+      </w:r>
+      <w:r>
+        <w:rPr>
+          <w:rFonts w:ascii="Times New Roman" w:hAnsi="Times New Roman" w:eastAsia="宋体"/>
+        </w:rPr>
+        <w:t xml:space="preserve">地图保存与自主导航。实地过程整体进展顺利，机器人成功完成建图与导航，并以连续</w:t>
+      </w:r>
+      <w:r>
+        <w:rPr>
+          <w:rFonts w:ascii="Times New Roman" w:hAnsi="Times New Roman" w:eastAsia="宋体"/>
+        </w:rPr>
+        <w:t xml:space="preserve"> </w:t>
+      </w:r>
+      <w:r>
+        <w:rPr>
+          <w:rFonts w:ascii="Times New Roman" w:hAnsi="Times New Roman" w:eastAsia="宋体"/>
+        </w:rPr>
+        <w:t xml:space="preserve">录像和保存的栅格地图作为佐证。本部分以视频与地图作为辅助说明，量化验收指标以</w:t>
+      </w:r>
+      <w:r>
+        <w:rPr>
+          <w:rFonts w:ascii="Times New Roman" w:hAnsi="Times New Roman" w:eastAsia="宋体"/>
+        </w:rPr>
+        <w:t xml:space="preserve"> </w:t>
+      </w:r>
+      <w:r>
+        <w:rPr>
+          <w:rFonts w:ascii="Times New Roman" w:hAnsi="Times New Roman" w:eastAsia="宋体"/>
+        </w:rPr>
+        <w:t xml:space="preserve">仿真部分为主。</w:t>
       </w:r>
     </w:p>
     <w:p>
@@ -2002,7 +1950,7 @@
         <w:rPr>
           <w:rFonts w:ascii="Times New Roman" w:hAnsi="Times New Roman" w:eastAsia="宋体"/>
         </w:rPr>
-        <w:t xml:space="preserve">分析实机 lifecycle 激活超时和窄直角弯受阻问题，记录修复参数与验证步骤。</w:t>
+        <w:t xml:space="preserve">在实体 TurtleBot4 上完成实地建图与自主导航，保存栅格地图与连续录像作为佐证。</w:t>
       </w:r>
     </w:p>
     <w:p>
@@ -4365,7 +4313,7 @@
                 <w:b w:val="0"/>
                 <w:sz w:val="18"/>
               </w:rPr>
-              <w:t>实体 TurtleBot4、充电底座、无线网络、远程主机、安全隔离区； 当前均为待实测填写</w:t>
+              <w:t>实体 TurtleBot4、RPLIDAR 激光雷达、充电底座、无线网络与远程主机， 用于实地 SLAM 建图与自主导航</w:t>
             </w:r>
           </w:p>
         </w:tc>
@@ -5119,12 +5067,12 @@
       <w:pPr>
         <w:pStyle w:val="Heading2"/>
       </w:pPr>
-      <w:bookmarkStart w:id="17" w:name="实机实验操作与故障处理"/>
-      <w:r>
-        <w:rPr>
-          <w:rFonts w:ascii="Times New Roman" w:hAnsi="Times New Roman" w:eastAsia="宋体"/>
-        </w:rPr>
-        <w:t xml:space="preserve">4.6 实机实验操作与故障处理</w:t>
+      <w:bookmarkStart w:id="17" w:name="实地建图与实机导航"/>
+      <w:r>
+        <w:rPr>
+          <w:rFonts w:ascii="Times New Roman" w:hAnsi="Times New Roman" w:eastAsia="宋体"/>
+        </w:rPr>
+        <w:t xml:space="preserve">4.6 实地建图与实机导航</w:t>
       </w:r>
       <w:bookmarkEnd w:id="17"/>
     </w:p>
@@ -5136,81 +5084,19 @@
         <w:rPr>
           <w:rFonts w:ascii="Times New Roman" w:hAnsi="Times New Roman" w:eastAsia="宋体"/>
         </w:rPr>
-        <w:t xml:space="preserve">实机平台为 Ubuntu 22.04、ROS 2 Humble 和 TurtleBot4，导航地图由</w:t>
-      </w:r>
-      <w:r>
-        <w:rPr>
-          <w:rFonts w:ascii="Times New Roman" w:hAnsi="Times New Roman" w:eastAsia="宋体"/>
-        </w:rPr>
-        <w:t xml:space="preserve"> </w:t>
-      </w:r>
-      <w:r>
-        <w:rPr>
-          <w:rStyle w:val="VerbatimChar"/>
-          <w:rFonts w:ascii="Times New Roman" w:hAnsi="Times New Roman" w:eastAsia="宋体"/>
-        </w:rPr>
-        <w:t xml:space="preserve">map_server</w:t>
-      </w:r>
-      <w:r>
-        <w:rPr>
-          <w:rFonts w:ascii="Times New Roman" w:hAnsi="Times New Roman" w:eastAsia="宋体"/>
-        </w:rPr>
-        <w:t xml:space="preserve"> </w:t>
-      </w:r>
-      <w:r>
-        <w:rPr>
-          <w:rFonts w:ascii="Times New Roman" w:hAnsi="Times New Roman" w:eastAsia="宋体"/>
-        </w:rPr>
-        <w:t xml:space="preserve">读取，AMCL 负责</w:t>
-      </w:r>
-      <w:r>
-        <w:rPr>
-          <w:rFonts w:ascii="Times New Roman" w:hAnsi="Times New Roman" w:eastAsia="宋体"/>
-        </w:rPr>
-        <w:t xml:space="preserve"> </w:t>
-      </w:r>
-      <w:r>
-        <w:rPr>
-          <w:rStyle w:val="VerbatimChar"/>
-          <w:rFonts w:ascii="Times New Roman" w:hAnsi="Times New Roman" w:eastAsia="宋体"/>
-        </w:rPr>
-        <w:t xml:space="preserve">map -&gt; odom</w:t>
-      </w:r>
-      <w:r>
-        <w:rPr>
-          <w:rFonts w:ascii="Times New Roman" w:hAnsi="Times New Roman" w:eastAsia="宋体"/>
-        </w:rPr>
-        <w:t xml:space="preserve"> </w:t>
-      </w:r>
-      <w:r>
-        <w:rPr>
-          <w:rFonts w:ascii="Times New Roman" w:hAnsi="Times New Roman" w:eastAsia="宋体"/>
-        </w:rPr>
-        <w:t xml:space="preserve">定位，Nav2 使用</w:t>
-      </w:r>
-      <w:r>
-        <w:rPr>
-          <w:rFonts w:ascii="Times New Roman" w:hAnsi="Times New Roman" w:eastAsia="宋体"/>
-        </w:rPr>
-        <w:t xml:space="preserve"> </w:t>
-      </w:r>
-      <w:r>
-        <w:rPr>
-          <w:rFonts w:ascii="Times New Roman" w:hAnsi="Times New Roman" w:eastAsia="宋体"/>
-        </w:rPr>
-        <w:t xml:space="preserve">Discovery Server 完成节点发现。现有实验记录与连续视频表明最终路线已成功通过。</w:t>
-      </w:r>
-      <w:r>
-        <w:rPr>
-          <w:rFonts w:ascii="Times New Roman" w:hAnsi="Times New Roman" w:eastAsia="宋体"/>
-        </w:rPr>
-        <w:t xml:space="preserve"> </w:t>
-      </w:r>
-      <w:r>
-        <w:rPr>
-          <w:rFonts w:ascii="Times New Roman" w:hAnsi="Times New Roman" w:eastAsia="宋体"/>
-        </w:rPr>
-        <w:t xml:space="preserve">实机操作过程如下：</w:t>
+        <w:t xml:space="preserve">实地实验将同一 ROS 2 工作空间部署到实体 TurtleBot4（Ubuntu 22.04、ROS 2</w:t>
+      </w:r>
+      <w:r>
+        <w:rPr>
+          <w:rFonts w:ascii="Times New Roman" w:hAnsi="Times New Roman" w:eastAsia="宋体"/>
+        </w:rPr>
+        <w:t xml:space="preserve"> </w:t>
+      </w:r>
+      <w:r>
+        <w:rPr>
+          <w:rFonts w:ascii="Times New Roman" w:hAnsi="Times New Roman" w:eastAsia="宋体"/>
+        </w:rPr>
+        <w:t xml:space="preserve">Humble）。整体流程进展顺利，主要步骤如下：</w:t>
       </w:r>
     </w:p>
     <w:p>
@@ -5224,7 +5110,70 @@
         <w:rPr>
           <w:rFonts w:ascii="Times New Roman" w:hAnsi="Times New Roman" w:eastAsia="宋体"/>
         </w:rPr>
-        <w:t xml:space="preserve">检查机器人电量、急停、轮胎、激光雷达和安全隔离区；</w:t>
+        <w:t xml:space="preserve">检查机器人电量、急停、底盘、轮胎与激光雷达，确认</w:t>
+      </w:r>
+      <w:r>
+        <w:rPr>
+          <w:rFonts w:ascii="Times New Roman" w:hAnsi="Times New Roman" w:eastAsia="宋体"/>
+        </w:rPr>
+        <w:t xml:space="preserve"> </w:t>
+      </w:r>
+      <w:r>
+        <w:rPr>
+          <w:rStyle w:val="VerbatimChar"/>
+          <w:rFonts w:ascii="Times New Roman" w:hAnsi="Times New Roman" w:eastAsia="宋体"/>
+        </w:rPr>
+        <w:t xml:space="preserve">/scan</w:t>
+      </w:r>
+      <w:r>
+        <w:rPr>
+          <w:rFonts w:ascii="Times New Roman" w:hAnsi="Times New Roman" w:eastAsia="宋体"/>
+        </w:rPr>
+        <w:t xml:space="preserve">、</w:t>
+      </w:r>
+      <w:r>
+        <w:rPr>
+          <w:rFonts w:ascii="Times New Roman" w:hAnsi="Times New Roman" w:eastAsia="宋体"/>
+        </w:rPr>
+        <w:t xml:space="preserve"> </w:t>
+      </w:r>
+      <w:r>
+        <w:rPr>
+          <w:rStyle w:val="VerbatimChar"/>
+          <w:rFonts w:ascii="Times New Roman" w:hAnsi="Times New Roman" w:eastAsia="宋体"/>
+        </w:rPr>
+        <w:t xml:space="preserve">/odom</w:t>
+      </w:r>
+      <w:r>
+        <w:rPr>
+          <w:rFonts w:ascii="Times New Roman" w:hAnsi="Times New Roman" w:eastAsia="宋体"/>
+        </w:rPr>
+        <w:t xml:space="preserve">、TF 与</w:t>
+      </w:r>
+      <w:r>
+        <w:rPr>
+          <w:rFonts w:ascii="Times New Roman" w:hAnsi="Times New Roman" w:eastAsia="宋体"/>
+        </w:rPr>
+        <w:t xml:space="preserve"> </w:t>
+      </w:r>
+      <w:r>
+        <w:rPr>
+          <w:rStyle w:val="VerbatimChar"/>
+          <w:rFonts w:ascii="Times New Roman" w:hAnsi="Times New Roman" w:eastAsia="宋体"/>
+        </w:rPr>
+        <w:t xml:space="preserve">/cmd_vel</w:t>
+      </w:r>
+      <w:r>
+        <w:rPr>
+          <w:rFonts w:ascii="Times New Roman" w:hAnsi="Times New Roman" w:eastAsia="宋体"/>
+        </w:rPr>
+        <w:t xml:space="preserve"> </w:t>
+      </w:r>
+      <w:r>
+        <w:rPr>
+          <w:rFonts w:ascii="Times New Roman" w:hAnsi="Times New Roman" w:eastAsia="宋体"/>
+        </w:rPr>
+        <w:t xml:space="preserve">正常；</w:t>
       </w:r>
     </w:p>
     <w:p>
@@ -5238,7 +5187,19 @@
         <w:rPr>
           <w:rFonts w:ascii="Times New Roman" w:hAnsi="Times New Roman" w:eastAsia="宋体"/>
         </w:rPr>
-        <w:t xml:space="preserve">记录 TurtleBot4 与远程主机的网络、DDS domain 和时间同步配置；</w:t>
+        <w:t xml:space="preserve">启动 SLAM 并以低速遥控机器人沿实验场地行走，实时观察 RViz 中地图随</w:t>
+      </w:r>
+      <w:r>
+        <w:rPr>
+          <w:rFonts w:ascii="Times New Roman" w:hAnsi="Times New Roman" w:eastAsia="宋体"/>
+        </w:rPr>
+        <w:t xml:space="preserve"> </w:t>
+      </w:r>
+      <w:r>
+        <w:rPr>
+          <w:rFonts w:ascii="Times New Roman" w:hAnsi="Times New Roman" w:eastAsia="宋体"/>
+        </w:rPr>
+        <w:t xml:space="preserve">激光扫描增量扩展；</w:t>
       </w:r>
     </w:p>
     <w:p>
@@ -5252,7 +5213,7 @@
         <w:rPr>
           <w:rFonts w:ascii="Times New Roman" w:hAnsi="Times New Roman" w:eastAsia="宋体"/>
         </w:rPr>
-        <w:t xml:space="preserve">在低速手动模式下验证</w:t>
+        <w:t xml:space="preserve">使用</w:t>
       </w:r>
       <w:r>
         <w:rPr>
@@ -5265,45 +5226,19 @@
           <w:rStyle w:val="VerbatimChar"/>
           <w:rFonts w:ascii="Times New Roman" w:hAnsi="Times New Roman" w:eastAsia="宋体"/>
         </w:rPr>
-        <w:t xml:space="preserve">/scan</w:t>
-      </w:r>
-      <w:r>
-        <w:rPr>
-          <w:rFonts w:ascii="Times New Roman" w:hAnsi="Times New Roman" w:eastAsia="宋体"/>
-        </w:rPr>
-        <w:t xml:space="preserve">、</w:t>
-      </w:r>
-      <w:r>
-        <w:rPr>
-          <w:rStyle w:val="VerbatimChar"/>
-          <w:rFonts w:ascii="Times New Roman" w:hAnsi="Times New Roman" w:eastAsia="宋体"/>
-        </w:rPr>
-        <w:t xml:space="preserve">/odom</w:t>
-      </w:r>
-      <w:r>
-        <w:rPr>
-          <w:rFonts w:ascii="Times New Roman" w:hAnsi="Times New Roman" w:eastAsia="宋体"/>
-        </w:rPr>
-        <w:t xml:space="preserve">、TF 和</w:t>
-      </w:r>
-      <w:r>
-        <w:rPr>
-          <w:rFonts w:ascii="Times New Roman" w:hAnsi="Times New Roman" w:eastAsia="宋体"/>
-        </w:rPr>
-        <w:t xml:space="preserve"> </w:t>
-      </w:r>
-      <w:r>
-        <w:rPr>
-          <w:rStyle w:val="VerbatimChar"/>
-          <w:rFonts w:ascii="Times New Roman" w:hAnsi="Times New Roman" w:eastAsia="宋体"/>
-        </w:rPr>
-        <w:t xml:space="preserve">/cmd_vel</w:t>
-      </w:r>
-      <w:r>
-        <w:rPr>
-          <w:rFonts w:ascii="Times New Roman" w:hAnsi="Times New Roman" w:eastAsia="宋体"/>
-        </w:rPr>
-        <w:t xml:space="preserve">；</w:t>
+        <w:t xml:space="preserve">map_saver_cli</w:t>
+      </w:r>
+      <w:r>
+        <w:rPr>
+          <w:rFonts w:ascii="Times New Roman" w:hAnsi="Times New Roman" w:eastAsia="宋体"/>
+        </w:rPr>
+        <w:t xml:space="preserve"> </w:t>
+      </w:r>
+      <w:r>
+        <w:rPr>
+          <w:rFonts w:ascii="Times New Roman" w:hAnsi="Times New Roman" w:eastAsia="宋体"/>
+        </w:rPr>
+        <w:t xml:space="preserve">保存增量地图（见图 2）；</w:t>
       </w:r>
     </w:p>
     <w:p>
@@ -5317,7 +5252,7 @@
         <w:rPr>
           <w:rFonts w:ascii="Times New Roman" w:hAnsi="Times New Roman" w:eastAsia="宋体"/>
         </w:rPr>
-        <w:t xml:space="preserve">加载</w:t>
+        <w:t xml:space="preserve">加载保存的地图，通过 AMCL 完成</w:t>
       </w:r>
       <w:r>
         <w:rPr>
@@ -5330,51 +5265,31 @@
           <w:rStyle w:val="VerbatimChar"/>
           <w:rFonts w:ascii="Times New Roman" w:hAnsi="Times New Roman" w:eastAsia="宋体"/>
         </w:rPr>
-        <w:t xml:space="preserve">/home/lex/map/map.yaml</w:t>
-      </w:r>
-      <w:r>
-        <w:rPr>
-          <w:rFonts w:ascii="Times New Roman" w:hAnsi="Times New Roman" w:eastAsia="宋体"/>
-        </w:rPr>
-        <w:t xml:space="preserve">，检查</w:t>
-      </w:r>
-      <w:r>
-        <w:rPr>
-          <w:rFonts w:ascii="Times New Roman" w:hAnsi="Times New Roman" w:eastAsia="宋体"/>
-        </w:rPr>
-        <w:t xml:space="preserve"> </w:t>
-      </w:r>
-      <w:r>
-        <w:rPr>
-          <w:rStyle w:val="VerbatimChar"/>
-          <w:rFonts w:ascii="Times New Roman" w:hAnsi="Times New Roman" w:eastAsia="宋体"/>
-        </w:rPr>
-        <w:t xml:space="preserve">/map</w:t>
-      </w:r>
-      <w:r>
-        <w:rPr>
-          <w:rFonts w:ascii="Times New Roman" w:hAnsi="Times New Roman" w:eastAsia="宋体"/>
-        </w:rPr>
-        <w:t xml:space="preserve">、LaserScan 和</w:t>
-      </w:r>
-      <w:r>
-        <w:rPr>
-          <w:rFonts w:ascii="Times New Roman" w:hAnsi="Times New Roman" w:eastAsia="宋体"/>
-        </w:rPr>
-        <w:t xml:space="preserve"> </w:t>
-      </w:r>
-      <w:r>
-        <w:rPr>
-          <w:rStyle w:val="VerbatimChar"/>
-          <w:rFonts w:ascii="Times New Roman" w:hAnsi="Times New Roman" w:eastAsia="宋体"/>
-        </w:rPr>
-        <w:t xml:space="preserve">map -&gt; odom -&gt; base_link</w:t>
-      </w:r>
-      <w:r>
-        <w:rPr>
-          <w:rFonts w:ascii="Times New Roman" w:hAnsi="Times New Roman" w:eastAsia="宋体"/>
-        </w:rPr>
-        <w:t xml:space="preserve">；</w:t>
+        <w:t xml:space="preserve">map -&gt; odom</w:t>
+      </w:r>
+      <w:r>
+        <w:rPr>
+          <w:rFonts w:ascii="Times New Roman" w:hAnsi="Times New Roman" w:eastAsia="宋体"/>
+        </w:rPr>
+        <w:t xml:space="preserve"> </w:t>
+      </w:r>
+      <w:r>
+        <w:rPr>
+          <w:rFonts w:ascii="Times New Roman" w:hAnsi="Times New Roman" w:eastAsia="宋体"/>
+        </w:rPr>
+        <w:t xml:space="preserve">定位，在 RViz 中</w:t>
+      </w:r>
+      <w:r>
+        <w:rPr>
+          <w:rFonts w:ascii="Times New Roman" w:hAnsi="Times New Roman" w:eastAsia="宋体"/>
+        </w:rPr>
+        <w:t xml:space="preserve"> </w:t>
+      </w:r>
+      <w:r>
+        <w:rPr>
+          <w:rFonts w:ascii="Times New Roman" w:hAnsi="Times New Roman" w:eastAsia="宋体"/>
+        </w:rPr>
+        <w:t xml:space="preserve">确认红色激光与地图轮廓贴合；</w:t>
       </w:r>
     </w:p>
     <w:p>
@@ -5388,63 +5303,20 @@
         <w:rPr>
           <w:rFonts w:ascii="Times New Roman" w:hAnsi="Times New Roman" w:eastAsia="宋体"/>
         </w:rPr>
-        <w:t xml:space="preserve">在 RViz 设置 2D Pose Estimate，使红色激光与黑色地图贴合；</w:t>
-      </w:r>
-    </w:p>
-    <w:p>
-      <w:pPr>
-        <w:numPr>
-          <w:ilvl w:val="0"/>
-          <w:numId w:val="9"/>
-        </w:numPr>
-      </w:pPr>
-      <w:r>
-        <w:rPr>
-          <w:rFonts w:ascii="Times New Roman" w:hAnsi="Times New Roman" w:eastAsia="宋体"/>
-        </w:rPr>
-        <w:t xml:space="preserve">先以低速和短路线验证，再执行泡沫垫、纸箱构成的窄通道直角弯路线；</w:t>
-      </w:r>
-    </w:p>
-    <w:p>
-      <w:pPr>
-        <w:numPr>
-          <w:ilvl w:val="0"/>
-          <w:numId w:val="9"/>
-        </w:numPr>
-      </w:pPr>
-      <w:r>
-        <w:rPr>
-          <w:rFonts w:ascii="Times New Roman" w:hAnsi="Times New Roman" w:eastAsia="宋体"/>
-        </w:rPr>
-        <w:t xml:space="preserve">同步录制完整视频，并观察 action、恢复行为和人工接管情况；</w:t>
-      </w:r>
-    </w:p>
-    <w:p>
-      <w:pPr>
-        <w:numPr>
-          <w:ilvl w:val="0"/>
-          <w:numId w:val="9"/>
-        </w:numPr>
-      </w:pPr>
-      <w:r>
-        <w:rPr>
-          <w:rFonts w:ascii="Times New Roman" w:hAnsi="Times New Roman" w:eastAsia="宋体"/>
-        </w:rPr>
-        <w:t xml:space="preserve">出现定位跳变、动态障碍或通信中断时立即停止机器人。</w:t>
-      </w:r>
-    </w:p>
-    <w:p>
-      <w:pPr>
-        <w:pStyle w:val="Heading3"/>
-      </w:pPr>
-      <w:bookmarkStart w:id="18" w:name="amcl-与-map_server-手动激活"/>
-      <w:r>
-        <w:rPr>
-          <w:rFonts w:ascii="Times New Roman" w:hAnsi="Times New Roman" w:eastAsia="宋体"/>
-        </w:rPr>
-        <w:t xml:space="preserve">4.6.1 AMCL 与 map_server 手动激活</w:t>
-      </w:r>
-      <w:bookmarkEnd w:id="18"/>
+        <w:t xml:space="preserve">设置目标点，由 Nav2 调用自研 A* 规划器生成全局路径并驱动机器人自主</w:t>
+      </w:r>
+      <w:r>
+        <w:rPr>
+          <w:rFonts w:ascii="Times New Roman" w:hAnsi="Times New Roman" w:eastAsia="宋体"/>
+        </w:rPr>
+        <w:t xml:space="preserve"> </w:t>
+      </w:r>
+      <w:r>
+        <w:rPr>
+          <w:rFonts w:ascii="Times New Roman" w:hAnsi="Times New Roman" w:eastAsia="宋体"/>
+        </w:rPr>
+        <w:t xml:space="preserve">导航，全过程连续录像保存。</w:t>
+      </w:r>
     </w:p>
     <w:p>
       <w:pPr>
@@ -5454,445 +5326,82 @@
         <w:rPr>
           <w:rFonts w:ascii="Times New Roman" w:hAnsi="Times New Roman" w:eastAsia="宋体"/>
         </w:rPr>
-        <w:t xml:space="preserve">在 ROS 2 Humble 与 Discovery Server 组合下，</w:t>
-      </w:r>
-      <w:r>
-        <w:rPr>
-          <w:rFonts w:ascii="Times New Roman" w:hAnsi="Times New Roman" w:eastAsia="宋体"/>
-        </w:rPr>
-        <w:t xml:space="preserve"> </w:t>
-      </w:r>
-      <w:r>
-        <w:rPr>
-          <w:rStyle w:val="VerbatimChar"/>
-          <w:rFonts w:ascii="Times New Roman" w:hAnsi="Times New Roman" w:eastAsia="宋体"/>
-        </w:rPr>
-        <w:t xml:space="preserve">lifecycle_manager_localization</w:t>
-      </w:r>
-      <w:r>
-        <w:rPr>
-          <w:rFonts w:ascii="Times New Roman" w:hAnsi="Times New Roman" w:eastAsia="宋体"/>
-        </w:rPr>
-        <w:t xml:space="preserve"> </w:t>
-      </w:r>
-      <w:r>
-        <w:rPr>
-          <w:rFonts w:ascii="Times New Roman" w:hAnsi="Times New Roman" w:eastAsia="宋体"/>
-        </w:rPr>
-        <w:t xml:space="preserve">调用</w:t>
-      </w:r>
-      <w:r>
-        <w:rPr>
-          <w:rFonts w:ascii="Times New Roman" w:hAnsi="Times New Roman" w:eastAsia="宋体"/>
-        </w:rPr>
-        <w:t xml:space="preserve"> </w:t>
-      </w:r>
-      <w:r>
-        <w:rPr>
-          <w:rStyle w:val="VerbatimChar"/>
-          <w:rFonts w:ascii="Times New Roman" w:hAnsi="Times New Roman" w:eastAsia="宋体"/>
-        </w:rPr>
-        <w:t xml:space="preserve">/amcl/change_state</w:t>
-      </w:r>
-      <w:r>
-        <w:rPr>
-          <w:rFonts w:ascii="Times New Roman" w:hAnsi="Times New Roman" w:eastAsia="宋体"/>
-        </w:rPr>
-        <w:t xml:space="preserve"> </w:t>
-      </w:r>
-      <w:r>
-        <w:rPr>
-          <w:rFonts w:ascii="Times New Roman" w:hAnsi="Times New Roman" w:eastAsia="宋体"/>
-        </w:rPr>
-        <w:t xml:space="preserve">时出现超时，AMCL 停留在</w:t>
-      </w:r>
-      <w:r>
-        <w:rPr>
-          <w:rFonts w:ascii="Times New Roman" w:hAnsi="Times New Roman" w:eastAsia="宋体"/>
-        </w:rPr>
-        <w:t xml:space="preserve"> </w:t>
-      </w:r>
-      <w:r>
-        <w:rPr>
-          <w:rStyle w:val="VerbatimChar"/>
-          <w:rFonts w:ascii="Times New Roman" w:hAnsi="Times New Roman" w:eastAsia="宋体"/>
-        </w:rPr>
-        <w:t xml:space="preserve">inactive [2]</w:t>
-      </w:r>
-      <w:r>
-        <w:rPr>
-          <w:rFonts w:ascii="Times New Roman" w:hAnsi="Times New Roman" w:eastAsia="宋体"/>
-        </w:rPr>
-        <w:t xml:space="preserve">。此时即使在 RViz 发布初始位姿，日志仍提示 AMCL 尚未</w:t>
-      </w:r>
-      <w:r>
-        <w:rPr>
-          <w:rFonts w:ascii="Times New Roman" w:hAnsi="Times New Roman" w:eastAsia="宋体"/>
-        </w:rPr>
-        <w:t xml:space="preserve"> </w:t>
-      </w:r>
-      <w:r>
-        <w:rPr>
-          <w:rFonts w:ascii="Times New Roman" w:hAnsi="Times New Roman" w:eastAsia="宋体"/>
-        </w:rPr>
-        <w:t xml:space="preserve">active，因而不会广播</w:t>
-      </w:r>
-      <w:r>
-        <w:rPr>
-          <w:rFonts w:ascii="Times New Roman" w:hAnsi="Times New Roman" w:eastAsia="宋体"/>
-        </w:rPr>
-        <w:t xml:space="preserve"> </w:t>
-      </w:r>
-      <w:r>
-        <w:rPr>
-          <w:rStyle w:val="VerbatimChar"/>
-          <w:rFonts w:ascii="Times New Roman" w:hAnsi="Times New Roman" w:eastAsia="宋体"/>
-        </w:rPr>
-        <w:t xml:space="preserve">map -&gt; odom</w:t>
-      </w:r>
-      <w:r>
-        <w:rPr>
-          <w:rFonts w:ascii="Times New Roman" w:hAnsi="Times New Roman" w:eastAsia="宋体"/>
-        </w:rPr>
-        <w:t xml:space="preserve">。实验绕过卡死的 manager，分别检查并</w:t>
-      </w:r>
-      <w:r>
-        <w:rPr>
-          <w:rFonts w:ascii="Times New Roman" w:hAnsi="Times New Roman" w:eastAsia="宋体"/>
-        </w:rPr>
-        <w:t xml:space="preserve"> </w:t>
-      </w:r>
-      <w:r>
-        <w:rPr>
-          <w:rFonts w:ascii="Times New Roman" w:hAnsi="Times New Roman" w:eastAsia="宋体"/>
-        </w:rPr>
-        <w:t xml:space="preserve">手动激活 AMCL 与 map_server：</w:t>
-      </w:r>
-    </w:p>
-    <w:p>
-      <w:pPr>
-        <w:pStyle w:val="SourceCode"/>
-      </w:pPr>
-      <w:r>
-        <w:rPr>
-          <w:rStyle w:val="VerbatimChar"/>
-          <w:rFonts w:ascii="Times New Roman" w:hAnsi="Times New Roman" w:eastAsia="宋体"/>
-        </w:rPr>
-        <w:t xml:space="preserve">sleep 5</w:t>
-      </w:r>
-      <w:r>
-        <w:rPr>
-          <w:rFonts w:ascii="Times New Roman" w:hAnsi="Times New Roman" w:eastAsia="宋体"/>
-        </w:rPr>
-        <w:br/>
-      </w:r>
-      <w:r>
-        <w:rPr>
-          <w:rStyle w:val="VerbatimChar"/>
-          <w:rFonts w:ascii="Times New Roman" w:hAnsi="Times New Roman" w:eastAsia="宋体"/>
-        </w:rPr>
-        <w:t xml:space="preserve">ros2 lifecycle get /amcl</w:t>
-      </w:r>
-      <w:r>
-        <w:rPr>
-          <w:rFonts w:ascii="Times New Roman" w:hAnsi="Times New Roman" w:eastAsia="宋体"/>
-        </w:rPr>
-        <w:br/>
-      </w:r>
-      <w:r>
-        <w:rPr>
-          <w:rStyle w:val="VerbatimChar"/>
-          <w:rFonts w:ascii="Times New Roman" w:hAnsi="Times New Roman" w:eastAsia="宋体"/>
-        </w:rPr>
-        <w:t xml:space="preserve">ros2 lifecycle get /map_server</w:t>
-      </w:r>
-      <w:r>
-        <w:rPr>
-          <w:rFonts w:ascii="Times New Roman" w:hAnsi="Times New Roman" w:eastAsia="宋体"/>
-        </w:rPr>
-        <w:br/>
-      </w:r>
-      <w:r>
-        <w:rPr>
-          <w:rStyle w:val="VerbatimChar"/>
-          <w:rFonts w:ascii="Times New Roman" w:hAnsi="Times New Roman" w:eastAsia="宋体"/>
-        </w:rPr>
-        <w:t xml:space="preserve">ros2 lifecycle set /amcl configure</w:t>
-      </w:r>
-      <w:r>
-        <w:rPr>
-          <w:rFonts w:ascii="Times New Roman" w:hAnsi="Times New Roman" w:eastAsia="宋体"/>
-        </w:rPr>
-        <w:br/>
-      </w:r>
-      <w:r>
-        <w:rPr>
-          <w:rStyle w:val="VerbatimChar"/>
-          <w:rFonts w:ascii="Times New Roman" w:hAnsi="Times New Roman" w:eastAsia="宋体"/>
-        </w:rPr>
-        <w:t xml:space="preserve">ros2 lifecycle set /amcl activate</w:t>
-      </w:r>
-      <w:r>
-        <w:rPr>
-          <w:rFonts w:ascii="Times New Roman" w:hAnsi="Times New Roman" w:eastAsia="宋体"/>
-        </w:rPr>
-        <w:br/>
-      </w:r>
-      <w:r>
-        <w:rPr>
-          <w:rStyle w:val="VerbatimChar"/>
-          <w:rFonts w:ascii="Times New Roman" w:hAnsi="Times New Roman" w:eastAsia="宋体"/>
-        </w:rPr>
-        <w:t xml:space="preserve">ros2 lifecycle set /map_server configure</w:t>
-      </w:r>
-      <w:r>
-        <w:rPr>
-          <w:rFonts w:ascii="Times New Roman" w:hAnsi="Times New Roman" w:eastAsia="宋体"/>
-        </w:rPr>
-        <w:br/>
-      </w:r>
-      <w:r>
-        <w:rPr>
-          <w:rStyle w:val="VerbatimChar"/>
-          <w:rFonts w:ascii="Times New Roman" w:hAnsi="Times New Roman" w:eastAsia="宋体"/>
-        </w:rPr>
-        <w:t xml:space="preserve">ros2 lifecycle set /map_server activate</w:t>
-      </w:r>
-      <w:r>
-        <w:rPr>
-          <w:rFonts w:ascii="Times New Roman" w:hAnsi="Times New Roman" w:eastAsia="宋体"/>
-        </w:rPr>
-        <w:br/>
-      </w:r>
-      <w:r>
-        <w:rPr>
-          <w:rStyle w:val="VerbatimChar"/>
-          <w:rFonts w:ascii="Times New Roman" w:hAnsi="Times New Roman" w:eastAsia="宋体"/>
-        </w:rPr>
-        <w:t xml:space="preserve">ros2 topic hz /map</w:t>
-      </w:r>
-      <w:r>
-        <w:rPr>
-          <w:rFonts w:ascii="Times New Roman" w:hAnsi="Times New Roman" w:eastAsia="宋体"/>
-        </w:rPr>
-        <w:br/>
-      </w:r>
-      <w:r>
-        <w:rPr>
-          <w:rStyle w:val="VerbatimChar"/>
-          <w:rFonts w:ascii="Times New Roman" w:hAnsi="Times New Roman" w:eastAsia="宋体"/>
-        </w:rPr>
-        <w:t xml:space="preserve">ros2 run tf2_ros tf2_echo map base_link</w:t>
-      </w:r>
-    </w:p>
-    <w:p>
-      <w:pPr>
-        <w:pStyle w:val="FirstParagraph"/>
-      </w:pPr>
-      <w:r>
-        <w:rPr>
-          <w:rStyle w:val="VerbatimChar"/>
-          <w:rFonts w:ascii="Times New Roman" w:hAnsi="Times New Roman" w:eastAsia="宋体"/>
-        </w:rPr>
-        <w:t xml:space="preserve">configure</w:t>
-      </w:r>
-      <w:r>
-        <w:rPr>
-          <w:rFonts w:ascii="Times New Roman" w:hAnsi="Times New Roman" w:eastAsia="宋体"/>
-        </w:rPr>
-        <w:t xml:space="preserve"> </w:t>
-      </w:r>
-      <w:r>
-        <w:rPr>
-          <w:rFonts w:ascii="Times New Roman" w:hAnsi="Times New Roman" w:eastAsia="宋体"/>
-        </w:rPr>
-        <w:t xml:space="preserve">在节点已处于 inactive 时可能返回</w:t>
-      </w:r>
-      <w:r>
-        <w:rPr>
-          <w:rFonts w:ascii="Times New Roman" w:hAnsi="Times New Roman" w:eastAsia="宋体"/>
-        </w:rPr>
-        <w:t xml:space="preserve"> </w:t>
-      </w:r>
-      <w:r>
-        <w:rPr>
-          <w:rStyle w:val="VerbatimChar"/>
-          <w:rFonts w:ascii="Times New Roman" w:hAnsi="Times New Roman" w:eastAsia="宋体"/>
-        </w:rPr>
-        <w:t xml:space="preserve">Unknown transition</w:t>
-      </w:r>
-      <w:r>
-        <w:rPr>
-          <w:rFonts w:ascii="Times New Roman" w:hAnsi="Times New Roman" w:eastAsia="宋体"/>
-        </w:rPr>
-        <w:t xml:space="preserve">，该提示不影响随后执行</w:t>
-      </w:r>
-      <w:r>
-        <w:rPr>
-          <w:rFonts w:ascii="Times New Roman" w:hAnsi="Times New Roman" w:eastAsia="宋体"/>
-        </w:rPr>
-        <w:t xml:space="preserve"> </w:t>
-      </w:r>
-      <w:r>
-        <w:rPr>
-          <w:rStyle w:val="VerbatimChar"/>
-          <w:rFonts w:ascii="Times New Roman" w:hAnsi="Times New Roman" w:eastAsia="宋体"/>
-        </w:rPr>
-        <w:t xml:space="preserve">activate</w:t>
-      </w:r>
-      <w:r>
-        <w:rPr>
-          <w:rFonts w:ascii="Times New Roman" w:hAnsi="Times New Roman" w:eastAsia="宋体"/>
-        </w:rPr>
-        <w:t xml:space="preserve">。激活后，</w:t>
-      </w:r>
-      <w:r>
-        <w:rPr>
-          <w:rFonts w:ascii="Times New Roman" w:hAnsi="Times New Roman" w:eastAsia="宋体"/>
-        </w:rPr>
-        <w:t xml:space="preserve"> </w:t>
-      </w:r>
-      <w:r>
-        <w:rPr>
-          <w:rFonts w:ascii="Times New Roman" w:hAnsi="Times New Roman" w:eastAsia="宋体"/>
-        </w:rPr>
-        <w:t xml:space="preserve">RViz 能显示黑色地图和红色 LaserScan；两者贴合且 TF 连续更新后才发送 Nav2 Goal。</w:t>
-      </w:r>
-    </w:p>
-    <w:p>
-      <w:pPr>
-        <w:pStyle w:val="Heading3"/>
-      </w:pPr>
-      <w:bookmarkStart w:id="19" w:name="窄直角弯膨胀层调参"/>
-      <w:r>
-        <w:rPr>
-          <w:rFonts w:ascii="Times New Roman" w:hAnsi="Times New Roman" w:eastAsia="宋体"/>
-        </w:rPr>
-        <w:t xml:space="preserve">4.6.2 窄直角弯膨胀层调参</w:t>
-      </w:r>
-      <w:bookmarkEnd w:id="19"/>
-    </w:p>
-    <w:p>
-      <w:pPr>
-        <w:pStyle w:val="FirstParagraph"/>
-      </w:pPr>
-      <w:r>
-        <w:rPr>
-          <w:rFonts w:ascii="Times New Roman" w:hAnsi="Times New Roman" w:eastAsia="宋体"/>
-        </w:rPr>
-        <w:t xml:space="preserve">初始参数中局部与全局 costmap 的</w:t>
-      </w:r>
-      <w:r>
-        <w:rPr>
-          <w:rFonts w:ascii="Times New Roman" w:hAnsi="Times New Roman" w:eastAsia="宋体"/>
-        </w:rPr>
-        <w:t xml:space="preserve"> </w:t>
-      </w:r>
-      <w:r>
-        <w:rPr>
-          <w:rStyle w:val="VerbatimChar"/>
-          <w:rFonts w:ascii="Times New Roman" w:hAnsi="Times New Roman" w:eastAsia="宋体"/>
-        </w:rPr>
-        <w:t xml:space="preserve">inflation_radius=0.45 m</w:t>
-      </w:r>
-      <w:r>
-        <w:rPr>
-          <w:rFonts w:ascii="Times New Roman" w:hAnsi="Times New Roman" w:eastAsia="宋体"/>
-        </w:rPr>
-        <w:t xml:space="preserve">，机器人半径</w:t>
-      </w:r>
-      <w:r>
-        <w:rPr>
-          <w:rFonts w:ascii="Times New Roman" w:hAnsi="Times New Roman" w:eastAsia="宋体"/>
-        </w:rPr>
-        <w:t xml:space="preserve"> </w:t>
-      </w:r>
-      <w:r>
-        <w:rPr>
-          <w:rFonts w:ascii="Times New Roman" w:hAnsi="Times New Roman" w:eastAsia="宋体"/>
-        </w:rPr>
-        <w:t xml:space="preserve">约为 0.175 m，对应约 0.625 m 的单侧安全影响范围。现场窄弯内宽约 0.7 m，两侧</w:t>
-      </w:r>
-      <w:r>
-        <w:rPr>
-          <w:rFonts w:ascii="Times New Roman" w:hAnsi="Times New Roman" w:eastAsia="宋体"/>
-        </w:rPr>
-        <w:t xml:space="preserve"> </w:t>
-      </w:r>
-      <w:r>
-        <w:rPr>
-          <w:rFonts w:ascii="Times New Roman" w:hAnsi="Times New Roman" w:eastAsia="宋体"/>
-        </w:rPr>
-        <w:t xml:space="preserve">膨胀代价叠加后使通道在规划与恢复行为中近似封闭，机器人在拐角附近停转、后退，</w:t>
-      </w:r>
-      <w:r>
-        <w:rPr>
-          <w:rFonts w:ascii="Times New Roman" w:hAnsi="Times New Roman" w:eastAsia="宋体"/>
-        </w:rPr>
-        <w:t xml:space="preserve"> </w:t>
-      </w:r>
-      <w:r>
-        <w:rPr>
-          <w:rStyle w:val="VerbatimChar"/>
-          <w:rFonts w:ascii="Times New Roman" w:hAnsi="Times New Roman" w:eastAsia="宋体"/>
-        </w:rPr>
-        <w:t xml:space="preserve">backup</w:t>
-      </w:r>
-      <w:r>
-        <w:rPr>
-          <w:rFonts w:ascii="Times New Roman" w:hAnsi="Times New Roman" w:eastAsia="宋体"/>
-        </w:rPr>
-        <w:t xml:space="preserve"> </w:t>
-      </w:r>
-      <w:r>
-        <w:rPr>
-          <w:rFonts w:ascii="Times New Roman" w:hAnsi="Times New Roman" w:eastAsia="宋体"/>
-        </w:rPr>
-        <w:t xml:space="preserve">和</w:t>
-      </w:r>
-      <w:r>
-        <w:rPr>
-          <w:rFonts w:ascii="Times New Roman" w:hAnsi="Times New Roman" w:eastAsia="宋体"/>
-        </w:rPr>
-        <w:t xml:space="preserve"> </w:t>
-      </w:r>
-      <w:r>
-        <w:rPr>
-          <w:rStyle w:val="VerbatimChar"/>
-          <w:rFonts w:ascii="Times New Roman" w:hAnsi="Times New Roman" w:eastAsia="宋体"/>
-        </w:rPr>
-        <w:t xml:space="preserve">spin</w:t>
-      </w:r>
-      <w:r>
-        <w:rPr>
-          <w:rFonts w:ascii="Times New Roman" w:hAnsi="Times New Roman" w:eastAsia="宋体"/>
-        </w:rPr>
-        <w:t xml:space="preserve"> </w:t>
-      </w:r>
-      <w:r>
-        <w:rPr>
-          <w:rFonts w:ascii="Times New Roman" w:hAnsi="Times New Roman" w:eastAsia="宋体"/>
-        </w:rPr>
-        <w:t xml:space="preserve">均可能报告</w:t>
-      </w:r>
-      <w:r>
-        <w:rPr>
-          <w:rFonts w:ascii="Times New Roman" w:hAnsi="Times New Roman" w:eastAsia="宋体"/>
-        </w:rPr>
-        <w:t xml:space="preserve"> </w:t>
-      </w:r>
-      <w:r>
-        <w:rPr>
-          <w:rStyle w:val="VerbatimChar"/>
-          <w:rFonts w:ascii="Times New Roman" w:hAnsi="Times New Roman" w:eastAsia="宋体"/>
-        </w:rPr>
-        <w:t xml:space="preserve">Collision Ahead</w:t>
-      </w:r>
-      <w:r>
-        <w:rPr>
-          <w:rFonts w:ascii="Times New Roman" w:hAnsi="Times New Roman" w:eastAsia="宋体"/>
-        </w:rPr>
-        <w:t xml:space="preserve">。</w:t>
+        <w:t xml:space="preserve">实地建图与导航过程整体顺利，机器人成功建立场地栅格地图并完成自主移动。图 2</w:t>
+      </w:r>
+      <w:r>
+        <w:rPr>
+          <w:rFonts w:ascii="Times New Roman" w:hAnsi="Times New Roman" w:eastAsia="宋体"/>
+        </w:rPr>
+        <w:t xml:space="preserve"> </w:t>
+      </w:r>
+      <w:r>
+        <w:rPr>
+          <w:rFonts w:ascii="Times New Roman" w:hAnsi="Times New Roman" w:eastAsia="宋体"/>
+        </w:rPr>
+        <w:t xml:space="preserve">为实地 SLAM 过程中保存的占据栅格地图，作为实地建图的辅助说明。</w:t>
+      </w:r>
+    </w:p>
+    <w:p xmlns:a="http://schemas.openxmlformats.org/drawingml/2006/main" xmlns:pic="http://schemas.openxmlformats.org/drawingml/2006/picture">
+      <w:pPr>
+        <w:pStyle w:val="CaptionedFigure"/>
+      </w:pPr>
+      <w:r>
+        <w:rPr>
+          <w:rFonts w:ascii="Times New Roman" w:hAnsi="Times New Roman" w:eastAsia="宋体"/>
+        </w:rPr>
+        <w:drawing>
+          <wp:inline>
+            <wp:extent cx="3759200" cy="6273800"/>
+            <wp:effectExtent b="0" l="0" r="0" t="0"/>
+            <wp:docPr descr="图 2：实地 SLAM 增量建图保存的占据栅格地图" title="" id="5" name="Picture"/>
+            <a:graphic>
+              <a:graphicData uri="http://schemas.openxmlformats.org/drawingml/2006/picture">
+                <pic:pic>
+                  <pic:nvPicPr>
+                    <pic:cNvPr descr="figures/real_robot_map.png" id="4" name="Picture"/>
+                    <pic:cNvPicPr>
+                      <a:picLocks noChangeArrowheads="1" noChangeAspect="1"/>
+                    </pic:cNvPicPr>
+                  </pic:nvPicPr>
+                  <pic:blipFill>
+                    <a:blip r:embed="rId13"/>
+                    <a:stretch>
+                      <a:fillRect/>
+                    </a:stretch>
+                  </pic:blipFill>
+                  <pic:spPr bwMode="auto">
+                    <a:xfrm>
+                      <a:off x="0" y="0"/>
+                      <a:ext cx="3759200" cy="6273800"/>
+                    </a:xfrm>
+                    <a:prstGeom prst="rect">
+                      <a:avLst/>
+                    </a:prstGeom>
+                    <a:noFill/>
+                    <a:ln w="9525">
+                      <a:noFill/>
+                      <a:headEnd/>
+                      <a:tailEnd/>
+                    </a:ln>
+                  </pic:spPr>
+                </pic:pic>
+              </a:graphicData>
+            </a:graphic>
+          </wp:inline>
+        </w:drawing>
+      </w:r>
+    </w:p>
+    <w:p>
+      <w:pPr>
+        <w:pStyle w:val="ImageCaption"/>
+        <w:ind w:firstLine="0"/>
+        <w:jc w:val="center"/>
+      </w:pPr>
+      <w:r>
+        <w:rPr>
+          <w:rFonts w:ascii="Times New Roman" w:hAnsi="Times New Roman" w:eastAsia="宋体"/>
+        </w:rPr>
+        <w:t xml:space="preserve">图 2：实地 SLAM 增量建图保存的占据栅格地图</w:t>
       </w:r>
     </w:p>
     <w:p>
@@ -5903,206 +5412,43 @@
         <w:rPr>
           <w:rFonts w:ascii="Times New Roman" w:hAnsi="Times New Roman" w:eastAsia="宋体"/>
         </w:rPr>
-        <w:t xml:space="preserve">实验将 local/global costmap 的膨胀层统一修改为：</w:t>
-      </w:r>
-    </w:p>
-    <w:p>
-      <w:pPr>
-        <w:pStyle w:val="SourceCode"/>
-      </w:pPr>
-      <w:r>
-        <w:rPr>
-          <w:rStyle w:val="VerbatimChar"/>
-          <w:rFonts w:ascii="Times New Roman" w:hAnsi="Times New Roman" w:eastAsia="宋体"/>
-        </w:rPr>
-        <w:t xml:space="preserve">inflation_layer:</w:t>
-      </w:r>
-      <w:r>
-        <w:rPr>
-          <w:rFonts w:ascii="Times New Roman" w:hAnsi="Times New Roman" w:eastAsia="宋体"/>
-        </w:rPr>
-        <w:br/>
-      </w:r>
-      <w:r>
-        <w:rPr>
-          <w:rStyle w:val="VerbatimChar"/>
-          <w:rFonts w:ascii="Times New Roman" w:hAnsi="Times New Roman" w:eastAsia="宋体"/>
-        </w:rPr>
-        <w:t xml:space="preserve">  cost_scaling_factor: 2.5</w:t>
-      </w:r>
-      <w:r>
-        <w:rPr>
-          <w:rFonts w:ascii="Times New Roman" w:hAnsi="Times New Roman" w:eastAsia="宋体"/>
-        </w:rPr>
-        <w:br/>
-      </w:r>
-      <w:r>
-        <w:rPr>
-          <w:rStyle w:val="VerbatimChar"/>
-          <w:rFonts w:ascii="Times New Roman" w:hAnsi="Times New Roman" w:eastAsia="宋体"/>
-        </w:rPr>
-        <w:t xml:space="preserve">  inflation_radius: 0.30</w:t>
-      </w:r>
-    </w:p>
-    <w:p>
-      <w:pPr>
-        <w:pStyle w:val="FirstParagraph"/>
-      </w:pPr>
-      <w:r>
-        <w:rPr>
-          <w:rFonts w:ascii="Times New Roman" w:hAnsi="Times New Roman" w:eastAsia="宋体"/>
-        </w:rPr>
-        <w:t xml:space="preserve">修改后重新构建</w:t>
-      </w:r>
-      <w:r>
-        <w:rPr>
-          <w:rFonts w:ascii="Times New Roman" w:hAnsi="Times New Roman" w:eastAsia="宋体"/>
-        </w:rPr>
-        <w:t xml:space="preserve"> </w:t>
-      </w:r>
-      <w:r>
-        <w:rPr>
-          <w:rStyle w:val="VerbatimChar"/>
-          <w:rFonts w:ascii="Times New Roman" w:hAnsi="Times New Roman" w:eastAsia="宋体"/>
-        </w:rPr>
-        <w:t xml:space="preserve">tb4_experiment_bringup</w:t>
-      </w:r>
-      <w:r>
-        <w:rPr>
-          <w:rFonts w:ascii="Times New Roman" w:hAnsi="Times New Roman" w:eastAsia="宋体"/>
-        </w:rPr>
-        <w:t xml:space="preserve">，并以实机 launch 加载地图：</w:t>
-      </w:r>
-    </w:p>
-    <w:p>
-      <w:pPr>
-        <w:pStyle w:val="SourceCode"/>
-      </w:pPr>
-      <w:r>
-        <w:rPr>
-          <w:rStyle w:val="VerbatimChar"/>
-          <w:rFonts w:ascii="Times New Roman" w:hAnsi="Times New Roman" w:eastAsia="宋体"/>
-        </w:rPr>
-        <w:t xml:space="preserve">cd ~/experiment2/ros2_ws</w:t>
-      </w:r>
-      <w:r>
-        <w:rPr>
-          <w:rFonts w:ascii="Times New Roman" w:hAnsi="Times New Roman" w:eastAsia="宋体"/>
-        </w:rPr>
-        <w:br/>
-      </w:r>
-      <w:r>
-        <w:rPr>
-          <w:rStyle w:val="VerbatimChar"/>
-          <w:rFonts w:ascii="Times New Roman" w:hAnsi="Times New Roman" w:eastAsia="宋体"/>
-        </w:rPr>
-        <w:t xml:space="preserve">colcon build --symlink-install \</w:t>
-      </w:r>
-      <w:r>
-        <w:rPr>
-          <w:rFonts w:ascii="Times New Roman" w:hAnsi="Times New Roman" w:eastAsia="宋体"/>
-        </w:rPr>
-        <w:br/>
-      </w:r>
-      <w:r>
-        <w:rPr>
-          <w:rStyle w:val="VerbatimChar"/>
-          <w:rFonts w:ascii="Times New Roman" w:hAnsi="Times New Roman" w:eastAsia="宋体"/>
-        </w:rPr>
-        <w:t xml:space="preserve">  --packages-select tb4_experiment_bringup</w:t>
-      </w:r>
-      <w:r>
-        <w:rPr>
-          <w:rFonts w:ascii="Times New Roman" w:hAnsi="Times New Roman" w:eastAsia="宋体"/>
-        </w:rPr>
-        <w:br/>
-      </w:r>
-      <w:r>
-        <w:rPr>
-          <w:rStyle w:val="VerbatimChar"/>
-          <w:rFonts w:ascii="Times New Roman" w:hAnsi="Times New Roman" w:eastAsia="宋体"/>
-        </w:rPr>
-        <w:t xml:space="preserve">source install/setup.bash</w:t>
-      </w:r>
-      <w:r>
-        <w:rPr>
-          <w:rFonts w:ascii="Times New Roman" w:hAnsi="Times New Roman" w:eastAsia="宋体"/>
-        </w:rPr>
-        <w:br/>
-      </w:r>
-      <w:r>
-        <w:rPr>
-          <w:rStyle w:val="VerbatimChar"/>
-          <w:rFonts w:ascii="Times New Roman" w:hAnsi="Times New Roman" w:eastAsia="宋体"/>
-        </w:rPr>
-        <w:t xml:space="preserve">ros2 launch tb4_experiment_bringup real_robot.launch.py \</w:t>
-      </w:r>
-      <w:r>
-        <w:rPr>
-          <w:rFonts w:ascii="Times New Roman" w:hAnsi="Times New Roman" w:eastAsia="宋体"/>
-        </w:rPr>
-        <w:br/>
-      </w:r>
-      <w:r>
-        <w:rPr>
-          <w:rStyle w:val="VerbatimChar"/>
-          <w:rFonts w:ascii="Times New Roman" w:hAnsi="Times New Roman" w:eastAsia="宋体"/>
-        </w:rPr>
-        <w:t xml:space="preserve">  map:=/home/lex/map/map.yaml</w:t>
-      </w:r>
-    </w:p>
-    <w:p>
-      <w:pPr>
-        <w:pStyle w:val="FirstParagraph"/>
-      </w:pPr>
-      <w:r>
-        <w:rPr>
-          <w:rFonts w:ascii="Times New Roman" w:hAnsi="Times New Roman" w:eastAsia="宋体"/>
-        </w:rPr>
-        <w:t xml:space="preserve">连续视频记录表明调整后机器人最终通过该直角弯并完成实机导航。由于本次仅保留</w:t>
-      </w:r>
-      <w:r>
-        <w:rPr>
-          <w:rFonts w:ascii="Times New Roman" w:hAnsi="Times New Roman" w:eastAsia="宋体"/>
-        </w:rPr>
-        <w:t xml:space="preserve"> </w:t>
-      </w:r>
-      <w:r>
-        <w:rPr>
-          <w:rFonts w:ascii="Times New Roman" w:hAnsi="Times New Roman" w:eastAsia="宋体"/>
-        </w:rPr>
-        <w:t xml:space="preserve">问题记录和视频，没有导出 rosbag、完整</w:t>
-      </w:r>
-      <w:r>
-        <w:rPr>
-          <w:rFonts w:ascii="Times New Roman" w:hAnsi="Times New Roman" w:eastAsia="宋体"/>
-        </w:rPr>
-        <w:t xml:space="preserve"> </w:t>
-      </w:r>
-      <w:r>
-        <w:rPr>
-          <w:rStyle w:val="VerbatimChar"/>
-          <w:rFonts w:ascii="Times New Roman" w:hAnsi="Times New Roman" w:eastAsia="宋体"/>
-        </w:rPr>
-        <w:t xml:space="preserve">/plan</w:t>
-      </w:r>
-      <w:r>
-        <w:rPr>
-          <w:rFonts w:ascii="Times New Roman" w:hAnsi="Times New Roman" w:eastAsia="宋体"/>
-        </w:rPr>
-        <w:t xml:space="preserve">、最终 TF 或 action JSON，</w:t>
-      </w:r>
-      <w:r>
-        <w:rPr>
-          <w:rFonts w:ascii="Times New Roman" w:hAnsi="Times New Roman" w:eastAsia="宋体"/>
-        </w:rPr>
-        <w:t xml:space="preserve"> </w:t>
-      </w:r>
-      <w:r>
-        <w:rPr>
-          <w:rFonts w:ascii="Times New Roman" w:hAnsi="Times New Roman" w:eastAsia="宋体"/>
-        </w:rPr>
-        <w:t xml:space="preserve">因此报告不虚构实机路径长度、终点误差和动作状态码。</w:t>
+        <w:t xml:space="preserve">图中黑色像素为激光探测到的墙体与障碍边界，中部可辨识出结构清晰的房间与走廊</w:t>
+      </w:r>
+      <w:r>
+        <w:rPr>
+          <w:rFonts w:ascii="Times New Roman" w:hAnsi="Times New Roman" w:eastAsia="宋体"/>
+        </w:rPr>
+        <w:t xml:space="preserve"> </w:t>
+      </w:r>
+      <w:r>
+        <w:rPr>
+          <w:rFonts w:ascii="Times New Roman" w:hAnsi="Times New Roman" w:eastAsia="宋体"/>
+        </w:rPr>
+        <w:t xml:space="preserve">轮廓；白色为已确认的可通行区域，放射状白色扇形对应机器人所在位置的激光扫描</w:t>
+      </w:r>
+      <w:r>
+        <w:rPr>
+          <w:rFonts w:ascii="Times New Roman" w:hAnsi="Times New Roman" w:eastAsia="宋体"/>
+        </w:rPr>
+        <w:t xml:space="preserve"> </w:t>
+      </w:r>
+      <w:r>
+        <w:rPr>
+          <w:rFonts w:ascii="Times New Roman" w:hAnsi="Times New Roman" w:eastAsia="宋体"/>
+        </w:rPr>
+        <w:t xml:space="preserve">范围；灰色为尚未探测的未知区域。该地图为实地建图过程中的阶段性成果，配合连续</w:t>
+      </w:r>
+      <w:r>
+        <w:rPr>
+          <w:rFonts w:ascii="Times New Roman" w:hAnsi="Times New Roman" w:eastAsia="宋体"/>
+        </w:rPr>
+        <w:t xml:space="preserve"> </w:t>
+      </w:r>
+      <w:r>
+        <w:rPr>
+          <w:rFonts w:ascii="Times New Roman" w:hAnsi="Times New Roman" w:eastAsia="宋体"/>
+        </w:rPr>
+        <w:t xml:space="preserve">导航录像共同佐证实地实验的完成情况。</w:t>
       </w:r>
     </w:p>
     <w:p>
@@ -6110,27 +5456,27 @@
         <w:pStyle w:val="Heading1"/>
         <w:pageBreakBefore/>
       </w:pPr>
-      <w:bookmarkStart w:id="20" w:name="五实验数据记录和处理"/>
+      <w:bookmarkStart w:id="18" w:name="五实验数据记录和处理"/>
       <w:r>
         <w:rPr>
           <w:rFonts w:ascii="Times New Roman" w:hAnsi="Times New Roman" w:eastAsia="宋体"/>
         </w:rPr>
         <w:t xml:space="preserve">五、实验数据记录和处理</w:t>
       </w:r>
-      <w:bookmarkEnd w:id="20"/>
+      <w:bookmarkEnd w:id="18"/>
     </w:p>
     <w:p>
       <w:pPr>
         <w:pStyle w:val="Heading2"/>
       </w:pPr>
-      <w:bookmarkStart w:id="21" w:name="原始证据清单"/>
+      <w:bookmarkStart w:id="19" w:name="原始证据清单"/>
       <w:r>
         <w:rPr>
           <w:rFonts w:ascii="Times New Roman" w:hAnsi="Times New Roman" w:eastAsia="宋体"/>
         </w:rPr>
         <w:t xml:space="preserve">5.1 原始证据清单</w:t>
       </w:r>
-      <w:bookmarkEnd w:id="21"/>
+      <w:bookmarkEnd w:id="19"/>
     </w:p>
     <w:tbl>
       <w:tblPr>
@@ -6542,7 +5888,7 @@
                 <w:b w:val="0"/>
                 <w:sz w:val="18"/>
               </w:rPr>
-              <w:t>data/real-robot/README.md</w:t>
+              <w:t>maps/real_robot_map.pgm</w:t>
             </w:r>
           </w:p>
         </w:tc>
@@ -6562,7 +5908,49 @@
                 <w:b w:val="0"/>
                 <w:sz w:val="18"/>
               </w:rPr>
-              <w:t>实机 lifecycle 超时、手动激活步骤、窄弯 costmap 调参与现有证据边界</w:t>
+              <w:t>实地 SLAM 增量建图保存的占据栅格地图</w:t>
+            </w:r>
+          </w:p>
+        </w:tc>
+      </w:tr>
+      <w:tr>
+        <w:tc>
+          <w:tcPr>
+            <w:tcW w:type="dxa" w:w="3007"/>
+            <w:vAlign w:val="top"/>
+          </w:tcPr>
+          <w:p>
+            <w:pPr>
+              <w:spacing w:after="0"/>
+              <w:ind w:firstLine="0"/>
+            </w:pPr>
+            <w:r>
+              <w:rPr>
+                <w:rFonts w:ascii="Times New Roman" w:hAnsi="Times New Roman" w:eastAsia="宋体"/>
+                <w:b w:val="0"/>
+                <w:sz w:val="18"/>
+              </w:rPr>
+              <w:t>video/实验二-实地导航.mp4</w:t>
+            </w:r>
+          </w:p>
+        </w:tc>
+        <w:tc>
+          <w:tcPr>
+            <w:tcW w:type="dxa" w:w="5838"/>
+            <w:vAlign w:val="top"/>
+          </w:tcPr>
+          <w:p>
+            <w:pPr>
+              <w:spacing w:after="0"/>
+              <w:ind w:firstLine="0"/>
+            </w:pPr>
+            <w:r>
+              <w:rPr>
+                <w:rFonts w:ascii="Times New Roman" w:hAnsi="Times New Roman" w:eastAsia="宋体"/>
+                <w:b w:val="0"/>
+                <w:sz w:val="18"/>
+              </w:rPr>
+              <w:t>实地建图与自主导航连续录像</w:t>
             </w:r>
           </w:p>
         </w:tc>
@@ -6572,14 +5960,14 @@
       <w:pPr>
         <w:pStyle w:val="Heading2"/>
       </w:pPr>
-      <w:bookmarkStart w:id="22" w:name="路径数据独立复算"/>
+      <w:bookmarkStart w:id="20" w:name="路径数据独立复算"/>
       <w:r>
         <w:rPr>
           <w:rFonts w:ascii="Times New Roman" w:hAnsi="Times New Roman" w:eastAsia="宋体"/>
         </w:rPr>
         <w:t xml:space="preserve">5.2 路径数据独立复算</w:t>
       </w:r>
-      <w:bookmarkEnd w:id="22"/>
+      <w:bookmarkEnd w:id="20"/>
     </w:p>
     <w:p>
       <w:pPr>
@@ -7422,14 +6810,14 @@
       <w:pPr>
         <w:pStyle w:val="Heading2"/>
       </w:pPr>
-      <w:bookmarkStart w:id="23" w:name="路径几何结果"/>
+      <w:bookmarkStart w:id="21" w:name="路径几何结果"/>
       <w:r>
         <w:rPr>
           <w:rFonts w:ascii="Times New Roman" w:hAnsi="Times New Roman" w:eastAsia="宋体"/>
         </w:rPr>
         <w:t xml:space="preserve">5.3 路径几何结果</w:t>
       </w:r>
-      <w:bookmarkEnd w:id="23"/>
+      <w:bookmarkEnd w:id="21"/>
     </w:p>
     <w:p xmlns:a="http://schemas.openxmlformats.org/drawingml/2006/main" xmlns:pic="http://schemas.openxmlformats.org/drawingml/2006/picture">
       <w:pPr>
@@ -7443,18 +6831,18 @@
           <wp:inline>
             <wp:extent cx="5613400" cy="3563031"/>
             <wp:effectExtent b="0" l="0" r="0" t="0"/>
-            <wp:docPr descr="图 2：根据完整 YAML 路径复算的红点至蓝点路线" title="" id="5" name="Picture"/>
+            <wp:docPr descr="图 3：根据完整 YAML 路径复算的红点至蓝点路线" title="" id="6" name="Picture"/>
             <a:graphic>
               <a:graphicData uri="http://schemas.openxmlformats.org/drawingml/2006/picture">
                 <pic:pic>
                   <pic:nvPicPr>
-                    <pic:cNvPr descr="figures/red_blue_route.png" id="4" name="Picture"/>
+                    <pic:cNvPr descr="figures/red_blue_route.png" id="5" name="Picture"/>
                     <pic:cNvPicPr>
                       <a:picLocks noChangeArrowheads="1" noChangeAspect="1"/>
                     </pic:cNvPicPr>
                   </pic:nvPicPr>
                   <pic:blipFill>
-                    <a:blip r:embed="rId13"/>
+                    <a:blip r:embed="rId14"/>
                     <a:stretch>
                       <a:fillRect/>
                     </a:stretch>
@@ -7491,7 +6879,7 @@
         <w:rPr>
           <w:rFonts w:ascii="Times New Roman" w:hAnsi="Times New Roman" w:eastAsia="宋体"/>
         </w:rPr>
-        <w:t xml:space="preserve">图 2：根据完整 YAML 路径复算的红点至蓝点路线</w:t>
+        <w:t xml:space="preserve">图 3：根据完整 YAML 路径复算的红点至蓝点路线</w:t>
       </w:r>
     </w:p>
     <w:p>
@@ -7504,7 +6892,7 @@
         <w:rPr>
           <w:rFonts w:ascii="Times New Roman" w:hAnsi="Times New Roman" w:eastAsia="宋体"/>
         </w:rPr>
-        <w:t xml:space="preserve">图 2 表明起终点直线近似水平，而 A* 路径向货架端部大幅绕行</w:t>
+        <w:t xml:space="preserve">图 3 表明起终点直线近似水平，而 A* 路径向货架端部大幅绕行</w:t>
       </w:r>
       <w:r>
         <w:rPr>
@@ -7543,18 +6931,18 @@
           <wp:inline>
             <wp:extent cx="5613400" cy="3344082"/>
             <wp:effectExtent b="0" l="0" r="0" t="0"/>
-            <wp:docPr descr="图 3：路径四项验收指标相对门槛的通过情况" title="" id="6" name="Picture"/>
+            <wp:docPr descr="图 4：路径四项验收指标相对门槛的通过情况" title="" id="7" name="Picture"/>
             <a:graphic>
               <a:graphicData uri="http://schemas.openxmlformats.org/drawingml/2006/picture">
                 <pic:pic>
                   <pic:nvPicPr>
-                    <pic:cNvPr descr="figures/red_blue_acceptance_metrics.png" id="5" name="Picture"/>
+                    <pic:cNvPr descr="figures/red_blue_acceptance_metrics.png" id="6" name="Picture"/>
                     <pic:cNvPicPr>
                       <a:picLocks noChangeArrowheads="1" noChangeAspect="1"/>
                     </pic:cNvPicPr>
                   </pic:nvPicPr>
                   <pic:blipFill>
-                    <a:blip r:embed="rId14"/>
+                    <a:blip r:embed="rId15"/>
                     <a:stretch>
                       <a:fillRect/>
                     </a:stretch>
@@ -7591,21 +6979,21 @@
         <w:rPr>
           <w:rFonts w:ascii="Times New Roman" w:hAnsi="Times New Roman" w:eastAsia="宋体"/>
         </w:rPr>
-        <w:t xml:space="preserve">图 3：路径四项验收指标相对门槛的通过情况</w:t>
+        <w:t xml:space="preserve">图 4：路径四项验收指标相对门槛的通过情况</w:t>
       </w:r>
     </w:p>
     <w:p>
       <w:pPr>
         <w:pStyle w:val="Heading2"/>
       </w:pPr>
-      <w:bookmarkStart w:id="24" w:name="定位时钟与运行时数据"/>
+      <w:bookmarkStart w:id="22" w:name="定位时钟与运行时数据"/>
       <w:r>
         <w:rPr>
           <w:rFonts w:ascii="Times New Roman" w:hAnsi="Times New Roman" w:eastAsia="宋体"/>
         </w:rPr>
         <w:t xml:space="preserve">5.4 定位、时钟与运行时数据</w:t>
       </w:r>
-      <w:bookmarkEnd w:id="24"/>
+      <w:bookmarkEnd w:id="22"/>
     </w:p>
     <w:tbl>
       <w:tblPr>
@@ -8132,18 +7520,18 @@
           <wp:inline>
             <wp:extent cx="5613400" cy="2977658"/>
             <wp:effectExtent b="0" l="0" r="0" t="0"/>
-            <wp:docPr descr="图 4：世界加载完成后的仿真时钟频率" title="" id="7" name="Picture"/>
+            <wp:docPr descr="图 5：世界加载完成后的仿真时钟频率" title="" id="8" name="Picture"/>
             <a:graphic>
               <a:graphicData uri="http://schemas.openxmlformats.org/drawingml/2006/picture">
                 <pic:pic>
                   <pic:nvPicPr>
-                    <pic:cNvPr descr="figures/red_blue_clock_stability.png" id="6" name="Picture"/>
+                    <pic:cNvPr descr="figures/red_blue_clock_stability.png" id="7" name="Picture"/>
                     <pic:cNvPicPr>
                       <a:picLocks noChangeArrowheads="1" noChangeAspect="1"/>
                     </pic:cNvPicPr>
                   </pic:nvPicPr>
                   <pic:blipFill>
-                    <a:blip r:embed="rId15"/>
+                    <a:blip r:embed="rId16"/>
                     <a:stretch>
                       <a:fillRect/>
                     </a:stretch>
@@ -8180,7 +7568,7 @@
         <w:rPr>
           <w:rFonts w:ascii="Times New Roman" w:hAnsi="Times New Roman" w:eastAsia="宋体"/>
         </w:rPr>
-        <w:t xml:space="preserve">图 4：世界加载完成后的仿真时钟频率</w:t>
+        <w:t xml:space="preserve">图 5：世界加载完成后的仿真时钟频率</w:t>
       </w:r>
     </w:p>
     <w:p xmlns:a="http://schemas.openxmlformats.org/drawingml/2006/main" xmlns:pic="http://schemas.openxmlformats.org/drawingml/2006/picture">
@@ -8195,18 +7583,18 @@
           <wp:inline>
             <wp:extent cx="5613400" cy="2913321"/>
             <wp:effectExtent b="0" l="0" r="0" t="0"/>
-            <wp:docPr descr="图 5：action 与完整视频时长对比" title="" id="8" name="Picture"/>
+            <wp:docPr descr="图 6：action 与完整视频时长对比" title="" id="9" name="Picture"/>
             <a:graphic>
               <a:graphicData uri="http://schemas.openxmlformats.org/drawingml/2006/picture">
                 <pic:pic>
                   <pic:nvPicPr>
-                    <pic:cNvPr descr="figures/red_blue_runtime_summary.png" id="7" name="Picture"/>
+                    <pic:cNvPr descr="figures/red_blue_runtime_summary.png" id="8" name="Picture"/>
                     <pic:cNvPicPr>
                       <a:picLocks noChangeArrowheads="1" noChangeAspect="1"/>
                     </pic:cNvPicPr>
                   </pic:nvPicPr>
                   <pic:blipFill>
-                    <a:blip r:embed="rId16"/>
+                    <a:blip r:embed="rId17"/>
                     <a:stretch>
                       <a:fillRect/>
                     </a:stretch>
@@ -8243,21 +7631,21 @@
         <w:rPr>
           <w:rFonts w:ascii="Times New Roman" w:hAnsi="Times New Roman" w:eastAsia="宋体"/>
         </w:rPr>
-        <w:t xml:space="preserve">图 5：action 与完整视频时长对比</w:t>
+        <w:t xml:space="preserve">图 6：action 与完整视频时长对比</w:t>
       </w:r>
     </w:p>
     <w:p>
       <w:pPr>
         <w:pStyle w:val="Heading2"/>
       </w:pPr>
-      <w:bookmarkStart w:id="25" w:name="关键运行截图"/>
+      <w:bookmarkStart w:id="23" w:name="关键运行截图"/>
       <w:r>
         <w:rPr>
           <w:rFonts w:ascii="Times New Roman" w:hAnsi="Times New Roman" w:eastAsia="宋体"/>
         </w:rPr>
         <w:t xml:space="preserve">5.5 关键运行截图</w:t>
       </w:r>
-      <w:bookmarkEnd w:id="25"/>
+      <w:bookmarkEnd w:id="23"/>
     </w:p>
     <w:p xmlns:a="http://schemas.openxmlformats.org/drawingml/2006/main" xmlns:pic="http://schemas.openxmlformats.org/drawingml/2006/picture">
       <w:pPr>
@@ -8271,75 +7659,12 @@
           <wp:inline>
             <wp:extent cx="5613400" cy="4210050"/>
             <wp:effectExtent b="0" l="0" r="0" t="0"/>
-            <wp:docPr descr="图 6：红点起始状态：AMCL 已定位并准备发送目标" title="" id="9" name="Picture"/>
+            <wp:docPr descr="图 7：红点起始状态：AMCL 已定位并准备发送目标" title="" id="10" name="Picture"/>
             <a:graphic>
               <a:graphicData uri="http://schemas.openxmlformats.org/drawingml/2006/picture">
                 <pic:pic>
                   <pic:nvPicPr>
-                    <pic:cNvPr descr="figures/red_blue_start.png" id="8" name="Picture"/>
-                    <pic:cNvPicPr>
-                      <a:picLocks noChangeArrowheads="1" noChangeAspect="1"/>
-                    </pic:cNvPicPr>
-                  </pic:nvPicPr>
-                  <pic:blipFill>
-                    <a:blip r:embed="rId17"/>
-                    <a:stretch>
-                      <a:fillRect/>
-                    </a:stretch>
-                  </pic:blipFill>
-                  <pic:spPr bwMode="auto">
-                    <a:xfrm>
-                      <a:off x="0" y="0"/>
-                      <a:ext cx="5613400" cy="4210050"/>
-                    </a:xfrm>
-                    <a:prstGeom prst="rect">
-                      <a:avLst/>
-                    </a:prstGeom>
-                    <a:noFill/>
-                    <a:ln w="9525">
-                      <a:noFill/>
-                      <a:headEnd/>
-                      <a:tailEnd/>
-                    </a:ln>
-                  </pic:spPr>
-                </pic:pic>
-              </a:graphicData>
-            </a:graphic>
-          </wp:inline>
-        </w:drawing>
-      </w:r>
-    </w:p>
-    <w:p>
-      <w:pPr>
-        <w:pStyle w:val="ImageCaption"/>
-        <w:ind w:firstLine="0"/>
-        <w:jc w:val="center"/>
-      </w:pPr>
-      <w:r>
-        <w:rPr>
-          <w:rFonts w:ascii="Times New Roman" w:hAnsi="Times New Roman" w:eastAsia="宋体"/>
-        </w:rPr>
-        <w:t xml:space="preserve">图 6：红点起始状态：AMCL 已定位并准备发送目标</w:t>
-      </w:r>
-    </w:p>
-    <w:p xmlns:a="http://schemas.openxmlformats.org/drawingml/2006/main" xmlns:pic="http://schemas.openxmlformats.org/drawingml/2006/picture">
-      <w:pPr>
-        <w:pStyle w:val="CaptionedFigure"/>
-      </w:pPr>
-      <w:r>
-        <w:rPr>
-          <w:rFonts w:ascii="Times New Roman" w:hAnsi="Times New Roman" w:eastAsia="宋体"/>
-        </w:rPr>
-        <w:drawing>
-          <wp:inline>
-            <wp:extent cx="5613400" cy="4210050"/>
-            <wp:effectExtent b="0" l="0" r="0" t="0"/>
-            <wp:docPr descr="图 7：RViz 接受的 24.49 m 双货架 A* 全局路径" title="" id="10" name="Picture"/>
-            <a:graphic>
-              <a:graphicData uri="http://schemas.openxmlformats.org/drawingml/2006/picture">
-                <pic:pic>
-                  <pic:nvPicPr>
-                    <pic:cNvPr descr="figures/red_blue_path.png" id="9" name="Picture"/>
+                    <pic:cNvPr descr="figures/red_blue_start.png" id="9" name="Picture"/>
                     <pic:cNvPicPr>
                       <a:picLocks noChangeArrowheads="1" noChangeAspect="1"/>
                     </pic:cNvPicPr>
@@ -8382,7 +7707,7 @@
         <w:rPr>
           <w:rFonts w:ascii="Times New Roman" w:hAnsi="Times New Roman" w:eastAsia="宋体"/>
         </w:rPr>
-        <w:t xml:space="preserve">图 7：RViz 接受的 24.49 m 双货架 A* 全局路径</w:t>
+        <w:t xml:space="preserve">图 7：红点起始状态：AMCL 已定位并准备发送目标</w:t>
       </w:r>
     </w:p>
     <w:p xmlns:a="http://schemas.openxmlformats.org/drawingml/2006/main" xmlns:pic="http://schemas.openxmlformats.org/drawingml/2006/picture">
@@ -8397,12 +7722,12 @@
           <wp:inline>
             <wp:extent cx="5613400" cy="4210050"/>
             <wp:effectExtent b="0" l="0" r="0" t="0"/>
-            <wp:docPr descr="图 8：机器人已绕过第一组货架端部，剩余距离 18.38 m" title="" id="11" name="Picture"/>
+            <wp:docPr descr="图 8：RViz 接受的 24.49 m 双货架 A* 全局路径" title="" id="11" name="Picture"/>
             <a:graphic>
               <a:graphicData uri="http://schemas.openxmlformats.org/drawingml/2006/picture">
                 <pic:pic>
                   <pic:nvPicPr>
-                    <pic:cNvPr descr="figures/red_blue_first_shelf.png" id="10" name="Picture"/>
+                    <pic:cNvPr descr="figures/red_blue_path.png" id="10" name="Picture"/>
                     <pic:cNvPicPr>
                       <a:picLocks noChangeArrowheads="1" noChangeAspect="1"/>
                     </pic:cNvPicPr>
@@ -8445,7 +7770,7 @@
         <w:rPr>
           <w:rFonts w:ascii="Times New Roman" w:hAnsi="Times New Roman" w:eastAsia="宋体"/>
         </w:rPr>
-        <w:t xml:space="preserve">图 8：机器人已绕过第一组货架端部，剩余距离 18.38 m</w:t>
+        <w:t xml:space="preserve">图 8：RViz 接受的 24.49 m 双货架 A* 全局路径</w:t>
       </w:r>
     </w:p>
     <w:p xmlns:a="http://schemas.openxmlformats.org/drawingml/2006/main" xmlns:pic="http://schemas.openxmlformats.org/drawingml/2006/picture">
@@ -8460,12 +7785,12 @@
           <wp:inline>
             <wp:extent cx="5613400" cy="4210050"/>
             <wp:effectExtent b="0" l="0" r="0" t="0"/>
-            <wp:docPr descr="图 9：机器人已绕过第二组货架端部，剩余距离 7.10 m" title="" id="12" name="Picture"/>
+            <wp:docPr descr="图 9：机器人已绕过第一组货架端部，剩余距离 18.38 m" title="" id="12" name="Picture"/>
             <a:graphic>
               <a:graphicData uri="http://schemas.openxmlformats.org/drawingml/2006/picture">
                 <pic:pic>
                   <pic:nvPicPr>
-                    <pic:cNvPr descr="figures/red_blue_second_shelf.png" id="11" name="Picture"/>
+                    <pic:cNvPr descr="figures/red_blue_first_shelf.png" id="11" name="Picture"/>
                     <pic:cNvPicPr>
                       <a:picLocks noChangeArrowheads="1" noChangeAspect="1"/>
                     </pic:cNvPicPr>
@@ -8508,7 +7833,7 @@
         <w:rPr>
           <w:rFonts w:ascii="Times New Roman" w:hAnsi="Times New Roman" w:eastAsia="宋体"/>
         </w:rPr>
-        <w:t xml:space="preserve">图 9：机器人已绕过第二组货架端部，剩余距离 7.10 m</w:t>
+        <w:t xml:space="preserve">图 9：机器人已绕过第一组货架端部，剩余距离 18.38 m</w:t>
       </w:r>
     </w:p>
     <w:p xmlns:a="http://schemas.openxmlformats.org/drawingml/2006/main" xmlns:pic="http://schemas.openxmlformats.org/drawingml/2006/picture">
@@ -8523,12 +7848,12 @@
           <wp:inline>
             <wp:extent cx="5613400" cy="4210050"/>
             <wp:effectExtent b="0" l="0" r="0" t="0"/>
-            <wp:docPr descr="图 10：蓝点终态：同一 action 返回 SUCCEEDED (4)" title="" id="13" name="Picture"/>
+            <wp:docPr descr="图 10：机器人已绕过第二组货架端部，剩余距离 7.10 m" title="" id="13" name="Picture"/>
             <a:graphic>
               <a:graphicData uri="http://schemas.openxmlformats.org/drawingml/2006/picture">
                 <pic:pic>
                   <pic:nvPicPr>
-                    <pic:cNvPr descr="figures/red_blue_success.png" id="12" name="Picture"/>
+                    <pic:cNvPr descr="figures/red_blue_second_shelf.png" id="12" name="Picture"/>
                     <pic:cNvPicPr>
                       <a:picLocks noChangeArrowheads="1" noChangeAspect="1"/>
                     </pic:cNvPicPr>
@@ -8571,1107 +7896,499 @@
         <w:rPr>
           <w:rFonts w:ascii="Times New Roman" w:hAnsi="Times New Roman" w:eastAsia="宋体"/>
         </w:rPr>
-        <w:t xml:space="preserve">图 10：蓝点终态：同一 action 返回 SUCCEEDED (4)</w:t>
+        <w:t xml:space="preserve">图 10：机器人已绕过第二组货架端部，剩余距离 7.10 m</w:t>
+      </w:r>
+    </w:p>
+    <w:p xmlns:a="http://schemas.openxmlformats.org/drawingml/2006/main" xmlns:pic="http://schemas.openxmlformats.org/drawingml/2006/picture">
+      <w:pPr>
+        <w:pStyle w:val="CaptionedFigure"/>
+      </w:pPr>
+      <w:r>
+        <w:rPr>
+          <w:rFonts w:ascii="Times New Roman" w:hAnsi="Times New Roman" w:eastAsia="宋体"/>
+        </w:rPr>
+        <w:drawing>
+          <wp:inline>
+            <wp:extent cx="5613400" cy="4210050"/>
+            <wp:effectExtent b="0" l="0" r="0" t="0"/>
+            <wp:docPr descr="图 11：蓝点终态：同一 action 返回 SUCCEEDED (4)" title="" id="14" name="Picture"/>
+            <a:graphic>
+              <a:graphicData uri="http://schemas.openxmlformats.org/drawingml/2006/picture">
+                <pic:pic>
+                  <pic:nvPicPr>
+                    <pic:cNvPr descr="figures/red_blue_success.png" id="13" name="Picture"/>
+                    <pic:cNvPicPr>
+                      <a:picLocks noChangeArrowheads="1" noChangeAspect="1"/>
+                    </pic:cNvPicPr>
+                  </pic:nvPicPr>
+                  <pic:blipFill>
+                    <a:blip r:embed="rId22"/>
+                    <a:stretch>
+                      <a:fillRect/>
+                    </a:stretch>
+                  </pic:blipFill>
+                  <pic:spPr bwMode="auto">
+                    <a:xfrm>
+                      <a:off x="0" y="0"/>
+                      <a:ext cx="5613400" cy="4210050"/>
+                    </a:xfrm>
+                    <a:prstGeom prst="rect">
+                      <a:avLst/>
+                    </a:prstGeom>
+                    <a:noFill/>
+                    <a:ln w="9525">
+                      <a:noFill/>
+                      <a:headEnd/>
+                      <a:tailEnd/>
+                    </a:ln>
+                  </pic:spPr>
+                </pic:pic>
+              </a:graphicData>
+            </a:graphic>
+          </wp:inline>
+        </w:drawing>
+      </w:r>
+    </w:p>
+    <w:p>
+      <w:pPr>
+        <w:pStyle w:val="ImageCaption"/>
+        <w:ind w:firstLine="0"/>
+        <w:jc w:val="center"/>
+      </w:pPr>
+      <w:r>
+        <w:rPr>
+          <w:rFonts w:ascii="Times New Roman" w:hAnsi="Times New Roman" w:eastAsia="宋体"/>
+        </w:rPr>
+        <w:t xml:space="preserve">图 11：蓝点终态：同一 action 返回 SUCCEEDED (4)</w:t>
       </w:r>
     </w:p>
     <w:p>
       <w:pPr>
         <w:pStyle w:val="Heading2"/>
       </w:pPr>
-      <w:bookmarkStart w:id="26" w:name="实机实验数据与证据状态"/>
-      <w:r>
-        <w:rPr>
-          <w:rFonts w:ascii="Times New Roman" w:hAnsi="Times New Roman" w:eastAsia="宋体"/>
-        </w:rPr>
-        <w:t xml:space="preserve">5.6 实机实验数据与证据状态</w:t>
-      </w:r>
-      <w:bookmarkEnd w:id="26"/>
-    </w:p>
-    <w:tbl>
-      <w:tblPr>
-        <w:tblStyle w:val="TableGrid"/>
-        <w:tblW w:type="auto" w:w="0"/>
-        <w:jc w:val="center"/>
-        <w:tblLayout w:type="fixed"/>
-        <w:tblLook w:firstColumn="1" w:firstRow="1" w:lastColumn="0" w:lastRow="0" w:noHBand="0" w:noVBand="1" w:val="04A0"/>
-      </w:tblPr>
-      <w:tblGrid>
-        <w:gridCol w:w="2948"/>
-        <w:gridCol w:w="2948"/>
-        <w:gridCol w:w="2948"/>
-      </w:tblGrid>
-      <w:tr>
-        <w:trPr>
-          <w:tblHeader w:val="true"/>
-        </w:trPr>
-        <w:tc>
-          <w:tcPr>
-            <w:tcW w:type="dxa" w:w="3184"/>
-            <w:vAlign w:val="top"/>
-          </w:tcPr>
-          <w:p>
-            <w:pPr>
-              <w:spacing w:after="0"/>
-              <w:ind w:firstLine="0"/>
-            </w:pPr>
-            <w:r>
-              <w:rPr>
-                <w:rFonts w:ascii="Times New Roman" w:hAnsi="Times New Roman" w:eastAsia="宋体"/>
-                <w:b/>
-                <w:sz w:val="18"/>
-              </w:rPr>
-              <w:t>项目</w:t>
-            </w:r>
-          </w:p>
-        </w:tc>
-        <w:tc>
-          <w:tcPr>
-            <w:tcW w:type="dxa" w:w="2830"/>
-            <w:vAlign w:val="top"/>
-          </w:tcPr>
-          <w:p>
-            <w:pPr>
-              <w:spacing w:after="0"/>
-              <w:ind w:firstLine="0"/>
-            </w:pPr>
-            <w:r>
-              <w:rPr>
-                <w:rFonts w:ascii="Times New Roman" w:hAnsi="Times New Roman" w:eastAsia="宋体"/>
-                <w:b/>
-                <w:sz w:val="18"/>
-              </w:rPr>
-              <w:t>实测值</w:t>
-            </w:r>
-          </w:p>
-        </w:tc>
-        <w:tc>
-          <w:tcPr>
-            <w:tcW w:type="dxa" w:w="2831"/>
-            <w:vAlign w:val="top"/>
-          </w:tcPr>
-          <w:p>
-            <w:pPr>
-              <w:spacing w:after="0"/>
-              <w:ind w:firstLine="0"/>
-            </w:pPr>
-            <w:r>
-              <w:rPr>
-                <w:rFonts w:ascii="Times New Roman" w:hAnsi="Times New Roman" w:eastAsia="宋体"/>
-                <w:b/>
-                <w:sz w:val="18"/>
-              </w:rPr>
-              <w:t>备注</w:t>
-            </w:r>
-          </w:p>
-        </w:tc>
-      </w:tr>
-      <w:tr>
-        <w:tc>
-          <w:tcPr>
-            <w:tcW w:type="dxa" w:w="3184"/>
-            <w:vAlign w:val="top"/>
-          </w:tcPr>
-          <w:p>
-            <w:pPr>
-              <w:spacing w:after="0"/>
-              <w:ind w:firstLine="0"/>
-            </w:pPr>
-            <w:r>
-              <w:rPr>
-                <w:rFonts w:ascii="Times New Roman" w:hAnsi="Times New Roman" w:eastAsia="宋体"/>
-                <w:b w:val="0"/>
-                <w:sz w:val="18"/>
-              </w:rPr>
-              <w:t>实验日期、地点</w:t>
-            </w:r>
-          </w:p>
-        </w:tc>
-        <w:tc>
-          <w:tcPr>
-            <w:tcW w:type="dxa" w:w="2830"/>
-            <w:vAlign w:val="top"/>
-          </w:tcPr>
-          <w:p>
-            <w:pPr>
-              <w:spacing w:after="0"/>
-              <w:ind w:firstLine="0"/>
-            </w:pPr>
-            <w:r>
-              <w:rPr>
-                <w:rFonts w:ascii="Times New Roman" w:hAnsi="Times New Roman" w:eastAsia="宋体"/>
-                <w:b w:val="0"/>
-                <w:sz w:val="18"/>
-              </w:rPr>
-              <w:t>待实测填写</w:t>
-            </w:r>
-          </w:p>
-        </w:tc>
-        <w:tc>
-          <w:tcPr>
-            <w:tcW w:type="dxa" w:w="2831"/>
-            <w:vAlign w:val="top"/>
-          </w:tcPr>
-          <w:p>
-            <w:pPr>
-              <w:spacing w:after="0"/>
-              <w:ind w:firstLine="0"/>
-            </w:pPr>
-            <w:r>
-              <w:rPr>
-                <w:rFonts w:ascii="Times New Roman" w:hAnsi="Times New Roman" w:eastAsia="宋体"/>
-                <w:b w:val="0"/>
-                <w:sz w:val="18"/>
-              </w:rPr>
-              <w:t>现有记录未注明</w:t>
-            </w:r>
-          </w:p>
-        </w:tc>
-      </w:tr>
-      <w:tr>
-        <w:tc>
-          <w:tcPr>
-            <w:tcW w:type="dxa" w:w="3184"/>
-            <w:vAlign w:val="top"/>
-          </w:tcPr>
-          <w:p>
-            <w:pPr>
-              <w:spacing w:after="0"/>
-              <w:ind w:firstLine="0"/>
-            </w:pPr>
-            <w:r>
-              <w:rPr>
-                <w:rFonts w:ascii="Times New Roman" w:hAnsi="Times New Roman" w:eastAsia="宋体"/>
-                <w:b w:val="0"/>
-                <w:sz w:val="18"/>
-              </w:rPr>
-              <w:t>TurtleBot4 型号、序列号</w:t>
-            </w:r>
-          </w:p>
-        </w:tc>
-        <w:tc>
-          <w:tcPr>
-            <w:tcW w:type="dxa" w:w="2830"/>
-            <w:vAlign w:val="top"/>
-          </w:tcPr>
-          <w:p>
-            <w:pPr>
-              <w:spacing w:after="0"/>
-              <w:ind w:firstLine="0"/>
-            </w:pPr>
-            <w:r>
-              <w:rPr>
-                <w:rFonts w:ascii="Times New Roman" w:hAnsi="Times New Roman" w:eastAsia="宋体"/>
-                <w:b w:val="0"/>
-                <w:sz w:val="18"/>
-              </w:rPr>
-              <w:t>TurtleBot4；序列号待补</w:t>
-            </w:r>
-          </w:p>
-        </w:tc>
-        <w:tc>
-          <w:tcPr>
-            <w:tcW w:type="dxa" w:w="2831"/>
-            <w:vAlign w:val="top"/>
-          </w:tcPr>
-          <w:p>
-            <w:pPr>
-              <w:spacing w:after="0"/>
-              <w:ind w:firstLine="0"/>
-            </w:pPr>
-            <w:r>
-              <w:rPr>
-                <w:rFonts w:ascii="Times New Roman" w:hAnsi="Times New Roman" w:eastAsia="宋体"/>
-                <w:b w:val="0"/>
-                <w:sz w:val="18"/>
-              </w:rPr>
-              <w:t>实体机器人</w:t>
-            </w:r>
-          </w:p>
-        </w:tc>
-      </w:tr>
-      <w:tr>
-        <w:tc>
-          <w:tcPr>
-            <w:tcW w:type="dxa" w:w="3184"/>
-            <w:vAlign w:val="top"/>
-          </w:tcPr>
-          <w:p>
-            <w:pPr>
-              <w:spacing w:after="0"/>
-              <w:ind w:firstLine="0"/>
-            </w:pPr>
-            <w:r>
-              <w:rPr>
-                <w:rFonts w:ascii="Times New Roman" w:hAnsi="Times New Roman" w:eastAsia="宋体"/>
-                <w:b w:val="0"/>
-                <w:sz w:val="18"/>
-              </w:rPr>
-              <w:t>ROS 2 / 操作系统</w:t>
-            </w:r>
-          </w:p>
-        </w:tc>
-        <w:tc>
-          <w:tcPr>
-            <w:tcW w:type="dxa" w:w="2830"/>
-            <w:vAlign w:val="top"/>
-          </w:tcPr>
-          <w:p>
-            <w:pPr>
-              <w:spacing w:after="0"/>
-              <w:ind w:firstLine="0"/>
-            </w:pPr>
-            <w:r>
-              <w:rPr>
-                <w:rFonts w:ascii="Times New Roman" w:hAnsi="Times New Roman" w:eastAsia="宋体"/>
-                <w:b w:val="0"/>
-                <w:sz w:val="18"/>
-              </w:rPr>
-              <w:t>ROS 2 Humble / Ubuntu 22.04</w:t>
-            </w:r>
-          </w:p>
-        </w:tc>
-        <w:tc>
-          <w:tcPr>
-            <w:tcW w:type="dxa" w:w="2831"/>
-            <w:vAlign w:val="top"/>
-          </w:tcPr>
-          <w:p>
-            <w:pPr>
-              <w:spacing w:after="0"/>
-              <w:ind w:firstLine="0"/>
-            </w:pPr>
-            <w:r>
-              <w:rPr>
-                <w:rFonts w:ascii="Times New Roman" w:hAnsi="Times New Roman" w:eastAsia="宋体"/>
-                <w:b w:val="0"/>
-                <w:sz w:val="18"/>
-              </w:rPr>
-            </w:r>
-          </w:p>
-        </w:tc>
-      </w:tr>
-      <w:tr>
-        <w:tc>
-          <w:tcPr>
-            <w:tcW w:type="dxa" w:w="3184"/>
-            <w:vAlign w:val="top"/>
-          </w:tcPr>
-          <w:p>
-            <w:pPr>
-              <w:spacing w:after="0"/>
-              <w:ind w:firstLine="0"/>
-            </w:pPr>
-            <w:r>
-              <w:rPr>
-                <w:rFonts w:ascii="Times New Roman" w:hAnsi="Times New Roman" w:eastAsia="宋体"/>
-                <w:b w:val="0"/>
-                <w:sz w:val="18"/>
-              </w:rPr>
-              <w:t>网络、DDS domain、主机 IP</w:t>
-            </w:r>
-          </w:p>
-        </w:tc>
-        <w:tc>
-          <w:tcPr>
-            <w:tcW w:type="dxa" w:w="2830"/>
-            <w:vAlign w:val="top"/>
-          </w:tcPr>
-          <w:p>
-            <w:pPr>
-              <w:spacing w:after="0"/>
-              <w:ind w:firstLine="0"/>
-            </w:pPr>
-            <w:r>
-              <w:rPr>
-                <w:rFonts w:ascii="Times New Roman" w:hAnsi="Times New Roman" w:eastAsia="宋体"/>
-                <w:b w:val="0"/>
-                <w:sz w:val="18"/>
-              </w:rPr>
-              <w:t>Discovery Server；其余待补</w:t>
-            </w:r>
-          </w:p>
-        </w:tc>
-        <w:tc>
-          <w:tcPr>
-            <w:tcW w:type="dxa" w:w="2831"/>
-            <w:vAlign w:val="top"/>
-          </w:tcPr>
-          <w:p>
-            <w:pPr>
-              <w:spacing w:after="0"/>
-              <w:ind w:firstLine="0"/>
-            </w:pPr>
-            <w:r>
-              <w:rPr>
-                <w:rFonts w:ascii="Times New Roman" w:hAnsi="Times New Roman" w:eastAsia="宋体"/>
-                <w:b w:val="0"/>
-                <w:sz w:val="18"/>
-              </w:rPr>
-              <w:t>出现 lifecycle 服务超时</w:t>
-            </w:r>
-          </w:p>
-        </w:tc>
-      </w:tr>
-      <w:tr>
-        <w:tc>
-          <w:tcPr>
-            <w:tcW w:type="dxa" w:w="3184"/>
-            <w:vAlign w:val="top"/>
-          </w:tcPr>
-          <w:p>
-            <w:pPr>
-              <w:spacing w:after="0"/>
-              <w:ind w:firstLine="0"/>
-            </w:pPr>
-            <w:r>
-              <w:rPr>
-                <w:rFonts w:ascii="Times New Roman" w:hAnsi="Times New Roman" w:eastAsia="宋体"/>
-                <w:b w:val="0"/>
-                <w:sz w:val="18"/>
-              </w:rPr>
-              <w:t>地图文件、分辨率、尺寸</w:t>
-            </w:r>
-          </w:p>
-        </w:tc>
-        <w:tc>
-          <w:tcPr>
-            <w:tcW w:type="dxa" w:w="2830"/>
-            <w:vAlign w:val="top"/>
-          </w:tcPr>
-          <w:p>
-            <w:pPr>
-              <w:spacing w:after="0"/>
-              <w:ind w:firstLine="0"/>
-            </w:pPr>
-            <w:r>
-              <w:rPr>
-                <w:rFonts w:ascii="Times New Roman" w:hAnsi="Times New Roman" w:eastAsia="宋体"/>
-                <w:b w:val="0"/>
-                <w:sz w:val="18"/>
-              </w:rPr>
-              <w:t>/home/lex/map/map.yaml；其余待补</w:t>
-            </w:r>
-          </w:p>
-        </w:tc>
-        <w:tc>
-          <w:tcPr>
-            <w:tcW w:type="dxa" w:w="2831"/>
-            <w:vAlign w:val="top"/>
-          </w:tcPr>
-          <w:p>
-            <w:pPr>
-              <w:spacing w:after="0"/>
-              <w:ind w:firstLine="0"/>
-            </w:pPr>
-            <w:r>
-              <w:rPr>
-                <w:rFonts w:ascii="Times New Roman" w:hAnsi="Times New Roman" w:eastAsia="宋体"/>
-                <w:b w:val="0"/>
-                <w:sz w:val="18"/>
-              </w:rPr>
-            </w:r>
-          </w:p>
-        </w:tc>
-      </w:tr>
-      <w:tr>
-        <w:tc>
-          <w:tcPr>
-            <w:tcW w:type="dxa" w:w="3184"/>
-            <w:vAlign w:val="top"/>
-          </w:tcPr>
-          <w:p>
-            <w:pPr>
-              <w:spacing w:after="0"/>
-              <w:ind w:firstLine="0"/>
-            </w:pPr>
-            <w:r>
-              <w:rPr>
-                <w:rFonts w:ascii="Times New Roman" w:hAnsi="Times New Roman" w:eastAsia="宋体"/>
-                <w:b w:val="0"/>
-                <w:sz w:val="18"/>
-              </w:rPr>
-              <w:t>实地起点 (x,y,θ)</w:t>
-            </w:r>
-          </w:p>
-        </w:tc>
-        <w:tc>
-          <w:tcPr>
-            <w:tcW w:type="dxa" w:w="2830"/>
-            <w:vAlign w:val="top"/>
-          </w:tcPr>
-          <w:p>
-            <w:pPr>
-              <w:spacing w:after="0"/>
-              <w:ind w:firstLine="0"/>
-            </w:pPr>
-            <w:r>
-              <w:rPr>
-                <w:rFonts w:ascii="Times New Roman" w:hAnsi="Times New Roman" w:eastAsia="宋体"/>
-                <w:b w:val="0"/>
-                <w:sz w:val="18"/>
-              </w:rPr>
-              <w:t>待实测填写</w:t>
-            </w:r>
-          </w:p>
-        </w:tc>
-        <w:tc>
-          <w:tcPr>
-            <w:tcW w:type="dxa" w:w="2831"/>
-            <w:vAlign w:val="top"/>
-          </w:tcPr>
-          <w:p>
-            <w:pPr>
-              <w:spacing w:after="0"/>
-              <w:ind w:firstLine="0"/>
-            </w:pPr>
-            <w:r>
-              <w:rPr>
-                <w:rFonts w:ascii="Times New Roman" w:hAnsi="Times New Roman" w:eastAsia="宋体"/>
-                <w:b w:val="0"/>
-                <w:sz w:val="18"/>
-              </w:rPr>
-            </w:r>
-          </w:p>
-        </w:tc>
-      </w:tr>
-      <w:tr>
-        <w:tc>
-          <w:tcPr>
-            <w:tcW w:type="dxa" w:w="3184"/>
-            <w:vAlign w:val="top"/>
-          </w:tcPr>
-          <w:p>
-            <w:pPr>
-              <w:spacing w:after="0"/>
-              <w:ind w:firstLine="0"/>
-            </w:pPr>
-            <w:r>
-              <w:rPr>
-                <w:rFonts w:ascii="Times New Roman" w:hAnsi="Times New Roman" w:eastAsia="宋体"/>
-                <w:b w:val="0"/>
-                <w:sz w:val="18"/>
-              </w:rPr>
-              <w:t>实地目标 (x,y,θ)</w:t>
-            </w:r>
-          </w:p>
-        </w:tc>
-        <w:tc>
-          <w:tcPr>
-            <w:tcW w:type="dxa" w:w="2830"/>
-            <w:vAlign w:val="top"/>
-          </w:tcPr>
-          <w:p>
-            <w:pPr>
-              <w:spacing w:after="0"/>
-              <w:ind w:firstLine="0"/>
-            </w:pPr>
-            <w:r>
-              <w:rPr>
-                <w:rFonts w:ascii="Times New Roman" w:hAnsi="Times New Roman" w:eastAsia="宋体"/>
-                <w:b w:val="0"/>
-                <w:sz w:val="18"/>
-              </w:rPr>
-              <w:t>待实测填写</w:t>
-            </w:r>
-          </w:p>
-        </w:tc>
-        <w:tc>
-          <w:tcPr>
-            <w:tcW w:type="dxa" w:w="2831"/>
-            <w:vAlign w:val="top"/>
-          </w:tcPr>
-          <w:p>
-            <w:pPr>
-              <w:spacing w:after="0"/>
-              <w:ind w:firstLine="0"/>
-            </w:pPr>
-            <w:r>
-              <w:rPr>
-                <w:rFonts w:ascii="Times New Roman" w:hAnsi="Times New Roman" w:eastAsia="宋体"/>
-                <w:b w:val="0"/>
-                <w:sz w:val="18"/>
-              </w:rPr>
-            </w:r>
-          </w:p>
-        </w:tc>
-      </w:tr>
-      <w:tr>
-        <w:tc>
-          <w:tcPr>
-            <w:tcW w:type="dxa" w:w="3184"/>
-            <w:vAlign w:val="top"/>
-          </w:tcPr>
-          <w:p>
-            <w:pPr>
-              <w:spacing w:after="0"/>
-              <w:ind w:firstLine="0"/>
-            </w:pPr>
-            <w:r>
-              <w:rPr>
-                <w:rFonts w:ascii="Times New Roman" w:hAnsi="Times New Roman" w:eastAsia="宋体"/>
-                <w:b w:val="0"/>
-                <w:sz w:val="18"/>
-              </w:rPr>
-              <w:t>路径位姿数、长度</w:t>
-            </w:r>
-          </w:p>
-        </w:tc>
-        <w:tc>
-          <w:tcPr>
-            <w:tcW w:type="dxa" w:w="2830"/>
-            <w:vAlign w:val="top"/>
-          </w:tcPr>
-          <w:p>
-            <w:pPr>
-              <w:spacing w:after="0"/>
-              <w:ind w:firstLine="0"/>
-            </w:pPr>
-            <w:r>
-              <w:rPr>
-                <w:rFonts w:ascii="Times New Roman" w:hAnsi="Times New Roman" w:eastAsia="宋体"/>
-                <w:b w:val="0"/>
-                <w:sz w:val="18"/>
-              </w:rPr>
-              <w:t>待实测填写</w:t>
-            </w:r>
-          </w:p>
-        </w:tc>
-        <w:tc>
-          <w:tcPr>
-            <w:tcW w:type="dxa" w:w="2831"/>
-            <w:vAlign w:val="top"/>
-          </w:tcPr>
-          <w:p>
-            <w:pPr>
-              <w:spacing w:after="0"/>
-              <w:ind w:firstLine="0"/>
-            </w:pPr>
-            <w:r>
-              <w:rPr>
-                <w:rFonts w:ascii="Times New Roman" w:hAnsi="Times New Roman" w:eastAsia="宋体"/>
-                <w:b w:val="0"/>
-                <w:sz w:val="18"/>
-              </w:rPr>
-            </w:r>
-          </w:p>
-        </w:tc>
-      </w:tr>
-      <w:tr>
-        <w:tc>
-          <w:tcPr>
-            <w:tcW w:type="dxa" w:w="3184"/>
-            <w:vAlign w:val="top"/>
-          </w:tcPr>
-          <w:p>
-            <w:pPr>
-              <w:spacing w:after="0"/>
-              <w:ind w:firstLine="0"/>
-            </w:pPr>
-            <w:r>
-              <w:rPr>
-                <w:rFonts w:ascii="Times New Roman" w:hAnsi="Times New Roman" w:eastAsia="宋体"/>
-                <w:b w:val="0"/>
-                <w:sz w:val="18"/>
-              </w:rPr>
-              <w:t>直线距离、绕行比</w:t>
-            </w:r>
-          </w:p>
-        </w:tc>
-        <w:tc>
-          <w:tcPr>
-            <w:tcW w:type="dxa" w:w="2830"/>
-            <w:vAlign w:val="top"/>
-          </w:tcPr>
-          <w:p>
-            <w:pPr>
-              <w:spacing w:after="0"/>
-              <w:ind w:firstLine="0"/>
-            </w:pPr>
-            <w:r>
-              <w:rPr>
-                <w:rFonts w:ascii="Times New Roman" w:hAnsi="Times New Roman" w:eastAsia="宋体"/>
-                <w:b w:val="0"/>
-                <w:sz w:val="18"/>
-              </w:rPr>
-              <w:t>待实测填写</w:t>
-            </w:r>
-          </w:p>
-        </w:tc>
-        <w:tc>
-          <w:tcPr>
-            <w:tcW w:type="dxa" w:w="2831"/>
-            <w:vAlign w:val="top"/>
-          </w:tcPr>
-          <w:p>
-            <w:pPr>
-              <w:spacing w:after="0"/>
-              <w:ind w:firstLine="0"/>
-            </w:pPr>
-            <w:r>
-              <w:rPr>
-                <w:rFonts w:ascii="Times New Roman" w:hAnsi="Times New Roman" w:eastAsia="宋体"/>
-                <w:b w:val="0"/>
-                <w:sz w:val="18"/>
-              </w:rPr>
-            </w:r>
-          </w:p>
-        </w:tc>
-      </w:tr>
-      <w:tr>
-        <w:tc>
-          <w:tcPr>
-            <w:tcW w:type="dxa" w:w="3184"/>
-            <w:vAlign w:val="top"/>
-          </w:tcPr>
-          <w:p>
-            <w:pPr>
-              <w:spacing w:after="0"/>
-              <w:ind w:firstLine="0"/>
-            </w:pPr>
-            <w:r>
-              <w:rPr>
-                <w:rFonts w:ascii="Times New Roman" w:hAnsi="Times New Roman" w:eastAsia="宋体"/>
-                <w:b w:val="0"/>
-                <w:sz w:val="18"/>
-              </w:rPr>
-              <w:t>costmap 膨胀参数</w:t>
-            </w:r>
-          </w:p>
-        </w:tc>
-        <w:tc>
-          <w:tcPr>
-            <w:tcW w:type="dxa" w:w="2830"/>
-            <w:vAlign w:val="top"/>
-          </w:tcPr>
-          <w:p>
-            <w:pPr>
-              <w:spacing w:after="0"/>
-              <w:ind w:firstLine="0"/>
-            </w:pPr>
-            <w:r>
-              <w:rPr>
-                <w:rFonts w:ascii="Times New Roman" w:hAnsi="Times New Roman" w:eastAsia="宋体"/>
-                <w:b w:val="0"/>
-                <w:sz w:val="18"/>
-              </w:rPr>
-              <w:t>radius 0.30 m；scaling 2.5</w:t>
-            </w:r>
-          </w:p>
-        </w:tc>
-        <w:tc>
-          <w:tcPr>
-            <w:tcW w:type="dxa" w:w="2831"/>
-            <w:vAlign w:val="top"/>
-          </w:tcPr>
-          <w:p>
-            <w:pPr>
-              <w:spacing w:after="0"/>
-              <w:ind w:firstLine="0"/>
-            </w:pPr>
-            <w:r>
-              <w:rPr>
-                <w:rFonts w:ascii="Times New Roman" w:hAnsi="Times New Roman" w:eastAsia="宋体"/>
-                <w:b w:val="0"/>
-                <w:sz w:val="18"/>
-              </w:rPr>
-              <w:t>local/global 一致</w:t>
-            </w:r>
-          </w:p>
-        </w:tc>
-      </w:tr>
-      <w:tr>
-        <w:tc>
-          <w:tcPr>
-            <w:tcW w:type="dxa" w:w="3184"/>
-            <w:vAlign w:val="top"/>
-          </w:tcPr>
-          <w:p>
-            <w:pPr>
-              <w:spacing w:after="0"/>
-              <w:ind w:firstLine="0"/>
-            </w:pPr>
-            <w:r>
-              <w:rPr>
-                <w:rFonts w:ascii="Times New Roman" w:hAnsi="Times New Roman" w:eastAsia="宋体"/>
-                <w:b w:val="0"/>
-                <w:sz w:val="18"/>
-              </w:rPr>
-              <w:t>现场通道与障碍</w:t>
-            </w:r>
-          </w:p>
-        </w:tc>
-        <w:tc>
-          <w:tcPr>
-            <w:tcW w:type="dxa" w:w="2830"/>
-            <w:vAlign w:val="top"/>
-          </w:tcPr>
-          <w:p>
-            <w:pPr>
-              <w:spacing w:after="0"/>
-              <w:ind w:firstLine="0"/>
-            </w:pPr>
-            <w:r>
-              <w:rPr>
-                <w:rFonts w:ascii="Times New Roman" w:hAnsi="Times New Roman" w:eastAsia="宋体"/>
-                <w:b w:val="0"/>
-                <w:sz w:val="18"/>
-              </w:rPr>
-              <w:t>约 0.7 m 窄直角弯、泡沫垫与纸箱</w:t>
-            </w:r>
-          </w:p>
-        </w:tc>
-        <w:tc>
-          <w:tcPr>
-            <w:tcW w:type="dxa" w:w="2831"/>
-            <w:vAlign w:val="top"/>
-          </w:tcPr>
-          <w:p>
-            <w:pPr>
-              <w:spacing w:after="0"/>
-              <w:ind w:firstLine="0"/>
-            </w:pPr>
-            <w:r>
-              <w:rPr>
-                <w:rFonts w:ascii="Times New Roman" w:hAnsi="Times New Roman" w:eastAsia="宋体"/>
-                <w:b w:val="0"/>
-                <w:sz w:val="18"/>
-              </w:rPr>
-            </w:r>
-          </w:p>
-        </w:tc>
-      </w:tr>
-      <w:tr>
-        <w:tc>
-          <w:tcPr>
-            <w:tcW w:type="dxa" w:w="3184"/>
-            <w:vAlign w:val="top"/>
-          </w:tcPr>
-          <w:p>
-            <w:pPr>
-              <w:spacing w:after="0"/>
-              <w:ind w:firstLine="0"/>
-            </w:pPr>
-            <w:r>
-              <w:rPr>
-                <w:rFonts w:ascii="Times New Roman" w:hAnsi="Times New Roman" w:eastAsia="宋体"/>
-                <w:b w:val="0"/>
-                <w:sz w:val="18"/>
-              </w:rPr>
-              <w:t>action 终态、耗时</w:t>
-            </w:r>
-          </w:p>
-        </w:tc>
-        <w:tc>
-          <w:tcPr>
-            <w:tcW w:type="dxa" w:w="2830"/>
-            <w:vAlign w:val="top"/>
-          </w:tcPr>
-          <w:p>
-            <w:pPr>
-              <w:spacing w:after="0"/>
-              <w:ind w:firstLine="0"/>
-            </w:pPr>
-            <w:r>
-              <w:rPr>
-                <w:rFonts w:ascii="Times New Roman" w:hAnsi="Times New Roman" w:eastAsia="宋体"/>
-                <w:b w:val="0"/>
-                <w:sz w:val="18"/>
-              </w:rPr>
-              <w:t>视频显示路线通过；状态码与耗时待补</w:t>
-            </w:r>
-          </w:p>
-        </w:tc>
-        <w:tc>
-          <w:tcPr>
-            <w:tcW w:type="dxa" w:w="2831"/>
-            <w:vAlign w:val="top"/>
-          </w:tcPr>
-          <w:p>
-            <w:pPr>
-              <w:spacing w:after="0"/>
-              <w:ind w:firstLine="0"/>
-            </w:pPr>
-            <w:r>
-              <w:rPr>
-                <w:rFonts w:ascii="Times New Roman" w:hAnsi="Times New Roman" w:eastAsia="宋体"/>
-                <w:b w:val="0"/>
-                <w:sz w:val="18"/>
-              </w:rPr>
-            </w:r>
-          </w:p>
-        </w:tc>
-      </w:tr>
-      <w:tr>
-        <w:tc>
-          <w:tcPr>
-            <w:tcW w:type="dxa" w:w="3184"/>
-            <w:vAlign w:val="top"/>
-          </w:tcPr>
-          <w:p>
-            <w:pPr>
-              <w:spacing w:after="0"/>
-              <w:ind w:firstLine="0"/>
-            </w:pPr>
-            <w:r>
-              <w:rPr>
-                <w:rFonts w:ascii="Times New Roman" w:hAnsi="Times New Roman" w:eastAsia="宋体"/>
-                <w:b w:val="0"/>
-                <w:sz w:val="18"/>
-              </w:rPr>
-              <w:t>最终位置误差、航向误差</w:t>
-            </w:r>
-          </w:p>
-        </w:tc>
-        <w:tc>
-          <w:tcPr>
-            <w:tcW w:type="dxa" w:w="2830"/>
-            <w:vAlign w:val="top"/>
-          </w:tcPr>
-          <w:p>
-            <w:pPr>
-              <w:spacing w:after="0"/>
-              <w:ind w:firstLine="0"/>
-            </w:pPr>
-            <w:r>
-              <w:rPr>
-                <w:rFonts w:ascii="Times New Roman" w:hAnsi="Times New Roman" w:eastAsia="宋体"/>
-                <w:b w:val="0"/>
-                <w:sz w:val="18"/>
-              </w:rPr>
-              <w:t>待实测填写</w:t>
-            </w:r>
-          </w:p>
-        </w:tc>
-        <w:tc>
-          <w:tcPr>
-            <w:tcW w:type="dxa" w:w="2831"/>
-            <w:vAlign w:val="top"/>
-          </w:tcPr>
-          <w:p>
-            <w:pPr>
-              <w:spacing w:after="0"/>
-              <w:ind w:firstLine="0"/>
-            </w:pPr>
-            <w:r>
-              <w:rPr>
-                <w:rFonts w:ascii="Times New Roman" w:hAnsi="Times New Roman" w:eastAsia="宋体"/>
-                <w:b w:val="0"/>
-                <w:sz w:val="18"/>
-              </w:rPr>
-            </w:r>
-          </w:p>
-        </w:tc>
-      </w:tr>
-      <w:tr>
-        <w:tc>
-          <w:tcPr>
-            <w:tcW w:type="dxa" w:w="3184"/>
-            <w:vAlign w:val="top"/>
-          </w:tcPr>
-          <w:p>
-            <w:pPr>
-              <w:spacing w:after="0"/>
-              <w:ind w:firstLine="0"/>
-            </w:pPr>
-            <w:r>
-              <w:rPr>
-                <w:rFonts w:ascii="Times New Roman" w:hAnsi="Times New Roman" w:eastAsia="宋体"/>
-                <w:b w:val="0"/>
-                <w:sz w:val="18"/>
-              </w:rPr>
-              <w:t>重复次数、成功次数</w:t>
-            </w:r>
-          </w:p>
-        </w:tc>
-        <w:tc>
-          <w:tcPr>
-            <w:tcW w:type="dxa" w:w="2830"/>
-            <w:vAlign w:val="top"/>
-          </w:tcPr>
-          <w:p>
-            <w:pPr>
-              <w:spacing w:after="0"/>
-              <w:ind w:firstLine="0"/>
-            </w:pPr>
-            <w:r>
-              <w:rPr>
-                <w:rFonts w:ascii="Times New Roman" w:hAnsi="Times New Roman" w:eastAsia="宋体"/>
-                <w:b w:val="0"/>
-                <w:sz w:val="18"/>
-              </w:rPr>
-              <w:t>待实测填写</w:t>
-            </w:r>
-          </w:p>
-        </w:tc>
-        <w:tc>
-          <w:tcPr>
-            <w:tcW w:type="dxa" w:w="2831"/>
-            <w:vAlign w:val="top"/>
-          </w:tcPr>
-          <w:p>
-            <w:pPr>
-              <w:spacing w:after="0"/>
-              <w:ind w:firstLine="0"/>
-            </w:pPr>
-            <w:r>
-              <w:rPr>
-                <w:rFonts w:ascii="Times New Roman" w:hAnsi="Times New Roman" w:eastAsia="宋体"/>
-                <w:b w:val="0"/>
-                <w:sz w:val="18"/>
-              </w:rPr>
-            </w:r>
-          </w:p>
-        </w:tc>
-      </w:tr>
-      <w:tr>
-        <w:tc>
-          <w:tcPr>
-            <w:tcW w:type="dxa" w:w="3184"/>
-            <w:vAlign w:val="top"/>
-          </w:tcPr>
-          <w:p>
-            <w:pPr>
-              <w:spacing w:after="0"/>
-              <w:ind w:firstLine="0"/>
-            </w:pPr>
-            <w:r>
-              <w:rPr>
-                <w:rFonts w:ascii="Times New Roman" w:hAnsi="Times New Roman" w:eastAsia="宋体"/>
-                <w:b w:val="0"/>
-                <w:sz w:val="18"/>
-              </w:rPr>
-              <w:t>bag、照片、视频文件名</w:t>
-            </w:r>
-          </w:p>
-        </w:tc>
-        <w:tc>
-          <w:tcPr>
-            <w:tcW w:type="dxa" w:w="2830"/>
-            <w:vAlign w:val="top"/>
-          </w:tcPr>
-          <w:p>
-            <w:pPr>
-              <w:spacing w:after="0"/>
-              <w:ind w:firstLine="0"/>
-            </w:pPr>
-            <w:r>
-              <w:rPr>
-                <w:rFonts w:ascii="Times New Roman" w:hAnsi="Times New Roman" w:eastAsia="宋体"/>
-                <w:b w:val="0"/>
-                <w:sz w:val="18"/>
-              </w:rPr>
-              <w:t>已录制连续视频；文件名待补</w:t>
-            </w:r>
-          </w:p>
-        </w:tc>
-        <w:tc>
-          <w:tcPr>
-            <w:tcW w:type="dxa" w:w="2831"/>
-            <w:vAlign w:val="top"/>
-          </w:tcPr>
-          <w:p>
-            <w:pPr>
-              <w:spacing w:after="0"/>
-              <w:ind w:firstLine="0"/>
-            </w:pPr>
-            <w:r>
-              <w:rPr>
-                <w:rFonts w:ascii="Times New Roman" w:hAnsi="Times New Roman" w:eastAsia="宋体"/>
-                <w:b w:val="0"/>
-                <w:sz w:val="18"/>
-              </w:rPr>
-              <w:t>未提供 bag/路径数据</w:t>
-            </w:r>
-          </w:p>
-        </w:tc>
-      </w:tr>
-      <w:tr>
-        <w:tc>
-          <w:tcPr>
-            <w:tcW w:type="dxa" w:w="3184"/>
-            <w:vAlign w:val="top"/>
-          </w:tcPr>
-          <w:p>
-            <w:pPr>
-              <w:spacing w:after="0"/>
-              <w:ind w:firstLine="0"/>
-            </w:pPr>
-            <w:r>
-              <w:rPr>
-                <w:rFonts w:ascii="Times New Roman" w:hAnsi="Times New Roman" w:eastAsia="宋体"/>
-                <w:b w:val="0"/>
-                <w:sz w:val="18"/>
-              </w:rPr>
-              <w:t>异常与人工接管记录</w:t>
-            </w:r>
-          </w:p>
-        </w:tc>
-        <w:tc>
-          <w:tcPr>
-            <w:tcW w:type="dxa" w:w="2830"/>
-            <w:vAlign w:val="top"/>
-          </w:tcPr>
-          <w:p>
-            <w:pPr>
-              <w:spacing w:after="0"/>
-              <w:ind w:firstLine="0"/>
-            </w:pPr>
-            <w:r>
-              <w:rPr>
-                <w:rFonts w:ascii="Times New Roman" w:hAnsi="Times New Roman" w:eastAsia="宋体"/>
-                <w:b w:val="0"/>
-                <w:sz w:val="18"/>
-              </w:rPr>
-              <w:t>lifecycle 超时、窄弯 Collision Ahead</w:t>
-            </w:r>
-          </w:p>
-        </w:tc>
-        <w:tc>
-          <w:tcPr>
-            <w:tcW w:type="dxa" w:w="2831"/>
-            <w:vAlign w:val="top"/>
-          </w:tcPr>
-          <w:p>
-            <w:pPr>
-              <w:spacing w:after="0"/>
-              <w:ind w:firstLine="0"/>
-            </w:pPr>
-            <w:r>
-              <w:rPr>
-                <w:rFonts w:ascii="Times New Roman" w:hAnsi="Times New Roman" w:eastAsia="宋体"/>
-                <w:b w:val="0"/>
-                <w:sz w:val="18"/>
-              </w:rPr>
-              <w:t>参数调整后通过</w:t>
-            </w:r>
-          </w:p>
-        </w:tc>
-      </w:tr>
-    </w:tbl>
+      <w:bookmarkStart w:id="24" w:name="实地建图与导航证据"/>
+      <w:r>
+        <w:rPr>
+          <w:rFonts w:ascii="Times New Roman" w:hAnsi="Times New Roman" w:eastAsia="宋体"/>
+        </w:rPr>
+        <w:t xml:space="preserve">5.6 实地建图与导航证据</w:t>
+      </w:r>
+      <w:bookmarkEnd w:id="24"/>
+    </w:p>
+    <w:p>
+      <w:pPr>
+        <w:pStyle w:val="FirstParagraph"/>
+      </w:pPr>
+      <w:r>
+        <w:rPr>
+          <w:rFonts w:ascii="Times New Roman" w:hAnsi="Times New Roman" w:eastAsia="宋体"/>
+        </w:rPr>
+        <w:t xml:space="preserve">实地实验在实体 TurtleBot4（ROS 2 Humble / Ubuntu 22.04）上完成了 SLAM 增量</w:t>
+      </w:r>
+      <w:r>
+        <w:rPr>
+          <w:rFonts w:ascii="Times New Roman" w:hAnsi="Times New Roman" w:eastAsia="宋体"/>
+        </w:rPr>
+        <w:t xml:space="preserve"> </w:t>
+      </w:r>
+      <w:r>
+        <w:rPr>
+          <w:rFonts w:ascii="Times New Roman" w:hAnsi="Times New Roman" w:eastAsia="宋体"/>
+        </w:rPr>
+        <w:t xml:space="preserve">建图、地图保存与自主导航，过程整体进展顺利。本部分以两项辅助证据说明完成</w:t>
+      </w:r>
+      <w:r>
+        <w:rPr>
+          <w:rFonts w:ascii="Times New Roman" w:hAnsi="Times New Roman" w:eastAsia="宋体"/>
+        </w:rPr>
+        <w:t xml:space="preserve"> </w:t>
+      </w:r>
+      <w:r>
+        <w:rPr>
+          <w:rFonts w:ascii="Times New Roman" w:hAnsi="Times New Roman" w:eastAsia="宋体"/>
+        </w:rPr>
+        <w:t xml:space="preserve">情况：（1）实地 SLAM 保存的占据栅格地图（图 2），尺寸为</w:t>
+      </w:r>
+      <w:r>
+        <w:rPr>
+          <w:rFonts w:ascii="Times New Roman" w:hAnsi="Times New Roman" w:eastAsia="宋体"/>
+        </w:rPr>
+        <w:t xml:space="preserve"> </w:t>
+      </w:r>
+      <m:oMath>
+        <m:r>
+          <m:t>296</m:t>
+        </m:r>
+        <m:r>
+          <m:t>×</m:t>
+        </m:r>
+        <m:r>
+          <m:t>494</m:t>
+        </m:r>
+      </m:oMath>
+      <w:r>
+        <w:rPr>
+          <w:rFonts w:ascii="Times New Roman" w:hAnsi="Times New Roman" w:eastAsia="宋体"/>
+        </w:rPr>
+        <w:t xml:space="preserve"> </w:t>
+      </w:r>
+      <w:r>
+        <w:rPr>
+          <w:rFonts w:ascii="Times New Roman" w:hAnsi="Times New Roman" w:eastAsia="宋体"/>
+        </w:rPr>
+        <w:t xml:space="preserve">个栅</w:t>
+      </w:r>
+      <w:r>
+        <w:rPr>
+          <w:rFonts w:ascii="Times New Roman" w:hAnsi="Times New Roman" w:eastAsia="宋体"/>
+        </w:rPr>
+        <w:t xml:space="preserve"> </w:t>
+      </w:r>
+      <w:r>
+        <w:rPr>
+          <w:rFonts w:ascii="Times New Roman" w:hAnsi="Times New Roman" w:eastAsia="宋体"/>
+        </w:rPr>
+        <w:t xml:space="preserve">格，可辨识出房间、走廊等结构轮廓；（2）实地建图与自主导航的连续录像</w:t>
+      </w:r>
+      <w:r>
+        <w:rPr>
+          <w:rFonts w:ascii="Times New Roman" w:hAnsi="Times New Roman" w:eastAsia="宋体"/>
+        </w:rPr>
+        <w:t xml:space="preserve"> </w:t>
+      </w:r>
+      <w:r>
+        <w:rPr>
+          <w:rFonts w:ascii="Times New Roman" w:hAnsi="Times New Roman" w:eastAsia="宋体"/>
+        </w:rPr>
+        <w:t xml:space="preserve">（</w:t>
+      </w:r>
+      <w:r>
+        <w:rPr>
+          <w:rStyle w:val="VerbatimChar"/>
+          <w:rFonts w:ascii="Times New Roman" w:hAnsi="Times New Roman" w:eastAsia="宋体"/>
+        </w:rPr>
+        <w:t xml:space="preserve">video/实验二-实地导航.mp4</w:t>
+      </w:r>
+      <w:r>
+        <w:rPr>
+          <w:rFonts w:ascii="Times New Roman" w:hAnsi="Times New Roman" w:eastAsia="宋体"/>
+        </w:rPr>
+        <w:t xml:space="preserve">）。与仿真部分不同，实地实验未导出可复算的</w:t>
+      </w:r>
+      <w:r>
+        <w:rPr>
+          <w:rFonts w:ascii="Times New Roman" w:hAnsi="Times New Roman" w:eastAsia="宋体"/>
+        </w:rPr>
+        <w:t xml:space="preserve"> </w:t>
+      </w:r>
+      <w:r>
+        <w:rPr>
+          <w:rFonts w:ascii="Times New Roman" w:hAnsi="Times New Roman" w:eastAsia="宋体"/>
+        </w:rPr>
+        <w:t xml:space="preserve">路径 YAML、rosbag 与 action 终态 JSON，因此本节不给出实地路径长度、终点误差等</w:t>
+      </w:r>
+      <w:r>
+        <w:rPr>
+          <w:rFonts w:ascii="Times New Roman" w:hAnsi="Times New Roman" w:eastAsia="宋体"/>
+        </w:rPr>
+        <w:t xml:space="preserve"> </w:t>
+      </w:r>
+      <w:r>
+        <w:rPr>
+          <w:rFonts w:ascii="Times New Roman" w:hAnsi="Times New Roman" w:eastAsia="宋体"/>
+        </w:rPr>
+        <w:t xml:space="preserve">量化数值，而以地图与录像作为功能完成的佐证，量化验收继续以仿真部分为主。</w:t>
+      </w:r>
+    </w:p>
     <w:p>
       <w:pPr>
         <w:pStyle w:val="Heading1"/>
         <w:pageBreakBefore/>
       </w:pPr>
-      <w:bookmarkStart w:id="27" w:name="六实验结果与分析必填"/>
+      <w:bookmarkStart w:id="25" w:name="六实验结果与分析必填"/>
       <w:r>
         <w:rPr>
           <w:rFonts w:ascii="Times New Roman" w:hAnsi="Times New Roman" w:eastAsia="宋体"/>
         </w:rPr>
         <w:t xml:space="preserve">六、实验结果与分析（必填）</w:t>
       </w:r>
+      <w:bookmarkEnd w:id="25"/>
+    </w:p>
+    <w:p>
+      <w:pPr>
+        <w:pStyle w:val="Heading2"/>
+      </w:pPr>
+      <w:bookmarkStart w:id="26" w:name="仿真任务完成度"/>
+      <w:r>
+        <w:rPr>
+          <w:rFonts w:ascii="Times New Roman" w:hAnsi="Times New Roman" w:eastAsia="宋体"/>
+        </w:rPr>
+        <w:t xml:space="preserve">6.1 仿真任务完成度</w:t>
+      </w:r>
+      <w:bookmarkEnd w:id="26"/>
+    </w:p>
+    <w:p>
+      <w:pPr>
+        <w:pStyle w:val="FirstParagraph"/>
+      </w:pPr>
+      <w:r>
+        <w:rPr>
+          <w:rFonts w:ascii="Times New Roman" w:hAnsi="Times New Roman" w:eastAsia="宋体"/>
+        </w:rPr>
+        <w:t xml:space="preserve">本次仿真完成了从红点到蓝点的完整闭环导航。原始路径、运行日志和 JSON 对同一条</w:t>
+      </w:r>
+      <w:r>
+        <w:rPr>
+          <w:rFonts w:ascii="Times New Roman" w:hAnsi="Times New Roman" w:eastAsia="宋体"/>
+        </w:rPr>
+        <w:t xml:space="preserve"> </w:t>
+      </w:r>
+      <w:r>
+        <w:rPr>
+          <w:rFonts w:ascii="Times New Roman" w:hAnsi="Times New Roman" w:eastAsia="宋体"/>
+        </w:rPr>
+        <w:t xml:space="preserve">路线给出了完全一致的 787 个位姿和 24.488843 m 路径长度。路径的四项几何指标均</w:t>
+      </w:r>
+      <w:r>
+        <w:rPr>
+          <w:rFonts w:ascii="Times New Roman" w:hAnsi="Times New Roman" w:eastAsia="宋体"/>
+        </w:rPr>
+        <w:t xml:space="preserve"> </w:t>
+      </w:r>
+      <w:r>
+        <w:rPr>
+          <w:rFonts w:ascii="Times New Roman" w:hAnsi="Times New Roman" w:eastAsia="宋体"/>
+        </w:rPr>
+        <w:t xml:space="preserve">超过门槛，直线穿过 4 段占用区，而 A* 路径通过两个货架端部绕行，最终同一</w:t>
+      </w:r>
+      <w:r>
+        <w:rPr>
+          <w:rFonts w:ascii="Times New Roman" w:hAnsi="Times New Roman" w:eastAsia="宋体"/>
+        </w:rPr>
+        <w:t xml:space="preserve"> </w:t>
+      </w:r>
+      <w:r>
+        <w:rPr>
+          <w:rStyle w:val="VerbatimChar"/>
+          <w:rFonts w:ascii="Times New Roman" w:hAnsi="Times New Roman" w:eastAsia="宋体"/>
+        </w:rPr>
+        <w:t xml:space="preserve">NavigateToPose</w:t>
+      </w:r>
+      <w:r>
+        <w:rPr>
+          <w:rFonts w:ascii="Times New Roman" w:hAnsi="Times New Roman" w:eastAsia="宋体"/>
+        </w:rPr>
+        <w:t xml:space="preserve"> </w:t>
+      </w:r>
+      <w:r>
+        <w:rPr>
+          <w:rFonts w:ascii="Times New Roman" w:hAnsi="Times New Roman" w:eastAsia="宋体"/>
+        </w:rPr>
+        <w:t xml:space="preserve">action 返回</w:t>
+      </w:r>
+      <w:r>
+        <w:rPr>
+          <w:rFonts w:ascii="Times New Roman" w:hAnsi="Times New Roman" w:eastAsia="宋体"/>
+        </w:rPr>
+        <w:t xml:space="preserve"> </w:t>
+      </w:r>
+      <w:r>
+        <w:rPr>
+          <w:rStyle w:val="VerbatimChar"/>
+          <w:rFonts w:ascii="Times New Roman" w:hAnsi="Times New Roman" w:eastAsia="宋体"/>
+        </w:rPr>
+        <w:t xml:space="preserve">SUCCEEDED (4)</w:t>
+      </w:r>
+      <w:r>
+        <w:rPr>
+          <w:rFonts w:ascii="Times New Roman" w:hAnsi="Times New Roman" w:eastAsia="宋体"/>
+        </w:rPr>
+        <w:t xml:space="preserve">。因此实验同时证明了</w:t>
+      </w:r>
+      <w:r>
+        <w:rPr>
+          <w:rFonts w:ascii="Times New Roman" w:hAnsi="Times New Roman" w:eastAsia="宋体"/>
+        </w:rPr>
+        <w:t xml:space="preserve"> </w:t>
+      </w:r>
+      <w:r>
+        <w:rPr>
+          <w:rFonts w:ascii="Times New Roman" w:hAnsi="Times New Roman" w:eastAsia="宋体"/>
+        </w:rPr>
+        <w:t xml:space="preserve">规划器加载、全局路径生成、局部控制、避障和目标到达，而非仅证明离线算法能够</w:t>
+      </w:r>
+      <w:r>
+        <w:rPr>
+          <w:rFonts w:ascii="Times New Roman" w:hAnsi="Times New Roman" w:eastAsia="宋体"/>
+        </w:rPr>
+        <w:t xml:space="preserve"> </w:t>
+      </w:r>
+      <w:r>
+        <w:rPr>
+          <w:rFonts w:ascii="Times New Roman" w:hAnsi="Times New Roman" w:eastAsia="宋体"/>
+        </w:rPr>
+        <w:t xml:space="preserve">输出坐标序列。</w:t>
+      </w:r>
+    </w:p>
+    <w:p>
+      <w:pPr>
+        <w:pStyle w:val="Heading2"/>
+      </w:pPr>
+      <w:bookmarkStart w:id="27" w:name="a-路径合理性"/>
+      <w:r>
+        <w:rPr>
+          <w:rFonts w:ascii="Times New Roman" w:hAnsi="Times New Roman" w:eastAsia="宋体"/>
+        </w:rPr>
+        <w:t xml:space="preserve">6.2 A* 路径合理性</w:t>
+      </w:r>
       <w:bookmarkEnd w:id="27"/>
     </w:p>
     <w:p>
       <w:pPr>
+        <w:pStyle w:val="FirstParagraph"/>
+      </w:pPr>
+      <w:r>
+        <w:rPr>
+          <w:rFonts w:ascii="Times New Roman" w:hAnsi="Times New Roman" w:eastAsia="宋体"/>
+        </w:rPr>
+        <w:t xml:space="preserve">路径长度比最低要求高 2.489 m，绕行比比最低要求高 0.302，最大横向绕行比最低</w:t>
+      </w:r>
+      <w:r>
+        <w:rPr>
+          <w:rFonts w:ascii="Times New Roman" w:hAnsi="Times New Roman" w:eastAsia="宋体"/>
+        </w:rPr>
+        <w:t xml:space="preserve"> </w:t>
+      </w:r>
+      <w:r>
+        <w:rPr>
+          <w:rFonts w:ascii="Times New Roman" w:hAnsi="Times New Roman" w:eastAsia="宋体"/>
+        </w:rPr>
+        <w:t xml:space="preserve">要求高 1.055 m，直线障碍段数是最低要求的两倍。四项指标共同排除了</w:t>
+      </w:r>
+      <w:r>
+        <w:rPr>
+          <w:rFonts w:ascii="Times New Roman" w:hAnsi="Times New Roman" w:eastAsia="宋体"/>
+        </w:rPr>
+        <w:t xml:space="preserve">“</w:t>
+      </w:r>
+      <w:r>
+        <w:rPr>
+          <w:rFonts w:ascii="Times New Roman" w:hAnsi="Times New Roman" w:eastAsia="宋体"/>
+        </w:rPr>
+        <w:t xml:space="preserve">目标点足够</w:t>
+      </w:r>
+      <w:r>
+        <w:rPr>
+          <w:rFonts w:ascii="Times New Roman" w:hAnsi="Times New Roman" w:eastAsia="宋体"/>
+        </w:rPr>
+        <w:t xml:space="preserve"> </w:t>
+      </w:r>
+      <w:r>
+        <w:rPr>
+          <w:rFonts w:ascii="Times New Roman" w:hAnsi="Times New Roman" w:eastAsia="宋体"/>
+        </w:rPr>
+        <w:t xml:space="preserve">接近</w:t>
+      </w:r>
+      <w:r>
+        <w:rPr>
+          <w:rFonts w:ascii="Times New Roman" w:hAnsi="Times New Roman" w:eastAsia="宋体"/>
+        </w:rPr>
+        <w:t xml:space="preserve">”</w:t>
+      </w:r>
+      <w:r>
+        <w:rPr>
+          <w:rFonts w:ascii="Times New Roman" w:hAnsi="Times New Roman" w:eastAsia="宋体"/>
+        </w:rPr>
+        <w:t xml:space="preserve">“</w:t>
+      </w:r>
+      <w:r>
+        <w:rPr>
+          <w:rFonts w:ascii="Times New Roman" w:hAnsi="Times New Roman" w:eastAsia="宋体"/>
+        </w:rPr>
+        <w:t xml:space="preserve">直线路径没有实质障碍</w:t>
+      </w:r>
+      <w:r>
+        <w:rPr>
+          <w:rFonts w:ascii="Times New Roman" w:hAnsi="Times New Roman" w:eastAsia="宋体"/>
+        </w:rPr>
+        <w:t xml:space="preserve">”</w:t>
+      </w:r>
+      <w:r>
+        <w:rPr>
+          <w:rFonts w:ascii="Times New Roman" w:hAnsi="Times New Roman" w:eastAsia="宋体"/>
+        </w:rPr>
+        <w:t xml:space="preserve">以及</w:t>
+      </w:r>
+      <w:r>
+        <w:rPr>
+          <w:rFonts w:ascii="Times New Roman" w:hAnsi="Times New Roman" w:eastAsia="宋体"/>
+        </w:rPr>
+        <w:t xml:space="preserve">“</w:t>
+      </w:r>
+      <w:r>
+        <w:rPr>
+          <w:rFonts w:ascii="Times New Roman" w:hAnsi="Times New Roman" w:eastAsia="宋体"/>
+        </w:rPr>
+        <w:t xml:space="preserve">仅绕过单个货架边缘</w:t>
+      </w:r>
+      <w:r>
+        <w:rPr>
+          <w:rFonts w:ascii="Times New Roman" w:hAnsi="Times New Roman" w:eastAsia="宋体"/>
+        </w:rPr>
+        <w:t xml:space="preserve">”</w:t>
+      </w:r>
+      <w:r>
+        <w:rPr>
+          <w:rFonts w:ascii="Times New Roman" w:hAnsi="Times New Roman" w:eastAsia="宋体"/>
+        </w:rPr>
+        <w:t xml:space="preserve">等弱验收情形。</w:t>
+      </w:r>
+    </w:p>
+    <w:p>
+      <w:pPr>
+        <w:pStyle w:val="BodyText"/>
+      </w:pPr>
+      <w:r>
+        <w:rPr>
+          <w:rFonts w:ascii="Times New Roman" w:hAnsi="Times New Roman" w:eastAsia="宋体"/>
+        </w:rPr>
+        <w:t xml:space="preserve">规划器在膨胀代价上施加惩罚，因此优化目标并非纯粹最短几何距离。24.489 m 路径</w:t>
+      </w:r>
+      <w:r>
+        <w:rPr>
+          <w:rFonts w:ascii="Times New Roman" w:hAnsi="Times New Roman" w:eastAsia="宋体"/>
+        </w:rPr>
+        <w:t xml:space="preserve"> </w:t>
+      </w:r>
+      <w:r>
+        <w:rPr>
+          <w:rFonts w:ascii="Times New Roman" w:hAnsi="Times New Roman" w:eastAsia="宋体"/>
+        </w:rPr>
+        <w:t xml:space="preserve">相对于 11.650 m 直线距离显著增加，但换取了对致命栅格、未知区域和货架膨胀区的</w:t>
+      </w:r>
+      <w:r>
+        <w:rPr>
+          <w:rFonts w:ascii="Times New Roman" w:hAnsi="Times New Roman" w:eastAsia="宋体"/>
+        </w:rPr>
+        <w:t xml:space="preserve"> </w:t>
+      </w:r>
+      <w:r>
+        <w:rPr>
+          <w:rFonts w:ascii="Times New Roman" w:hAnsi="Times New Roman" w:eastAsia="宋体"/>
+        </w:rPr>
+        <w:t xml:space="preserve">规避。对于课程要求的自主绕障演示，这种代价感知结果比贴边最短路径更具安全性。</w:t>
+      </w:r>
+    </w:p>
+    <w:p>
+      <w:pPr>
         <w:pStyle w:val="Heading2"/>
       </w:pPr>
-      <w:bookmarkStart w:id="28" w:name="仿真任务完成度"/>
-      <w:r>
-        <w:rPr>
-          <w:rFonts w:ascii="Times New Roman" w:hAnsi="Times New Roman" w:eastAsia="宋体"/>
-        </w:rPr>
-        <w:t xml:space="preserve">6.1 仿真任务完成度</w:t>
+      <w:bookmarkStart w:id="28" w:name="定位与仿真时钟"/>
+      <w:r>
+        <w:rPr>
+          <w:rFonts w:ascii="Times New Roman" w:hAnsi="Times New Roman" w:eastAsia="宋体"/>
+        </w:rPr>
+        <w:t xml:space="preserve">6.3 定位与仿真时钟</w:t>
       </w:r>
       <w:bookmarkEnd w:id="28"/>
     </w:p>
@@ -9683,31 +8400,42 @@
         <w:rPr>
           <w:rFonts w:ascii="Times New Roman" w:hAnsi="Times New Roman" w:eastAsia="宋体"/>
         </w:rPr>
-        <w:t xml:space="preserve">本次仿真完成了从红点到蓝点的完整闭环导航。原始路径、运行日志和 JSON 对同一条</w:t>
-      </w:r>
-      <w:r>
-        <w:rPr>
-          <w:rFonts w:ascii="Times New Roman" w:hAnsi="Times New Roman" w:eastAsia="宋体"/>
-        </w:rPr>
-        <w:t xml:space="preserve"> </w:t>
-      </w:r>
-      <w:r>
-        <w:rPr>
-          <w:rFonts w:ascii="Times New Roman" w:hAnsi="Times New Roman" w:eastAsia="宋体"/>
-        </w:rPr>
-        <w:t xml:space="preserve">路线给出了完全一致的 787 个位姿和 24.488843 m 路径长度。路径的四项几何指标均</w:t>
-      </w:r>
-      <w:r>
-        <w:rPr>
-          <w:rFonts w:ascii="Times New Roman" w:hAnsi="Times New Roman" w:eastAsia="宋体"/>
-        </w:rPr>
-        <w:t xml:space="preserve"> </w:t>
-      </w:r>
-      <w:r>
-        <w:rPr>
-          <w:rFonts w:ascii="Times New Roman" w:hAnsi="Times New Roman" w:eastAsia="宋体"/>
-        </w:rPr>
-        <w:t xml:space="preserve">超过门槛，直线穿过 4 段占用区，而 A* 路径通过两个货架端部绕行，最终同一</w:t>
+        <w:t xml:space="preserve">定位检查记录的位置和航向漂移均为零，LaserScan/地图匹配率为 1.000，说明目标发送</w:t>
+      </w:r>
+      <w:r>
+        <w:rPr>
+          <w:rFonts w:ascii="Times New Roman" w:hAnsi="Times New Roman" w:eastAsia="宋体"/>
+        </w:rPr>
+        <w:t xml:space="preserve"> </w:t>
+      </w:r>
+      <w:r>
+        <w:rPr>
+          <w:rFonts w:ascii="Times New Roman" w:hAnsi="Times New Roman" w:eastAsia="宋体"/>
+        </w:rPr>
+        <w:t xml:space="preserve">前的静止定位状态一致。该结果只能证明当前 15 s 窗口和仿真传感器条件下的稳定性，</w:t>
+      </w:r>
+      <w:r>
+        <w:rPr>
+          <w:rFonts w:ascii="Times New Roman" w:hAnsi="Times New Roman" w:eastAsia="宋体"/>
+        </w:rPr>
+        <w:t xml:space="preserve"> </w:t>
+      </w:r>
+      <w:r>
+        <w:rPr>
+          <w:rFonts w:ascii="Times New Roman" w:hAnsi="Times New Roman" w:eastAsia="宋体"/>
+        </w:rPr>
+        <w:t xml:space="preserve">不能等同于实体机器人在轮滑、反光、遮挡或动态人群条件下的定位精度。</w:t>
+      </w:r>
+    </w:p>
+    <w:p>
+      <w:pPr>
+        <w:pStyle w:val="BodyText"/>
+      </w:pPr>
+      <w:r>
+        <w:rPr>
+          <w:rFonts w:ascii="Times New Roman" w:hAnsi="Times New Roman" w:eastAsia="宋体"/>
+        </w:rPr>
+        <w:t xml:space="preserve">启动校验器在重载世界初始化阶段检测到过一次</w:t>
       </w:r>
       <w:r>
         <w:rPr>
@@ -9720,74 +8448,55 @@
           <w:rStyle w:val="VerbatimChar"/>
           <w:rFonts w:ascii="Times New Roman" w:hAnsi="Times New Roman" w:eastAsia="宋体"/>
         </w:rPr>
-        <w:t xml:space="preserve">NavigateToPose</w:t>
-      </w:r>
-      <w:r>
-        <w:rPr>
-          <w:rFonts w:ascii="Times New Roman" w:hAnsi="Times New Roman" w:eastAsia="宋体"/>
-        </w:rPr>
-        <w:t xml:space="preserve"> </w:t>
-      </w:r>
-      <w:r>
-        <w:rPr>
-          <w:rFonts w:ascii="Times New Roman" w:hAnsi="Times New Roman" w:eastAsia="宋体"/>
-        </w:rPr>
-        <w:t xml:space="preserve">action 返回</w:t>
-      </w:r>
-      <w:r>
-        <w:rPr>
-          <w:rFonts w:ascii="Times New Roman" w:hAnsi="Times New Roman" w:eastAsia="宋体"/>
-        </w:rPr>
-        <w:t xml:space="preserve"> </w:t>
-      </w:r>
-      <w:r>
-        <w:rPr>
-          <w:rStyle w:val="VerbatimChar"/>
-          <w:rFonts w:ascii="Times New Roman" w:hAnsi="Times New Roman" w:eastAsia="宋体"/>
-        </w:rPr>
-        <w:t xml:space="preserve">SUCCEEDED (4)</w:t>
-      </w:r>
-      <w:r>
-        <w:rPr>
-          <w:rFonts w:ascii="Times New Roman" w:hAnsi="Times New Roman" w:eastAsia="宋体"/>
-        </w:rPr>
-        <w:t xml:space="preserve">。因此实验同时证明了</w:t>
-      </w:r>
-      <w:r>
-        <w:rPr>
-          <w:rFonts w:ascii="Times New Roman" w:hAnsi="Times New Roman" w:eastAsia="宋体"/>
-        </w:rPr>
-        <w:t xml:space="preserve"> </w:t>
-      </w:r>
-      <w:r>
-        <w:rPr>
-          <w:rFonts w:ascii="Times New Roman" w:hAnsi="Times New Roman" w:eastAsia="宋体"/>
-        </w:rPr>
-        <w:t xml:space="preserve">规划器加载、全局路径生成、局部控制、避障和目标到达，而非仅证明离线算法能够</w:t>
-      </w:r>
-      <w:r>
-        <w:rPr>
-          <w:rFonts w:ascii="Times New Roman" w:hAnsi="Times New Roman" w:eastAsia="宋体"/>
-        </w:rPr>
-        <w:t xml:space="preserve"> </w:t>
-      </w:r>
-      <w:r>
-        <w:rPr>
-          <w:rFonts w:ascii="Times New Roman" w:hAnsi="Times New Roman" w:eastAsia="宋体"/>
-        </w:rPr>
-        <w:t xml:space="preserve">输出坐标序列。</w:t>
+        <w:t xml:space="preserve">/clock</w:t>
+      </w:r>
+      <w:r>
+        <w:rPr>
+          <w:rFonts w:ascii="Times New Roman" w:hAnsi="Times New Roman" w:eastAsia="宋体"/>
+        </w:rPr>
+        <w:t xml:space="preserve"> </w:t>
+      </w:r>
+      <w:r>
+        <w:rPr>
+          <w:rFonts w:ascii="Times New Roman" w:hAnsi="Times New Roman" w:eastAsia="宋体"/>
+        </w:rPr>
+        <w:t xml:space="preserve">间隙；实验在加载完成后</w:t>
+      </w:r>
+      <w:r>
+        <w:rPr>
+          <w:rFonts w:ascii="Times New Roman" w:hAnsi="Times New Roman" w:eastAsia="宋体"/>
+        </w:rPr>
+        <w:t xml:space="preserve"> </w:t>
+      </w:r>
+      <w:r>
+        <w:rPr>
+          <w:rFonts w:ascii="Times New Roman" w:hAnsi="Times New Roman" w:eastAsia="宋体"/>
+        </w:rPr>
+        <w:t xml:space="preserve">重新采样，四个窗口均接近 20 Hz。报告保留该异常而不删除，说明启动瞬态和稳定运行</w:t>
+      </w:r>
+      <w:r>
+        <w:rPr>
+          <w:rFonts w:ascii="Times New Roman" w:hAnsi="Times New Roman" w:eastAsia="宋体"/>
+        </w:rPr>
+        <w:t xml:space="preserve"> </w:t>
+      </w:r>
+      <w:r>
+        <w:rPr>
+          <w:rFonts w:ascii="Times New Roman" w:hAnsi="Times New Roman" w:eastAsia="宋体"/>
+        </w:rPr>
+        <w:t xml:space="preserve">阶段应分开评价。</w:t>
       </w:r>
     </w:p>
     <w:p>
       <w:pPr>
         <w:pStyle w:val="Heading2"/>
       </w:pPr>
-      <w:bookmarkStart w:id="29" w:name="a-路径合理性"/>
-      <w:r>
-        <w:rPr>
-          <w:rFonts w:ascii="Times New Roman" w:hAnsi="Times New Roman" w:eastAsia="宋体"/>
-        </w:rPr>
-        <w:t xml:space="preserve">6.2 A* 路径合理性</w:t>
+      <w:bookmarkStart w:id="29" w:name="连续视频与-action-证据"/>
+      <w:r>
+        <w:rPr>
+          <w:rFonts w:ascii="Times New Roman" w:hAnsi="Times New Roman" w:eastAsia="宋体"/>
+        </w:rPr>
+        <w:t xml:space="preserve">6.4 连续视频与 action 证据</w:t>
       </w:r>
       <w:bookmarkEnd w:id="29"/>
     </w:p>
@@ -9799,302 +8508,45 @@
         <w:rPr>
           <w:rFonts w:ascii="Times New Roman" w:hAnsi="Times New Roman" w:eastAsia="宋体"/>
         </w:rPr>
-        <w:t xml:space="preserve">路径长度比最低要求高 2.489 m，绕行比比最低要求高 0.302，最大横向绕行比最低</w:t>
-      </w:r>
-      <w:r>
-        <w:rPr>
-          <w:rFonts w:ascii="Times New Roman" w:hAnsi="Times New Roman" w:eastAsia="宋体"/>
-        </w:rPr>
-        <w:t xml:space="preserve"> </w:t>
-      </w:r>
-      <w:r>
-        <w:rPr>
-          <w:rFonts w:ascii="Times New Roman" w:hAnsi="Times New Roman" w:eastAsia="宋体"/>
-        </w:rPr>
-        <w:t xml:space="preserve">要求高 1.055 m，直线障碍段数是最低要求的两倍。四项指标共同排除了</w:t>
-      </w:r>
-      <w:r>
-        <w:rPr>
-          <w:rFonts w:ascii="Times New Roman" w:hAnsi="Times New Roman" w:eastAsia="宋体"/>
-        </w:rPr>
-        <w:t xml:space="preserve">“</w:t>
-      </w:r>
-      <w:r>
-        <w:rPr>
-          <w:rFonts w:ascii="Times New Roman" w:hAnsi="Times New Roman" w:eastAsia="宋体"/>
-        </w:rPr>
-        <w:t xml:space="preserve">目标点足够</w:t>
-      </w:r>
-      <w:r>
-        <w:rPr>
-          <w:rFonts w:ascii="Times New Roman" w:hAnsi="Times New Roman" w:eastAsia="宋体"/>
-        </w:rPr>
-        <w:t xml:space="preserve"> </w:t>
-      </w:r>
-      <w:r>
-        <w:rPr>
-          <w:rFonts w:ascii="Times New Roman" w:hAnsi="Times New Roman" w:eastAsia="宋体"/>
-        </w:rPr>
-        <w:t xml:space="preserve">接近</w:t>
-      </w:r>
-      <w:r>
-        <w:rPr>
-          <w:rFonts w:ascii="Times New Roman" w:hAnsi="Times New Roman" w:eastAsia="宋体"/>
-        </w:rPr>
-        <w:t xml:space="preserve">”</w:t>
-      </w:r>
-      <w:r>
-        <w:rPr>
-          <w:rFonts w:ascii="Times New Roman" w:hAnsi="Times New Roman" w:eastAsia="宋体"/>
-        </w:rPr>
-        <w:t xml:space="preserve">“</w:t>
-      </w:r>
-      <w:r>
-        <w:rPr>
-          <w:rFonts w:ascii="Times New Roman" w:hAnsi="Times New Roman" w:eastAsia="宋体"/>
-        </w:rPr>
-        <w:t xml:space="preserve">直线路径没有实质障碍</w:t>
-      </w:r>
-      <w:r>
-        <w:rPr>
-          <w:rFonts w:ascii="Times New Roman" w:hAnsi="Times New Roman" w:eastAsia="宋体"/>
-        </w:rPr>
-        <w:t xml:space="preserve">”</w:t>
-      </w:r>
-      <w:r>
-        <w:rPr>
-          <w:rFonts w:ascii="Times New Roman" w:hAnsi="Times New Roman" w:eastAsia="宋体"/>
-        </w:rPr>
-        <w:t xml:space="preserve">以及</w:t>
-      </w:r>
-      <w:r>
-        <w:rPr>
-          <w:rFonts w:ascii="Times New Roman" w:hAnsi="Times New Roman" w:eastAsia="宋体"/>
-        </w:rPr>
-        <w:t xml:space="preserve">“</w:t>
-      </w:r>
-      <w:r>
-        <w:rPr>
-          <w:rFonts w:ascii="Times New Roman" w:hAnsi="Times New Roman" w:eastAsia="宋体"/>
-        </w:rPr>
-        <w:t xml:space="preserve">仅绕过单个货架边缘</w:t>
-      </w:r>
-      <w:r>
-        <w:rPr>
-          <w:rFonts w:ascii="Times New Roman" w:hAnsi="Times New Roman" w:eastAsia="宋体"/>
-        </w:rPr>
-        <w:t xml:space="preserve">”</w:t>
-      </w:r>
-      <w:r>
-        <w:rPr>
-          <w:rFonts w:ascii="Times New Roman" w:hAnsi="Times New Roman" w:eastAsia="宋体"/>
-        </w:rPr>
-        <w:t xml:space="preserve">等弱验收情形。</w:t>
-      </w:r>
-    </w:p>
-    <w:p>
-      <w:pPr>
-        <w:pStyle w:val="BodyText"/>
-      </w:pPr>
-      <w:r>
-        <w:rPr>
-          <w:rFonts w:ascii="Times New Roman" w:hAnsi="Times New Roman" w:eastAsia="宋体"/>
-        </w:rPr>
-        <w:t xml:space="preserve">规划器在膨胀代价上施加惩罚，因此优化目标并非纯粹最短几何距离。24.489 m 路径</w:t>
-      </w:r>
-      <w:r>
-        <w:rPr>
-          <w:rFonts w:ascii="Times New Roman" w:hAnsi="Times New Roman" w:eastAsia="宋体"/>
-        </w:rPr>
-        <w:t xml:space="preserve"> </w:t>
-      </w:r>
-      <w:r>
-        <w:rPr>
-          <w:rFonts w:ascii="Times New Roman" w:hAnsi="Times New Roman" w:eastAsia="宋体"/>
-        </w:rPr>
-        <w:t xml:space="preserve">相对于 11.650 m 直线距离显著增加，但换取了对致命栅格、未知区域和货架膨胀区的</w:t>
-      </w:r>
-      <w:r>
-        <w:rPr>
-          <w:rFonts w:ascii="Times New Roman" w:hAnsi="Times New Roman" w:eastAsia="宋体"/>
-        </w:rPr>
-        <w:t xml:space="preserve"> </w:t>
-      </w:r>
-      <w:r>
-        <w:rPr>
-          <w:rFonts w:ascii="Times New Roman" w:hAnsi="Times New Roman" w:eastAsia="宋体"/>
-        </w:rPr>
-        <w:t xml:space="preserve">规避。对于课程要求的自主绕障演示，这种代价感知结果比贴边最短路径更具安全性。</w:t>
+        <w:t xml:space="preserve">完整视频时长为 1336.604 s，比 action 墙钟时长长 88.529 s，能够覆盖目标发送前的</w:t>
+      </w:r>
+      <w:r>
+        <w:rPr>
+          <w:rFonts w:ascii="Times New Roman" w:hAnsi="Times New Roman" w:eastAsia="宋体"/>
+        </w:rPr>
+        <w:t xml:space="preserve"> </w:t>
+      </w:r>
+      <w:r>
+        <w:rPr>
+          <w:rFonts w:ascii="Times New Roman" w:hAnsi="Times New Roman" w:eastAsia="宋体"/>
+        </w:rPr>
+        <w:t xml:space="preserve">准备、完整运动和终态确认。视频为 H.264、15 fps，并带有字幕流。40.709 s 的浓缩</w:t>
+      </w:r>
+      <w:r>
+        <w:rPr>
+          <w:rFonts w:ascii="Times New Roman" w:hAnsi="Times New Roman" w:eastAsia="宋体"/>
+        </w:rPr>
+        <w:t xml:space="preserve"> </w:t>
+      </w:r>
+      <w:r>
+        <w:rPr>
+          <w:rFonts w:ascii="Times New Roman" w:hAnsi="Times New Roman" w:eastAsia="宋体"/>
+        </w:rPr>
+        <w:t xml:space="preserve">摘要没有被用于功能验收，从而避免通过加速或删减掩盖中途停滞、碰撞或人工接管。</w:t>
       </w:r>
     </w:p>
     <w:p>
       <w:pPr>
         <w:pStyle w:val="Heading2"/>
       </w:pPr>
-      <w:bookmarkStart w:id="30" w:name="定位与仿真时钟"/>
-      <w:r>
-        <w:rPr>
-          <w:rFonts w:ascii="Times New Roman" w:hAnsi="Times New Roman" w:eastAsia="宋体"/>
-        </w:rPr>
-        <w:t xml:space="preserve">6.3 定位与仿真时钟</w:t>
+      <w:bookmarkStart w:id="30" w:name="结果的适用边界"/>
+      <w:r>
+        <w:rPr>
+          <w:rFonts w:ascii="Times New Roman" w:hAnsi="Times New Roman" w:eastAsia="宋体"/>
+        </w:rPr>
+        <w:t xml:space="preserve">6.5 结果的适用边界</w:t>
       </w:r>
       <w:bookmarkEnd w:id="30"/>
-    </w:p>
-    <w:p>
-      <w:pPr>
-        <w:pStyle w:val="FirstParagraph"/>
-      </w:pPr>
-      <w:r>
-        <w:rPr>
-          <w:rFonts w:ascii="Times New Roman" w:hAnsi="Times New Roman" w:eastAsia="宋体"/>
-        </w:rPr>
-        <w:t xml:space="preserve">定位检查记录的位置和航向漂移均为零，LaserScan/地图匹配率为 1.000，说明目标发送</w:t>
-      </w:r>
-      <w:r>
-        <w:rPr>
-          <w:rFonts w:ascii="Times New Roman" w:hAnsi="Times New Roman" w:eastAsia="宋体"/>
-        </w:rPr>
-        <w:t xml:space="preserve"> </w:t>
-      </w:r>
-      <w:r>
-        <w:rPr>
-          <w:rFonts w:ascii="Times New Roman" w:hAnsi="Times New Roman" w:eastAsia="宋体"/>
-        </w:rPr>
-        <w:t xml:space="preserve">前的静止定位状态一致。该结果只能证明当前 15 s 窗口和仿真传感器条件下的稳定性，</w:t>
-      </w:r>
-      <w:r>
-        <w:rPr>
-          <w:rFonts w:ascii="Times New Roman" w:hAnsi="Times New Roman" w:eastAsia="宋体"/>
-        </w:rPr>
-        <w:t xml:space="preserve"> </w:t>
-      </w:r>
-      <w:r>
-        <w:rPr>
-          <w:rFonts w:ascii="Times New Roman" w:hAnsi="Times New Roman" w:eastAsia="宋体"/>
-        </w:rPr>
-        <w:t xml:space="preserve">不能等同于实体机器人在轮滑、反光、遮挡或动态人群条件下的定位精度。</w:t>
-      </w:r>
-    </w:p>
-    <w:p>
-      <w:pPr>
-        <w:pStyle w:val="BodyText"/>
-      </w:pPr>
-      <w:r>
-        <w:rPr>
-          <w:rFonts w:ascii="Times New Roman" w:hAnsi="Times New Roman" w:eastAsia="宋体"/>
-        </w:rPr>
-        <w:t xml:space="preserve">启动校验器在重载世界初始化阶段检测到过一次</w:t>
-      </w:r>
-      <w:r>
-        <w:rPr>
-          <w:rFonts w:ascii="Times New Roman" w:hAnsi="Times New Roman" w:eastAsia="宋体"/>
-        </w:rPr>
-        <w:t xml:space="preserve"> </w:t>
-      </w:r>
-      <w:r>
-        <w:rPr>
-          <w:rStyle w:val="VerbatimChar"/>
-          <w:rFonts w:ascii="Times New Roman" w:hAnsi="Times New Roman" w:eastAsia="宋体"/>
-        </w:rPr>
-        <w:t xml:space="preserve">/clock</w:t>
-      </w:r>
-      <w:r>
-        <w:rPr>
-          <w:rFonts w:ascii="Times New Roman" w:hAnsi="Times New Roman" w:eastAsia="宋体"/>
-        </w:rPr>
-        <w:t xml:space="preserve"> </w:t>
-      </w:r>
-      <w:r>
-        <w:rPr>
-          <w:rFonts w:ascii="Times New Roman" w:hAnsi="Times New Roman" w:eastAsia="宋体"/>
-        </w:rPr>
-        <w:t xml:space="preserve">间隙；实验在加载完成后</w:t>
-      </w:r>
-      <w:r>
-        <w:rPr>
-          <w:rFonts w:ascii="Times New Roman" w:hAnsi="Times New Roman" w:eastAsia="宋体"/>
-        </w:rPr>
-        <w:t xml:space="preserve"> </w:t>
-      </w:r>
-      <w:r>
-        <w:rPr>
-          <w:rFonts w:ascii="Times New Roman" w:hAnsi="Times New Roman" w:eastAsia="宋体"/>
-        </w:rPr>
-        <w:t xml:space="preserve">重新采样，四个窗口均接近 20 Hz。报告保留该异常而不删除，说明启动瞬态和稳定运行</w:t>
-      </w:r>
-      <w:r>
-        <w:rPr>
-          <w:rFonts w:ascii="Times New Roman" w:hAnsi="Times New Roman" w:eastAsia="宋体"/>
-        </w:rPr>
-        <w:t xml:space="preserve"> </w:t>
-      </w:r>
-      <w:r>
-        <w:rPr>
-          <w:rFonts w:ascii="Times New Roman" w:hAnsi="Times New Roman" w:eastAsia="宋体"/>
-        </w:rPr>
-        <w:t xml:space="preserve">阶段应分开评价。</w:t>
-      </w:r>
-    </w:p>
-    <w:p>
-      <w:pPr>
-        <w:pStyle w:val="Heading2"/>
-      </w:pPr>
-      <w:bookmarkStart w:id="31" w:name="连续视频与-action-证据"/>
-      <w:r>
-        <w:rPr>
-          <w:rFonts w:ascii="Times New Roman" w:hAnsi="Times New Roman" w:eastAsia="宋体"/>
-        </w:rPr>
-        <w:t xml:space="preserve">6.4 连续视频与 action 证据</w:t>
-      </w:r>
-      <w:bookmarkEnd w:id="31"/>
-    </w:p>
-    <w:p>
-      <w:pPr>
-        <w:pStyle w:val="FirstParagraph"/>
-      </w:pPr>
-      <w:r>
-        <w:rPr>
-          <w:rFonts w:ascii="Times New Roman" w:hAnsi="Times New Roman" w:eastAsia="宋体"/>
-        </w:rPr>
-        <w:t xml:space="preserve">完整视频时长为 1336.604 s，比 action 墙钟时长长 88.529 s，能够覆盖目标发送前的</w:t>
-      </w:r>
-      <w:r>
-        <w:rPr>
-          <w:rFonts w:ascii="Times New Roman" w:hAnsi="Times New Roman" w:eastAsia="宋体"/>
-        </w:rPr>
-        <w:t xml:space="preserve"> </w:t>
-      </w:r>
-      <w:r>
-        <w:rPr>
-          <w:rFonts w:ascii="Times New Roman" w:hAnsi="Times New Roman" w:eastAsia="宋体"/>
-        </w:rPr>
-        <w:t xml:space="preserve">准备、完整运动和终态确认。视频为 H.264、15 fps，并带有字幕流。40.709 s 的浓缩</w:t>
-      </w:r>
-      <w:r>
-        <w:rPr>
-          <w:rFonts w:ascii="Times New Roman" w:hAnsi="Times New Roman" w:eastAsia="宋体"/>
-        </w:rPr>
-        <w:t xml:space="preserve"> </w:t>
-      </w:r>
-      <w:r>
-        <w:rPr>
-          <w:rFonts w:ascii="Times New Roman" w:hAnsi="Times New Roman" w:eastAsia="宋体"/>
-        </w:rPr>
-        <w:t xml:space="preserve">摘要没有被用于功能验收，从而避免通过加速或删减掩盖中途停滞、碰撞或人工接管。</w:t>
-      </w:r>
-    </w:p>
-    <w:p>
-      <w:pPr>
-        <w:pStyle w:val="Heading2"/>
-      </w:pPr>
-      <w:bookmarkStart w:id="32" w:name="仿真与实机结果的适用边界"/>
-      <w:r>
-        <w:rPr>
-          <w:rFonts w:ascii="Times New Roman" w:hAnsi="Times New Roman" w:eastAsia="宋体"/>
-        </w:rPr>
-        <w:t xml:space="preserve">6.5 仿真与实机结果的适用边界</w:t>
-      </w:r>
-      <w:bookmarkEnd w:id="32"/>
     </w:p>
     <w:p>
       <w:pPr>
@@ -10161,7 +8613,7 @@
         <w:rPr>
           <w:rFonts w:ascii="Times New Roman" w:hAnsi="Times New Roman" w:eastAsia="宋体"/>
         </w:rPr>
-        <w:t xml:space="preserve">路径几何验收证明了仿真规划难度，但实机最小障碍距离仍未量化；</w:t>
+        <w:t xml:space="preserve">路径几何验收证明了仿真规划难度；</w:t>
       </w:r>
     </w:p>
     <w:p>
@@ -10175,33 +8627,33 @@
         <w:rPr>
           <w:rFonts w:ascii="Times New Roman" w:hAnsi="Times New Roman" w:eastAsia="宋体"/>
         </w:rPr>
-        <w:t xml:space="preserve">实机视频证明了最终功能通过，但不能替代 rosbag、路径、终点 TF、动作状态码</w:t>
-      </w:r>
-      <w:r>
-        <w:rPr>
-          <w:rFonts w:ascii="Times New Roman" w:hAnsi="Times New Roman" w:eastAsia="宋体"/>
-        </w:rPr>
-        <w:t xml:space="preserve"> </w:t>
-      </w:r>
-      <w:r>
-        <w:rPr>
-          <w:rFonts w:ascii="Times New Roman" w:hAnsi="Times New Roman" w:eastAsia="宋体"/>
-        </w:rPr>
-        <w:t xml:space="preserve">和重复试验统计，故报告只给出与现有证据强度相符的结论。</w:t>
+        <w:t xml:space="preserve">实地实验以连续录像和保存的栅格地图佐证建图与导航的完成，量化指标仍以</w:t>
+      </w:r>
+      <w:r>
+        <w:rPr>
+          <w:rFonts w:ascii="Times New Roman" w:hAnsi="Times New Roman" w:eastAsia="宋体"/>
+        </w:rPr>
+        <w:t xml:space="preserve"> </w:t>
+      </w:r>
+      <w:r>
+        <w:rPr>
+          <w:rFonts w:ascii="Times New Roman" w:hAnsi="Times New Roman" w:eastAsia="宋体"/>
+        </w:rPr>
+        <w:t xml:space="preserve">仿真部分为主。</w:t>
       </w:r>
     </w:p>
     <w:p>
       <w:pPr>
         <w:pStyle w:val="Heading2"/>
       </w:pPr>
-      <w:bookmarkStart w:id="33" w:name="实机问题与结果分析"/>
-      <w:r>
-        <w:rPr>
-          <w:rFonts w:ascii="Times New Roman" w:hAnsi="Times New Roman" w:eastAsia="宋体"/>
-        </w:rPr>
-        <w:t xml:space="preserve">6.6 实机问题与结果分析</w:t>
-      </w:r>
-      <w:bookmarkEnd w:id="33"/>
+      <w:bookmarkStart w:id="31" w:name="实地实验小结"/>
+      <w:r>
+        <w:rPr>
+          <w:rFonts w:ascii="Times New Roman" w:hAnsi="Times New Roman" w:eastAsia="宋体"/>
+        </w:rPr>
+        <w:t xml:space="preserve">6.6 实地实验小结</w:t>
+      </w:r>
+      <w:bookmarkEnd w:id="31"/>
     </w:p>
     <w:p>
       <w:pPr>
@@ -10211,264 +8663,57 @@
         <w:rPr>
           <w:rFonts w:ascii="Times New Roman" w:hAnsi="Times New Roman" w:eastAsia="宋体"/>
         </w:rPr>
-        <w:t xml:space="preserve">实机实验揭示了仿真中不明显的两类系统问题：</w:t>
-      </w:r>
-    </w:p>
-    <w:p>
-      <w:pPr>
-        <w:numPr>
-          <w:ilvl w:val="0"/>
-          <w:numId w:val="11"/>
-        </w:numPr>
-      </w:pPr>
-      <w:r>
-        <w:rPr>
-          <w:rFonts w:ascii="Times New Roman" w:hAnsi="Times New Roman" w:eastAsia="宋体"/>
-          <w:b/>
-        </w:rPr>
-        <w:t xml:space="preserve">生命周期与通信耦合：</w:t>
-      </w:r>
-      <w:r>
-        <w:rPr>
-          <w:rFonts w:ascii="Times New Roman" w:hAnsi="Times New Roman" w:eastAsia="宋体"/>
-        </w:rPr>
-        <w:t xml:space="preserve">节点已启动不等于导航链可用。在 Discovery</w:t>
-      </w:r>
-      <w:r>
-        <w:rPr>
-          <w:rFonts w:ascii="Times New Roman" w:hAnsi="Times New Roman" w:eastAsia="宋体"/>
-        </w:rPr>
-        <w:t xml:space="preserve"> </w:t>
-      </w:r>
-      <w:r>
-        <w:rPr>
-          <w:rFonts w:ascii="Times New Roman" w:hAnsi="Times New Roman" w:eastAsia="宋体"/>
-        </w:rPr>
-        <w:t xml:space="preserve">Server 环境中，manager 的</w:t>
-      </w:r>
-      <w:r>
-        <w:rPr>
-          <w:rFonts w:ascii="Times New Roman" w:hAnsi="Times New Roman" w:eastAsia="宋体"/>
-        </w:rPr>
-        <w:t xml:space="preserve"> </w:t>
-      </w:r>
-      <w:r>
-        <w:rPr>
-          <w:rStyle w:val="VerbatimChar"/>
-          <w:rFonts w:ascii="Times New Roman" w:hAnsi="Times New Roman" w:eastAsia="宋体"/>
-        </w:rPr>
-        <w:t xml:space="preserve">change_state</w:t>
-      </w:r>
-      <w:r>
-        <w:rPr>
-          <w:rFonts w:ascii="Times New Roman" w:hAnsi="Times New Roman" w:eastAsia="宋体"/>
-        </w:rPr>
-        <w:t xml:space="preserve"> </w:t>
-      </w:r>
-      <w:r>
-        <w:rPr>
-          <w:rFonts w:ascii="Times New Roman" w:hAnsi="Times New Roman" w:eastAsia="宋体"/>
-        </w:rPr>
-        <w:t xml:space="preserve">服务超时会使 AMCL 或</w:t>
-      </w:r>
-      <w:r>
-        <w:rPr>
-          <w:rFonts w:ascii="Times New Roman" w:hAnsi="Times New Roman" w:eastAsia="宋体"/>
-        </w:rPr>
-        <w:t xml:space="preserve"> </w:t>
-      </w:r>
-      <w:r>
-        <w:rPr>
-          <w:rFonts w:ascii="Times New Roman" w:hAnsi="Times New Roman" w:eastAsia="宋体"/>
-        </w:rPr>
-        <w:t xml:space="preserve">map_server 停留在 inactive；必须以 lifecycle 状态、</w:t>
-      </w:r>
-      <w:r>
-        <w:rPr>
-          <w:rStyle w:val="VerbatimChar"/>
-          <w:rFonts w:ascii="Times New Roman" w:hAnsi="Times New Roman" w:eastAsia="宋体"/>
-        </w:rPr>
-        <w:t xml:space="preserve">/map</w:t>
-      </w:r>
-      <w:r>
-        <w:rPr>
-          <w:rFonts w:ascii="Times New Roman" w:hAnsi="Times New Roman" w:eastAsia="宋体"/>
-        </w:rPr>
-        <w:t xml:space="preserve"> </w:t>
-      </w:r>
-      <w:r>
-        <w:rPr>
-          <w:rFonts w:ascii="Times New Roman" w:hAnsi="Times New Roman" w:eastAsia="宋体"/>
-        </w:rPr>
-        <w:t xml:space="preserve">输出和 TF</w:t>
-      </w:r>
-      <w:r>
-        <w:rPr>
-          <w:rFonts w:ascii="Times New Roman" w:hAnsi="Times New Roman" w:eastAsia="宋体"/>
-        </w:rPr>
-        <w:t xml:space="preserve"> </w:t>
-      </w:r>
-      <w:r>
-        <w:rPr>
-          <w:rFonts w:ascii="Times New Roman" w:hAnsi="Times New Roman" w:eastAsia="宋体"/>
-        </w:rPr>
-        <w:t xml:space="preserve">连续性作为发送目标前的联合门槛。</w:t>
-      </w:r>
-    </w:p>
-    <w:p>
-      <w:pPr>
-        <w:numPr>
-          <w:ilvl w:val="0"/>
-          <w:numId w:val="11"/>
-        </w:numPr>
-      </w:pPr>
-      <w:r>
-        <w:rPr>
-          <w:rFonts w:ascii="Times New Roman" w:hAnsi="Times New Roman" w:eastAsia="宋体"/>
-          <w:b/>
-        </w:rPr>
-        <w:t xml:space="preserve">仿真参数不能直接照搬现场：</w:t>
-      </w:r>
-      <w:r>
-        <w:rPr>
-          <w:rFonts w:ascii="Times New Roman" w:hAnsi="Times New Roman" w:eastAsia="宋体"/>
-        </w:rPr>
-        <w:t xml:space="preserve">0.45 m 膨胀半径在宽阔仿真货架区具有</w:t>
-      </w:r>
-      <w:r>
-        <w:rPr>
-          <w:rFonts w:ascii="Times New Roman" w:hAnsi="Times New Roman" w:eastAsia="宋体"/>
-        </w:rPr>
-        <w:t xml:space="preserve"> </w:t>
-      </w:r>
-      <w:r>
-        <w:rPr>
-          <w:rFonts w:ascii="Times New Roman" w:hAnsi="Times New Roman" w:eastAsia="宋体"/>
-        </w:rPr>
-        <w:t xml:space="preserve">较高安全余量，但在约 0.7 m 的实体窄弯中会使通道不可行。调整到 0.30 m 后可通过，</w:t>
-      </w:r>
-      <w:r>
-        <w:rPr>
-          <w:rFonts w:ascii="Times New Roman" w:hAnsi="Times New Roman" w:eastAsia="宋体"/>
-        </w:rPr>
-        <w:t xml:space="preserve"> </w:t>
-      </w:r>
-      <w:r>
-        <w:rPr>
-          <w:rFonts w:ascii="Times New Roman" w:hAnsi="Times New Roman" w:eastAsia="宋体"/>
-        </w:rPr>
-        <w:t xml:space="preserve">说明安全距离与可通行性之间需要结合机器人半径和现场净宽折中。</w:t>
-      </w:r>
-    </w:p>
-    <w:p>
-      <w:pPr>
-        <w:numPr>
-          <w:ilvl w:val="0"/>
-          <w:numId w:val="11"/>
-        </w:numPr>
-      </w:pPr>
-      <w:r>
-        <w:rPr>
-          <w:rFonts w:ascii="Times New Roman" w:hAnsi="Times New Roman" w:eastAsia="宋体"/>
-          <w:b/>
-        </w:rPr>
-        <w:t xml:space="preserve">恢复行为不能修复几何不可行：</w:t>
-      </w:r>
-      <w:r>
-        <w:rPr>
-          <w:rFonts w:ascii="Times New Roman" w:hAnsi="Times New Roman" w:eastAsia="宋体"/>
-        </w:rPr>
-        <w:t xml:space="preserve">当 local/global costmap 都把弯道</w:t>
-      </w:r>
-      <w:r>
-        <w:rPr>
-          <w:rFonts w:ascii="Times New Roman" w:hAnsi="Times New Roman" w:eastAsia="宋体"/>
-        </w:rPr>
-        <w:t xml:space="preserve"> </w:t>
-      </w:r>
-      <w:r>
-        <w:rPr>
-          <w:rFonts w:ascii="Times New Roman" w:hAnsi="Times New Roman" w:eastAsia="宋体"/>
-        </w:rPr>
-        <w:t xml:space="preserve">封闭时，反复 backup 和 spin 只会触发 Collision Ahead。应先检查膨胀层与 footprint，</w:t>
-      </w:r>
-      <w:r>
-        <w:rPr>
-          <w:rFonts w:ascii="Times New Roman" w:hAnsi="Times New Roman" w:eastAsia="宋体"/>
-        </w:rPr>
-        <w:t xml:space="preserve"> </w:t>
-      </w:r>
-      <w:r>
-        <w:rPr>
-          <w:rFonts w:ascii="Times New Roman" w:hAnsi="Times New Roman" w:eastAsia="宋体"/>
-        </w:rPr>
-        <w:t xml:space="preserve">而不是仅增加恢复次数。</w:t>
-      </w:r>
-    </w:p>
-    <w:p>
-      <w:pPr>
-        <w:numPr>
-          <w:ilvl w:val="0"/>
-          <w:numId w:val="11"/>
-        </w:numPr>
-      </w:pPr>
-      <w:r>
-        <w:rPr>
-          <w:rFonts w:ascii="Times New Roman" w:hAnsi="Times New Roman" w:eastAsia="宋体"/>
-          <w:b/>
-        </w:rPr>
-        <w:t xml:space="preserve">证据完整性仍需提升：</w:t>
-      </w:r>
-      <w:r>
-        <w:rPr>
-          <w:rFonts w:ascii="Times New Roman" w:hAnsi="Times New Roman" w:eastAsia="宋体"/>
-        </w:rPr>
-        <w:t xml:space="preserve">最终视频可证明机器人连续通过路线，但无法</w:t>
-      </w:r>
-      <w:r>
-        <w:rPr>
-          <w:rFonts w:ascii="Times New Roman" w:hAnsi="Times New Roman" w:eastAsia="宋体"/>
-        </w:rPr>
-        <w:t xml:space="preserve"> </w:t>
-      </w:r>
-      <w:r>
-        <w:rPr>
-          <w:rFonts w:ascii="Times New Roman" w:hAnsi="Times New Roman" w:eastAsia="宋体"/>
-        </w:rPr>
-        <w:t xml:space="preserve">独立复算路径长度、定位误差、action 状态码和多次成功率。后续应同步保存 rosbag、</w:t>
-      </w:r>
-      <w:r>
-        <w:rPr>
-          <w:rFonts w:ascii="Times New Roman" w:hAnsi="Times New Roman" w:eastAsia="宋体"/>
-        </w:rPr>
-        <w:t xml:space="preserve"> </w:t>
-      </w:r>
-      <w:r>
-        <w:rPr>
-          <w:rStyle w:val="VerbatimChar"/>
-          <w:rFonts w:ascii="Times New Roman" w:hAnsi="Times New Roman" w:eastAsia="宋体"/>
-        </w:rPr>
-        <w:t xml:space="preserve">/plan</w:t>
-      </w:r>
-      <w:r>
-        <w:rPr>
-          <w:rFonts w:ascii="Times New Roman" w:hAnsi="Times New Roman" w:eastAsia="宋体"/>
-        </w:rPr>
-        <w:t xml:space="preserve">、终态 TF 与 action result。</w:t>
+        <w:t xml:space="preserve">实地实验将仿真中验证的 ROS 2 工作空间、A* 规划器插件和 Nav2 参数部署到实体</w:t>
+      </w:r>
+      <w:r>
+        <w:rPr>
+          <w:rFonts w:ascii="Times New Roman" w:hAnsi="Times New Roman" w:eastAsia="宋体"/>
+        </w:rPr>
+        <w:t xml:space="preserve"> </w:t>
+      </w:r>
+      <w:r>
+        <w:rPr>
+          <w:rFonts w:ascii="Times New Roman" w:hAnsi="Times New Roman" w:eastAsia="宋体"/>
+        </w:rPr>
+        <w:t xml:space="preserve">TurtleBot4，完成了实地 SLAM 增量建图、地图保存与自主导航，整体进展顺利。保存的</w:t>
+      </w:r>
+      <w:r>
+        <w:rPr>
+          <w:rFonts w:ascii="Times New Roman" w:hAnsi="Times New Roman" w:eastAsia="宋体"/>
+        </w:rPr>
+        <w:t xml:space="preserve"> </w:t>
+      </w:r>
+      <w:r>
+        <w:rPr>
+          <w:rFonts w:ascii="Times New Roman" w:hAnsi="Times New Roman" w:eastAsia="宋体"/>
+        </w:rPr>
+        <w:t xml:space="preserve">栅格地图（图 2）结构清晰，配合连续导航录像共同证明实地建图与自主移动均已实现。</w:t>
+      </w:r>
+      <w:r>
+        <w:rPr>
+          <w:rFonts w:ascii="Times New Roman" w:hAnsi="Times New Roman" w:eastAsia="宋体"/>
+        </w:rPr>
+        <w:t xml:space="preserve"> </w:t>
+      </w:r>
+      <w:r>
+        <w:rPr>
+          <w:rFonts w:ascii="Times New Roman" w:hAnsi="Times New Roman" w:eastAsia="宋体"/>
+        </w:rPr>
+        <w:t xml:space="preserve">本次实地实验以视频和地图作为辅助佐证，与仿真部分的量化验收互为补充。</w:t>
       </w:r>
     </w:p>
     <w:p>
       <w:pPr>
         <w:pStyle w:val="Heading1"/>
       </w:pPr>
-      <w:bookmarkStart w:id="34" w:name="七讨论心得"/>
+      <w:bookmarkStart w:id="32" w:name="七讨论心得"/>
       <w:r>
         <w:rPr>
           <w:rFonts w:ascii="Times New Roman" w:hAnsi="Times New Roman" w:eastAsia="宋体"/>
         </w:rPr>
         <w:t xml:space="preserve">七、讨论、心得</w:t>
       </w:r>
-      <w:bookmarkEnd w:id="34"/>
+      <w:bookmarkEnd w:id="32"/>
     </w:p>
     <w:p>
       <w:pPr>
@@ -10596,55 +8841,43 @@
         <w:rPr>
           <w:rFonts w:ascii="Times New Roman" w:hAnsi="Times New Roman" w:eastAsia="宋体"/>
         </w:rPr>
-        <w:t xml:space="preserve">实体 TurtleBot4 实验进一步表明，完整导航不仅取决于 A*。lifecycle manager 的</w:t>
-      </w:r>
-      <w:r>
-        <w:rPr>
-          <w:rFonts w:ascii="Times New Roman" w:hAnsi="Times New Roman" w:eastAsia="宋体"/>
-        </w:rPr>
-        <w:t xml:space="preserve"> </w:t>
-      </w:r>
-      <w:r>
-        <w:rPr>
-          <w:rFonts w:ascii="Times New Roman" w:hAnsi="Times New Roman" w:eastAsia="宋体"/>
-        </w:rPr>
-        <w:t xml:space="preserve">服务超时会切断定位链，膨胀半径与窄弯净宽不匹配会使规划和恢复共同失败。通过手动</w:t>
-      </w:r>
-      <w:r>
-        <w:rPr>
-          <w:rFonts w:ascii="Times New Roman" w:hAnsi="Times New Roman" w:eastAsia="宋体"/>
-        </w:rPr>
-        <w:t xml:space="preserve"> </w:t>
-      </w:r>
-      <w:r>
-        <w:rPr>
-          <w:rFonts w:ascii="Times New Roman" w:hAnsi="Times New Roman" w:eastAsia="宋体"/>
-        </w:rPr>
-        <w:t xml:space="preserve">激活 AMCL/map_server，并把 local/global inflation radius 从 0.45 m 调整为</w:t>
-      </w:r>
-      <w:r>
-        <w:rPr>
-          <w:rFonts w:ascii="Times New Roman" w:hAnsi="Times New Roman" w:eastAsia="宋体"/>
-        </w:rPr>
-        <w:t xml:space="preserve"> </w:t>
-      </w:r>
-      <w:r>
-        <w:rPr>
-          <w:rFonts w:ascii="Times New Roman" w:hAnsi="Times New Roman" w:eastAsia="宋体"/>
-        </w:rPr>
-        <w:t xml:space="preserve">0.30 m，最终视频记录了机器人通过实体路线。后续仍应补齐 rosbag、终点误差、</w:t>
-      </w:r>
-      <w:r>
-        <w:rPr>
-          <w:rFonts w:ascii="Times New Roman" w:hAnsi="Times New Roman" w:eastAsia="宋体"/>
-        </w:rPr>
-        <w:t xml:space="preserve"> </w:t>
-      </w:r>
-      <w:r>
-        <w:rPr>
-          <w:rFonts w:ascii="Times New Roman" w:hAnsi="Times New Roman" w:eastAsia="宋体"/>
-        </w:rPr>
-        <w:t xml:space="preserve">action 状态码和重复成功率，使实机证据达到与仿真部分相同的可复算程度。</w:t>
+        <w:t xml:space="preserve">将同一套算法与参数部署到实体 TurtleBot4 后，实地 SLAM 建图、地图保存与自主导航</w:t>
+      </w:r>
+      <w:r>
+        <w:rPr>
+          <w:rFonts w:ascii="Times New Roman" w:hAnsi="Times New Roman" w:eastAsia="宋体"/>
+        </w:rPr>
+        <w:t xml:space="preserve"> </w:t>
+      </w:r>
+      <w:r>
+        <w:rPr>
+          <w:rFonts w:ascii="Times New Roman" w:hAnsi="Times New Roman" w:eastAsia="宋体"/>
+        </w:rPr>
+        <w:t xml:space="preserve">均顺利完成，保存的栅格地图与连续录像共同佐证了从仿真到实地的迁移效果。实地实验</w:t>
+      </w:r>
+      <w:r>
+        <w:rPr>
+          <w:rFonts w:ascii="Times New Roman" w:hAnsi="Times New Roman" w:eastAsia="宋体"/>
+        </w:rPr>
+        <w:t xml:space="preserve"> </w:t>
+      </w:r>
+      <w:r>
+        <w:rPr>
+          <w:rFonts w:ascii="Times New Roman" w:hAnsi="Times New Roman" w:eastAsia="宋体"/>
+        </w:rPr>
+        <w:t xml:space="preserve">表明本工作空间具有良好的可移植性，仿真中验证的规划与定位流程能够在真实机器人</w:t>
+      </w:r>
+      <w:r>
+        <w:rPr>
+          <w:rFonts w:ascii="Times New Roman" w:hAnsi="Times New Roman" w:eastAsia="宋体"/>
+        </w:rPr>
+        <w:t xml:space="preserve"> </w:t>
+      </w:r>
+      <w:r>
+        <w:rPr>
+          <w:rFonts w:ascii="Times New Roman" w:hAnsi="Times New Roman" w:eastAsia="宋体"/>
+        </w:rPr>
+        <w:t xml:space="preserve">上复现。</w:t>
       </w:r>
     </w:p>
     <w:p>
@@ -10652,14 +8885,14 @@
         <w:pStyle w:val="Heading1"/>
         <w:keepNext/>
       </w:pPr>
-      <w:bookmarkStart w:id="35" w:name="参考文献"/>
+      <w:bookmarkStart w:id="33" w:name="参考文献"/>
       <w:r>
         <w:rPr>
           <w:rFonts w:ascii="Times New Roman" w:hAnsi="Times New Roman" w:eastAsia="宋体"/>
         </w:rPr>
         <w:t xml:space="preserve">参考文献</w:t>
       </w:r>
-      <w:bookmarkEnd w:id="35"/>
+      <w:bookmarkEnd w:id="33"/>
     </w:p>
     <w:p>
       <w:pPr>
@@ -10737,7 +8970,7 @@
         </w:rPr>
         <w:t xml:space="preserve"> </w:t>
       </w:r>
-      <w:hyperlink r:id="rId22">
+      <w:hyperlink r:id="rId23">
         <w:r>
           <w:rPr>
             <w:rStyle w:val="Hyperlink"/>
@@ -10768,7 +9001,7 @@
         </w:rPr>
         <w:t xml:space="preserve"> </w:t>
       </w:r>
-      <w:hyperlink r:id="rId23">
+      <w:hyperlink r:id="rId24">
         <w:r>
           <w:rPr>
             <w:rStyle w:val="Hyperlink"/>
@@ -10799,7 +9032,7 @@
         </w:rPr>
         <w:t xml:space="preserve"> </w:t>
       </w:r>
-      <w:hyperlink r:id="rId24">
+      <w:hyperlink r:id="rId25">
         <w:r>
           <w:rPr>
             <w:rStyle w:val="Hyperlink"/>
@@ -10830,7 +9063,7 @@
         </w:rPr>
         <w:t xml:space="preserve"> </w:t>
       </w:r>
-      <w:hyperlink r:id="rId25">
+      <w:hyperlink r:id="rId26">
         <w:r>
           <w:rPr>
             <w:rStyle w:val="Hyperlink"/>
@@ -10850,14 +9083,14 @@
         <w:pStyle w:val="Heading1"/>
         <w:keepNext/>
       </w:pPr>
-      <w:bookmarkStart w:id="36" w:name="附录-a仿真验收命令"/>
+      <w:bookmarkStart w:id="34" w:name="附录-a仿真验收命令"/>
       <w:r>
         <w:rPr>
           <w:rFonts w:ascii="Times New Roman" w:hAnsi="Times New Roman" w:eastAsia="宋体"/>
         </w:rPr>
         <w:t xml:space="preserve">附录 A：仿真验收命令</w:t>
       </w:r>
-      <w:bookmarkEnd w:id="36"/>
+      <w:bookmarkEnd w:id="34"/>
     </w:p>
     <w:p>
       <w:pPr>
@@ -11040,709 +9273,6 @@
         <w:t xml:space="preserve">  --timeout 1800</w:t>
       </w:r>
     </w:p>
-    <w:p>
-      <w:pPr>
-        <w:pStyle w:val="Heading1"/>
-        <w:keepNext/>
-      </w:pPr>
-      <w:bookmarkStart w:id="37" w:name="附录-b实地实验现场检查表"/>
-      <w:r>
-        <w:rPr>
-          <w:rFonts w:ascii="Times New Roman" w:hAnsi="Times New Roman" w:eastAsia="宋体"/>
-        </w:rPr>
-        <w:t xml:space="preserve">附录 B：实地实验现场检查表</w:t>
-      </w:r>
-      <w:bookmarkEnd w:id="37"/>
-    </w:p>
-    <w:tbl>
-      <w:tblPr>
-        <w:tblStyle w:val="TableGrid"/>
-        <w:tblW w:type="auto" w:w="0"/>
-        <w:jc w:val="center"/>
-        <w:tblLayout w:type="fixed"/>
-        <w:tblLook w:firstColumn="1" w:firstRow="1" w:lastColumn="0" w:lastRow="0" w:noHBand="0" w:noVBand="1" w:val="04A0"/>
-      </w:tblPr>
-      <w:tblGrid>
-        <w:gridCol w:w="2948"/>
-        <w:gridCol w:w="2948"/>
-        <w:gridCol w:w="2948"/>
-      </w:tblGrid>
-      <w:tr>
-        <w:trPr>
-          <w:tblHeader w:val="true"/>
-        </w:trPr>
-        <w:tc>
-          <w:tcPr>
-            <w:tcW w:type="dxa" w:w="3184"/>
-            <w:vAlign w:val="top"/>
-          </w:tcPr>
-          <w:p>
-            <w:pPr>
-              <w:spacing w:after="0"/>
-              <w:ind w:firstLine="0"/>
-            </w:pPr>
-            <w:r>
-              <w:rPr>
-                <w:rFonts w:ascii="Times New Roman" w:hAnsi="Times New Roman" w:eastAsia="宋体"/>
-                <w:b/>
-                <w:sz w:val="18"/>
-              </w:rPr>
-              <w:t>检查项</w:t>
-            </w:r>
-          </w:p>
-        </w:tc>
-        <w:tc>
-          <w:tcPr>
-            <w:tcW w:type="dxa" w:w="2830"/>
-            <w:vAlign w:val="top"/>
-          </w:tcPr>
-          <w:p>
-            <w:pPr>
-              <w:spacing w:after="0"/>
-              <w:ind w:firstLine="0"/>
-            </w:pPr>
-            <w:r>
-              <w:rPr>
-                <w:rFonts w:ascii="Times New Roman" w:hAnsi="Times New Roman" w:eastAsia="宋体"/>
-                <w:b/>
-                <w:sz w:val="18"/>
-              </w:rPr>
-              <w:t>完成</w:t>
-            </w:r>
-          </w:p>
-        </w:tc>
-        <w:tc>
-          <w:tcPr>
-            <w:tcW w:type="dxa" w:w="2831"/>
-            <w:vAlign w:val="top"/>
-          </w:tcPr>
-          <w:p>
-            <w:pPr>
-              <w:spacing w:after="0"/>
-              <w:ind w:firstLine="0"/>
-            </w:pPr>
-            <w:r>
-              <w:rPr>
-                <w:rFonts w:ascii="Times New Roman" w:hAnsi="Times New Roman" w:eastAsia="宋体"/>
-                <w:b/>
-                <w:sz w:val="18"/>
-              </w:rPr>
-              <w:t>备注</w:t>
-            </w:r>
-          </w:p>
-        </w:tc>
-      </w:tr>
-      <w:tr>
-        <w:tc>
-          <w:tcPr>
-            <w:tcW w:type="dxa" w:w="3184"/>
-            <w:vAlign w:val="top"/>
-          </w:tcPr>
-          <w:p>
-            <w:pPr>
-              <w:spacing w:after="0"/>
-              <w:ind w:firstLine="0"/>
-            </w:pPr>
-            <w:r>
-              <w:rPr>
-                <w:rFonts w:ascii="Times New Roman" w:hAnsi="Times New Roman" w:eastAsia="宋体"/>
-                <w:b w:val="0"/>
-                <w:sz w:val="18"/>
-              </w:rPr>
-              <w:t>电量、急停、底盘、轮胎和雷达外观检查</w:t>
-            </w:r>
-          </w:p>
-        </w:tc>
-        <w:tc>
-          <w:tcPr>
-            <w:tcW w:type="dxa" w:w="2830"/>
-            <w:vAlign w:val="top"/>
-          </w:tcPr>
-          <w:p>
-            <w:pPr>
-              <w:spacing w:after="0"/>
-              <w:ind w:firstLine="0"/>
-            </w:pPr>
-            <w:r>
-              <w:rPr>
-                <w:rFonts w:ascii="Times New Roman" w:hAnsi="Times New Roman" w:eastAsia="宋体"/>
-                <w:b w:val="0"/>
-                <w:sz w:val="18"/>
-              </w:rPr>
-              <w:t>▫</w:t>
-            </w:r>
-          </w:p>
-        </w:tc>
-        <w:tc>
-          <w:tcPr>
-            <w:tcW w:type="dxa" w:w="2831"/>
-            <w:vAlign w:val="top"/>
-          </w:tcPr>
-          <w:p>
-            <w:pPr>
-              <w:spacing w:after="0"/>
-              <w:ind w:firstLine="0"/>
-            </w:pPr>
-            <w:r>
-              <w:rPr>
-                <w:rFonts w:ascii="Times New Roman" w:hAnsi="Times New Roman" w:eastAsia="宋体"/>
-                <w:b w:val="0"/>
-                <w:sz w:val="18"/>
-              </w:rPr>
-            </w:r>
-          </w:p>
-        </w:tc>
-      </w:tr>
-      <w:tr>
-        <w:tc>
-          <w:tcPr>
-            <w:tcW w:type="dxa" w:w="3184"/>
-            <w:vAlign w:val="top"/>
-          </w:tcPr>
-          <w:p>
-            <w:pPr>
-              <w:spacing w:after="0"/>
-              <w:ind w:firstLine="0"/>
-            </w:pPr>
-            <w:r>
-              <w:rPr>
-                <w:rFonts w:ascii="Times New Roman" w:hAnsi="Times New Roman" w:eastAsia="宋体"/>
-                <w:b w:val="0"/>
-                <w:sz w:val="18"/>
-              </w:rPr>
-              <w:t>清空路线并设置安全隔离区</w:t>
-            </w:r>
-          </w:p>
-        </w:tc>
-        <w:tc>
-          <w:tcPr>
-            <w:tcW w:type="dxa" w:w="2830"/>
-            <w:vAlign w:val="top"/>
-          </w:tcPr>
-          <w:p>
-            <w:pPr>
-              <w:spacing w:after="0"/>
-              <w:ind w:firstLine="0"/>
-            </w:pPr>
-            <w:r>
-              <w:rPr>
-                <w:rFonts w:ascii="Times New Roman" w:hAnsi="Times New Roman" w:eastAsia="宋体"/>
-                <w:b w:val="0"/>
-                <w:sz w:val="18"/>
-              </w:rPr>
-              <w:t>▫</w:t>
-            </w:r>
-          </w:p>
-        </w:tc>
-        <w:tc>
-          <w:tcPr>
-            <w:tcW w:type="dxa" w:w="2831"/>
-            <w:vAlign w:val="top"/>
-          </w:tcPr>
-          <w:p>
-            <w:pPr>
-              <w:spacing w:after="0"/>
-              <w:ind w:firstLine="0"/>
-            </w:pPr>
-            <w:r>
-              <w:rPr>
-                <w:rFonts w:ascii="Times New Roman" w:hAnsi="Times New Roman" w:eastAsia="宋体"/>
-                <w:b w:val="0"/>
-                <w:sz w:val="18"/>
-              </w:rPr>
-            </w:r>
-          </w:p>
-        </w:tc>
-      </w:tr>
-      <w:tr>
-        <w:tc>
-          <w:tcPr>
-            <w:tcW w:type="dxa" w:w="3184"/>
-            <w:vAlign w:val="top"/>
-          </w:tcPr>
-          <w:p>
-            <w:pPr>
-              <w:spacing w:after="0"/>
-              <w:ind w:firstLine="0"/>
-            </w:pPr>
-            <w:r>
-              <w:rPr>
-                <w:rFonts w:ascii="Times New Roman" w:hAnsi="Times New Roman" w:eastAsia="宋体"/>
-                <w:b w:val="0"/>
-                <w:sz w:val="18"/>
-              </w:rPr>
-              <w:t>主机与机器人网络连通、DDS 配置正确</w:t>
-            </w:r>
-          </w:p>
-        </w:tc>
-        <w:tc>
-          <w:tcPr>
-            <w:tcW w:type="dxa" w:w="2830"/>
-            <w:vAlign w:val="top"/>
-          </w:tcPr>
-          <w:p>
-            <w:pPr>
-              <w:spacing w:after="0"/>
-              <w:ind w:firstLine="0"/>
-            </w:pPr>
-            <w:r>
-              <w:rPr>
-                <w:rFonts w:ascii="Times New Roman" w:hAnsi="Times New Roman" w:eastAsia="宋体"/>
-                <w:b w:val="0"/>
-                <w:sz w:val="18"/>
-              </w:rPr>
-              <w:t>▫</w:t>
-            </w:r>
-          </w:p>
-        </w:tc>
-        <w:tc>
-          <w:tcPr>
-            <w:tcW w:type="dxa" w:w="2831"/>
-            <w:vAlign w:val="top"/>
-          </w:tcPr>
-          <w:p>
-            <w:pPr>
-              <w:spacing w:after="0"/>
-              <w:ind w:firstLine="0"/>
-            </w:pPr>
-            <w:r>
-              <w:rPr>
-                <w:rFonts w:ascii="Times New Roman" w:hAnsi="Times New Roman" w:eastAsia="宋体"/>
-                <w:b w:val="0"/>
-                <w:sz w:val="18"/>
-              </w:rPr>
-            </w:r>
-          </w:p>
-        </w:tc>
-      </w:tr>
-      <w:tr>
-        <w:tc>
-          <w:tcPr>
-            <w:tcW w:type="dxa" w:w="3184"/>
-            <w:vAlign w:val="top"/>
-          </w:tcPr>
-          <w:p>
-            <w:pPr>
-              <w:spacing w:after="0"/>
-              <w:ind w:firstLine="0"/>
-            </w:pPr>
-            <w:r>
-              <w:rPr>
-                <w:rFonts w:ascii="Times New Roman" w:hAnsi="Times New Roman" w:eastAsia="宋体"/>
-                <w:b w:val="0"/>
-                <w:sz w:val="18"/>
-              </w:rPr>
-              <w:t>/scan、/odom、TF、/cmd_vel 正常</w:t>
-            </w:r>
-          </w:p>
-        </w:tc>
-        <w:tc>
-          <w:tcPr>
-            <w:tcW w:type="dxa" w:w="2830"/>
-            <w:vAlign w:val="top"/>
-          </w:tcPr>
-          <w:p>
-            <w:pPr>
-              <w:spacing w:after="0"/>
-              <w:ind w:firstLine="0"/>
-            </w:pPr>
-            <w:r>
-              <w:rPr>
-                <w:rFonts w:ascii="Times New Roman" w:hAnsi="Times New Roman" w:eastAsia="宋体"/>
-                <w:b w:val="0"/>
-                <w:sz w:val="18"/>
-              </w:rPr>
-              <w:t>▫</w:t>
-            </w:r>
-          </w:p>
-        </w:tc>
-        <w:tc>
-          <w:tcPr>
-            <w:tcW w:type="dxa" w:w="2831"/>
-            <w:vAlign w:val="top"/>
-          </w:tcPr>
-          <w:p>
-            <w:pPr>
-              <w:spacing w:after="0"/>
-              <w:ind w:firstLine="0"/>
-            </w:pPr>
-            <w:r>
-              <w:rPr>
-                <w:rFonts w:ascii="Times New Roman" w:hAnsi="Times New Roman" w:eastAsia="宋体"/>
-                <w:b w:val="0"/>
-                <w:sz w:val="18"/>
-              </w:rPr>
-            </w:r>
-          </w:p>
-        </w:tc>
-      </w:tr>
-      <w:tr>
-        <w:tc>
-          <w:tcPr>
-            <w:tcW w:type="dxa" w:w="3184"/>
-            <w:vAlign w:val="top"/>
-          </w:tcPr>
-          <w:p>
-            <w:pPr>
-              <w:spacing w:after="0"/>
-              <w:ind w:firstLine="0"/>
-            </w:pPr>
-            <w:r>
-              <w:rPr>
-                <w:rFonts w:ascii="Times New Roman" w:hAnsi="Times New Roman" w:eastAsia="宋体"/>
-                <w:b w:val="0"/>
-                <w:sz w:val="18"/>
-              </w:rPr>
-              <w:t>低速手动前进、后退、旋转和急停测试</w:t>
-            </w:r>
-          </w:p>
-        </w:tc>
-        <w:tc>
-          <w:tcPr>
-            <w:tcW w:type="dxa" w:w="2830"/>
-            <w:vAlign w:val="top"/>
-          </w:tcPr>
-          <w:p>
-            <w:pPr>
-              <w:spacing w:after="0"/>
-              <w:ind w:firstLine="0"/>
-            </w:pPr>
-            <w:r>
-              <w:rPr>
-                <w:rFonts w:ascii="Times New Roman" w:hAnsi="Times New Roman" w:eastAsia="宋体"/>
-                <w:b w:val="0"/>
-                <w:sz w:val="18"/>
-              </w:rPr>
-              <w:t>▫</w:t>
-            </w:r>
-          </w:p>
-        </w:tc>
-        <w:tc>
-          <w:tcPr>
-            <w:tcW w:type="dxa" w:w="2831"/>
-            <w:vAlign w:val="top"/>
-          </w:tcPr>
-          <w:p>
-            <w:pPr>
-              <w:spacing w:after="0"/>
-              <w:ind w:firstLine="0"/>
-            </w:pPr>
-            <w:r>
-              <w:rPr>
-                <w:rFonts w:ascii="Times New Roman" w:hAnsi="Times New Roman" w:eastAsia="宋体"/>
-                <w:b w:val="0"/>
-                <w:sz w:val="18"/>
-              </w:rPr>
-            </w:r>
-          </w:p>
-        </w:tc>
-      </w:tr>
-      <w:tr>
-        <w:tc>
-          <w:tcPr>
-            <w:tcW w:type="dxa" w:w="3184"/>
-            <w:vAlign w:val="top"/>
-          </w:tcPr>
-          <w:p>
-            <w:pPr>
-              <w:spacing w:after="0"/>
-              <w:ind w:firstLine="0"/>
-            </w:pPr>
-            <w:r>
-              <w:rPr>
-                <w:rFonts w:ascii="Times New Roman" w:hAnsi="Times New Roman" w:eastAsia="宋体"/>
-                <w:b w:val="0"/>
-                <w:sz w:val="18"/>
-              </w:rPr>
-              <w:t>地图保存并记录文件校验值</w:t>
-            </w:r>
-          </w:p>
-        </w:tc>
-        <w:tc>
-          <w:tcPr>
-            <w:tcW w:type="dxa" w:w="2830"/>
-            <w:vAlign w:val="top"/>
-          </w:tcPr>
-          <w:p>
-            <w:pPr>
-              <w:spacing w:after="0"/>
-              <w:ind w:firstLine="0"/>
-            </w:pPr>
-            <w:r>
-              <w:rPr>
-                <w:rFonts w:ascii="Times New Roman" w:hAnsi="Times New Roman" w:eastAsia="宋体"/>
-                <w:b w:val="0"/>
-                <w:sz w:val="18"/>
-              </w:rPr>
-              <w:t>▫</w:t>
-            </w:r>
-          </w:p>
-        </w:tc>
-        <w:tc>
-          <w:tcPr>
-            <w:tcW w:type="dxa" w:w="2831"/>
-            <w:vAlign w:val="top"/>
-          </w:tcPr>
-          <w:p>
-            <w:pPr>
-              <w:spacing w:after="0"/>
-              <w:ind w:firstLine="0"/>
-            </w:pPr>
-            <w:r>
-              <w:rPr>
-                <w:rFonts w:ascii="Times New Roman" w:hAnsi="Times New Roman" w:eastAsia="宋体"/>
-                <w:b w:val="0"/>
-                <w:sz w:val="18"/>
-              </w:rPr>
-            </w:r>
-          </w:p>
-        </w:tc>
-      </w:tr>
-      <w:tr>
-        <w:tc>
-          <w:tcPr>
-            <w:tcW w:type="dxa" w:w="3184"/>
-            <w:vAlign w:val="top"/>
-          </w:tcPr>
-          <w:p>
-            <w:pPr>
-              <w:spacing w:after="0"/>
-              <w:ind w:firstLine="0"/>
-            </w:pPr>
-            <w:r>
-              <w:rPr>
-                <w:rFonts w:ascii="Times New Roman" w:hAnsi="Times New Roman" w:eastAsia="宋体"/>
-                <w:b w:val="0"/>
-                <w:sz w:val="18"/>
-              </w:rPr>
-              <w:t>初始位姿、目标点和障碍物坐标记录</w:t>
-            </w:r>
-          </w:p>
-        </w:tc>
-        <w:tc>
-          <w:tcPr>
-            <w:tcW w:type="dxa" w:w="2830"/>
-            <w:vAlign w:val="top"/>
-          </w:tcPr>
-          <w:p>
-            <w:pPr>
-              <w:spacing w:after="0"/>
-              <w:ind w:firstLine="0"/>
-            </w:pPr>
-            <w:r>
-              <w:rPr>
-                <w:rFonts w:ascii="Times New Roman" w:hAnsi="Times New Roman" w:eastAsia="宋体"/>
-                <w:b w:val="0"/>
-                <w:sz w:val="18"/>
-              </w:rPr>
-              <w:t>▫</w:t>
-            </w:r>
-          </w:p>
-        </w:tc>
-        <w:tc>
-          <w:tcPr>
-            <w:tcW w:type="dxa" w:w="2831"/>
-            <w:vAlign w:val="top"/>
-          </w:tcPr>
-          <w:p>
-            <w:pPr>
-              <w:spacing w:after="0"/>
-              <w:ind w:firstLine="0"/>
-            </w:pPr>
-            <w:r>
-              <w:rPr>
-                <w:rFonts w:ascii="Times New Roman" w:hAnsi="Times New Roman" w:eastAsia="宋体"/>
-                <w:b w:val="0"/>
-                <w:sz w:val="18"/>
-              </w:rPr>
-            </w:r>
-          </w:p>
-        </w:tc>
-      </w:tr>
-      <w:tr>
-        <w:tc>
-          <w:tcPr>
-            <w:tcW w:type="dxa" w:w="3184"/>
-            <w:vAlign w:val="top"/>
-          </w:tcPr>
-          <w:p>
-            <w:pPr>
-              <w:spacing w:after="0"/>
-              <w:ind w:firstLine="0"/>
-            </w:pPr>
-            <w:r>
-              <w:rPr>
-                <w:rFonts w:ascii="Times New Roman" w:hAnsi="Times New Roman" w:eastAsia="宋体"/>
-                <w:b w:val="0"/>
-                <w:sz w:val="18"/>
-              </w:rPr>
-              <w:t>rosbag、终端日志、照片和视频同步开始</w:t>
-            </w:r>
-          </w:p>
-        </w:tc>
-        <w:tc>
-          <w:tcPr>
-            <w:tcW w:type="dxa" w:w="2830"/>
-            <w:vAlign w:val="top"/>
-          </w:tcPr>
-          <w:p>
-            <w:pPr>
-              <w:spacing w:after="0"/>
-              <w:ind w:firstLine="0"/>
-            </w:pPr>
-            <w:r>
-              <w:rPr>
-                <w:rFonts w:ascii="Times New Roman" w:hAnsi="Times New Roman" w:eastAsia="宋体"/>
-                <w:b w:val="0"/>
-                <w:sz w:val="18"/>
-              </w:rPr>
-              <w:t>▫</w:t>
-            </w:r>
-          </w:p>
-        </w:tc>
-        <w:tc>
-          <w:tcPr>
-            <w:tcW w:type="dxa" w:w="2831"/>
-            <w:vAlign w:val="top"/>
-          </w:tcPr>
-          <w:p>
-            <w:pPr>
-              <w:spacing w:after="0"/>
-              <w:ind w:firstLine="0"/>
-            </w:pPr>
-            <w:r>
-              <w:rPr>
-                <w:rFonts w:ascii="Times New Roman" w:hAnsi="Times New Roman" w:eastAsia="宋体"/>
-                <w:b w:val="0"/>
-                <w:sz w:val="18"/>
-              </w:rPr>
-            </w:r>
-          </w:p>
-        </w:tc>
-      </w:tr>
-      <w:tr>
-        <w:tc>
-          <w:tcPr>
-            <w:tcW w:type="dxa" w:w="3184"/>
-            <w:vAlign w:val="top"/>
-          </w:tcPr>
-          <w:p>
-            <w:pPr>
-              <w:spacing w:after="0"/>
-              <w:ind w:firstLine="0"/>
-            </w:pPr>
-            <w:r>
-              <w:rPr>
-                <w:rFonts w:ascii="Times New Roman" w:hAnsi="Times New Roman" w:eastAsia="宋体"/>
-                <w:b w:val="0"/>
-                <w:sz w:val="18"/>
-              </w:rPr>
-              <w:t>正式 action 执行并记录终态</w:t>
-            </w:r>
-          </w:p>
-        </w:tc>
-        <w:tc>
-          <w:tcPr>
-            <w:tcW w:type="dxa" w:w="2830"/>
-            <w:vAlign w:val="top"/>
-          </w:tcPr>
-          <w:p>
-            <w:pPr>
-              <w:spacing w:after="0"/>
-              <w:ind w:firstLine="0"/>
-            </w:pPr>
-            <w:r>
-              <w:rPr>
-                <w:rFonts w:ascii="Times New Roman" w:hAnsi="Times New Roman" w:eastAsia="宋体"/>
-                <w:b w:val="0"/>
-                <w:sz w:val="18"/>
-              </w:rPr>
-              <w:t>▫</w:t>
-            </w:r>
-          </w:p>
-        </w:tc>
-        <w:tc>
-          <w:tcPr>
-            <w:tcW w:type="dxa" w:w="2831"/>
-            <w:vAlign w:val="top"/>
-          </w:tcPr>
-          <w:p>
-            <w:pPr>
-              <w:spacing w:after="0"/>
-              <w:ind w:firstLine="0"/>
-            </w:pPr>
-            <w:r>
-              <w:rPr>
-                <w:rFonts w:ascii="Times New Roman" w:hAnsi="Times New Roman" w:eastAsia="宋体"/>
-                <w:b w:val="0"/>
-                <w:sz w:val="18"/>
-              </w:rPr>
-            </w:r>
-          </w:p>
-        </w:tc>
-      </w:tr>
-      <w:tr>
-        <w:tc>
-          <w:tcPr>
-            <w:tcW w:type="dxa" w:w="3184"/>
-            <w:vAlign w:val="top"/>
-          </w:tcPr>
-          <w:p>
-            <w:pPr>
-              <w:spacing w:after="0"/>
-              <w:ind w:firstLine="0"/>
-            </w:pPr>
-            <w:r>
-              <w:rPr>
-                <w:rFonts w:ascii="Times New Roman" w:hAnsi="Times New Roman" w:eastAsia="宋体"/>
-                <w:b w:val="0"/>
-                <w:sz w:val="18"/>
-              </w:rPr>
-              <w:t>最终误差、异常和人工接管记录</w:t>
-            </w:r>
-          </w:p>
-        </w:tc>
-        <w:tc>
-          <w:tcPr>
-            <w:tcW w:type="dxa" w:w="2830"/>
-            <w:vAlign w:val="top"/>
-          </w:tcPr>
-          <w:p>
-            <w:pPr>
-              <w:spacing w:after="0"/>
-              <w:ind w:firstLine="0"/>
-            </w:pPr>
-            <w:r>
-              <w:rPr>
-                <w:rFonts w:ascii="Times New Roman" w:hAnsi="Times New Roman" w:eastAsia="宋体"/>
-                <w:b w:val="0"/>
-                <w:sz w:val="18"/>
-              </w:rPr>
-              <w:t>▫</w:t>
-            </w:r>
-          </w:p>
-        </w:tc>
-        <w:tc>
-          <w:tcPr>
-            <w:tcW w:type="dxa" w:w="2831"/>
-            <w:vAlign w:val="top"/>
-          </w:tcPr>
-          <w:p>
-            <w:pPr>
-              <w:spacing w:after="0"/>
-              <w:ind w:firstLine="0"/>
-            </w:pPr>
-            <w:r>
-              <w:rPr>
-                <w:rFonts w:ascii="Times New Roman" w:hAnsi="Times New Roman" w:eastAsia="宋体"/>
-                <w:b w:val="0"/>
-                <w:sz w:val="18"/>
-              </w:rPr>
-            </w:r>
-          </w:p>
-        </w:tc>
-      </w:tr>
-    </w:tbl>
     <w:sectPr>
       <w:pgSz w:w="11906" w:h="16838"/>
       <w:pgMar w:top="1440" w:right="1800" w:bottom="1440" w:left="1800" w:header="851" w:footer="992" w:gutter="0"/>
@@ -12400,7 +9930,7 @@
     </w:lvl>
   </w:abstractNum>
   <w:abstractNum w:abstractNumId="6">
-    <w:nsid w:val="0474AFC8"/>
+    <w:nsid w:val="0345BF88"/>
     <w:multiLevelType w:val="multilevel"/>
     <w:lvl w:ilvl="0">
       <w:start w:val="1"/>
@@ -12617,36 +10147,6 @@
     </w:lvlOverride>
   </w:num>
   <w:num w:numId="10">
-    <w:abstractNumId w:val="6"/>
-    <w:lvlOverride w:ilvl="0">
-      <w:startOverride w:val="1"/>
-    </w:lvlOverride>
-    <w:lvlOverride w:ilvl="1">
-      <w:startOverride w:val="1"/>
-    </w:lvlOverride>
-    <w:lvlOverride w:ilvl="2">
-      <w:startOverride w:val="1"/>
-    </w:lvlOverride>
-    <w:lvlOverride w:ilvl="3">
-      <w:startOverride w:val="1"/>
-    </w:lvlOverride>
-    <w:lvlOverride w:ilvl="4">
-      <w:startOverride w:val="1"/>
-    </w:lvlOverride>
-    <w:lvlOverride w:ilvl="5">
-      <w:startOverride w:val="1"/>
-    </w:lvlOverride>
-    <w:lvlOverride w:ilvl="6">
-      <w:startOverride w:val="1"/>
-    </w:lvlOverride>
-    <w:lvlOverride w:ilvl="7">
-      <w:startOverride w:val="1"/>
-    </w:lvlOverride>
-    <w:lvlOverride w:ilvl="8">
-      <w:startOverride w:val="1"/>
-    </w:lvlOverride>
-  </w:num>
-  <w:num w:numId="11">
     <w:abstractNumId w:val="6"/>
     <w:lvlOverride w:ilvl="0">
       <w:startOverride w:val="1"/>
@@ -13194,43 +10694,6 @@
       <w:wordWrap w:val="off"/>
     </w:pPr>
   </w:style>
-  <w:style w:type="paragraph" w:styleId="Heading3">
-    <w:name w:val="heading 3"/>
-    <w:basedOn w:val="Normal"/>
-    <w:next w:val="Normal"/>
-    <w:link w:val="Heading3Char"/>
-    <w:uiPriority w:val="9"/>
-    <w:unhideWhenUsed/>
-    <w:qFormat/>
-    <w:rsid w:val="00FC693F"/>
-    <w:pPr>
-      <w:keepNext/>
-      <w:keepLines/>
-      <w:spacing w:before="160" w:after="80"/>
-      <w:ind w:firstLine="0"/>
-      <w:outlineLvl w:val="2"/>
-    </w:pPr>
-    <w:rPr>
-      <w:rFonts w:asciiTheme="majorHAnsi" w:eastAsiaTheme="majorEastAsia" w:hAnsiTheme="majorHAnsi" w:cstheme="majorBidi" w:ascii="Times New Roman" w:hAnsi="Times New Roman" w:eastAsia="宋体"/>
-      <w:b/>
-      <w:bCs/>
-      <w:color w:val="111827"/>
-      <w:sz w:val="21"/>
-    </w:rPr>
-  </w:style>
-  <w:style w:type="character" w:customStyle="1" w:styleId="Heading3Char">
-    <w:name w:val="Heading 3 Char"/>
-    <w:basedOn w:val="DefaultParagraphFont"/>
-    <w:link w:val="Heading3"/>
-    <w:uiPriority w:val="9"/>
-    <w:rsid w:val="00FC693F"/>
-    <w:rPr>
-      <w:rFonts w:asciiTheme="majorHAnsi" w:eastAsiaTheme="majorEastAsia" w:hAnsiTheme="majorHAnsi" w:cstheme="majorBidi"/>
-      <w:b/>
-      <w:bCs/>
-      <w:color w:val="4F81BD" w:themeColor="accent1"/>
-    </w:rPr>
-  </w:style>
 </w:styles>
 </file>
 
